--- a/summary数据库设计文档.docx
+++ b/summary数据库设计文档.docx
@@ -35,12 +35,14 @@
               <w:rPr>
                 <w:rFonts w:ascii="微软雅黑" w:eastAsia="微软雅黑" w:hAnsi="微软雅黑"/>
                 <w:b/>
+                <w:color w:val="000000" w:themeColor="text1"/>
               </w:rPr>
             </w:pPr>
             <w:r>
               <w:rPr>
                 <w:rFonts w:ascii="微软雅黑" w:eastAsia="微软雅黑" w:hAnsi="微软雅黑" w:hint="eastAsia"/>
                 <w:b/>
+                <w:color w:val="000000" w:themeColor="text1"/>
               </w:rPr>
               <w:t>序号</w:t>
             </w:r>
@@ -56,12 +58,14 @@
               <w:rPr>
                 <w:rFonts w:ascii="微软雅黑" w:eastAsia="微软雅黑" w:hAnsi="微软雅黑"/>
                 <w:b/>
+                <w:color w:val="000000" w:themeColor="text1"/>
               </w:rPr>
             </w:pPr>
             <w:r>
               <w:rPr>
                 <w:rFonts w:ascii="微软雅黑" w:eastAsia="微软雅黑" w:hAnsi="微软雅黑" w:hint="eastAsia"/>
                 <w:b/>
+                <w:color w:val="000000" w:themeColor="text1"/>
               </w:rPr>
               <w:t>版本号</w:t>
             </w:r>
@@ -77,12 +81,14 @@
               <w:rPr>
                 <w:rFonts w:ascii="微软雅黑" w:eastAsia="微软雅黑" w:hAnsi="微软雅黑"/>
                 <w:b/>
+                <w:color w:val="000000" w:themeColor="text1"/>
               </w:rPr>
             </w:pPr>
             <w:r>
               <w:rPr>
                 <w:rFonts w:ascii="微软雅黑" w:eastAsia="微软雅黑" w:hAnsi="微软雅黑" w:hint="eastAsia"/>
                 <w:b/>
+                <w:color w:val="000000" w:themeColor="text1"/>
               </w:rPr>
               <w:t>日期</w:t>
             </w:r>
@@ -98,12 +104,14 @@
               <w:rPr>
                 <w:rFonts w:ascii="微软雅黑" w:eastAsia="微软雅黑" w:hAnsi="微软雅黑"/>
                 <w:b/>
+                <w:color w:val="000000" w:themeColor="text1"/>
               </w:rPr>
             </w:pPr>
             <w:r>
               <w:rPr>
                 <w:rFonts w:ascii="微软雅黑" w:eastAsia="微软雅黑" w:hAnsi="微软雅黑" w:hint="eastAsia"/>
                 <w:b/>
+                <w:color w:val="000000" w:themeColor="text1"/>
               </w:rPr>
               <w:t>修改人</w:t>
             </w:r>
@@ -119,12 +127,14 @@
               <w:rPr>
                 <w:rFonts w:ascii="微软雅黑" w:eastAsia="微软雅黑" w:hAnsi="微软雅黑"/>
                 <w:b/>
+                <w:color w:val="000000" w:themeColor="text1"/>
               </w:rPr>
             </w:pPr>
             <w:r>
               <w:rPr>
                 <w:rFonts w:ascii="微软雅黑" w:eastAsia="微软雅黑" w:hAnsi="微软雅黑" w:hint="eastAsia"/>
                 <w:b/>
+                <w:color w:val="000000" w:themeColor="text1"/>
               </w:rPr>
               <w:t>描述</w:t>
             </w:r>
@@ -140,11 +150,13 @@
             <w:pPr>
               <w:rPr>
                 <w:rFonts w:ascii="微软雅黑" w:eastAsia="微软雅黑" w:hAnsi="微软雅黑"/>
+                <w:color w:val="000000" w:themeColor="text1"/>
               </w:rPr>
             </w:pPr>
             <w:r>
               <w:rPr>
                 <w:rFonts w:ascii="微软雅黑" w:eastAsia="微软雅黑" w:hAnsi="微软雅黑" w:hint="eastAsia"/>
+                <w:color w:val="000000" w:themeColor="text1"/>
               </w:rPr>
               <w:t>1</w:t>
             </w:r>
@@ -158,11 +170,13 @@
             <w:pPr>
               <w:rPr>
                 <w:rFonts w:ascii="微软雅黑" w:eastAsia="微软雅黑" w:hAnsi="微软雅黑"/>
+                <w:color w:val="000000" w:themeColor="text1"/>
               </w:rPr>
             </w:pPr>
             <w:r>
               <w:rPr>
                 <w:rFonts w:ascii="微软雅黑" w:eastAsia="微软雅黑" w:hAnsi="微软雅黑"/>
+                <w:color w:val="000000" w:themeColor="text1"/>
               </w:rPr>
               <w:t>1.0</w:t>
             </w:r>
@@ -176,17 +190,20 @@
             <w:pPr>
               <w:rPr>
                 <w:rFonts w:ascii="微软雅黑" w:eastAsia="微软雅黑" w:hAnsi="微软雅黑"/>
+                <w:color w:val="000000" w:themeColor="text1"/>
               </w:rPr>
             </w:pPr>
             <w:r>
               <w:rPr>
                 <w:rFonts w:ascii="微软雅黑" w:eastAsia="微软雅黑" w:hAnsi="微软雅黑" w:hint="eastAsia"/>
+                <w:color w:val="000000" w:themeColor="text1"/>
               </w:rPr>
               <w:t>20</w:t>
             </w:r>
             <w:r>
               <w:rPr>
                 <w:rFonts w:ascii="微软雅黑" w:eastAsia="微软雅黑" w:hAnsi="微软雅黑"/>
+                <w:color w:val="000000" w:themeColor="text1"/>
               </w:rPr>
               <w:t>21/2/9</w:t>
             </w:r>
@@ -200,6 +217,7 @@
             <w:pPr>
               <w:rPr>
                 <w:rFonts w:ascii="微软雅黑" w:eastAsia="微软雅黑" w:hAnsi="微软雅黑"/>
+                <w:color w:val="000000" w:themeColor="text1"/>
               </w:rPr>
             </w:pPr>
           </w:p>
@@ -212,11 +230,13 @@
             <w:pPr>
               <w:rPr>
                 <w:rFonts w:ascii="微软雅黑" w:eastAsia="微软雅黑" w:hAnsi="微软雅黑"/>
+                <w:color w:val="000000" w:themeColor="text1"/>
               </w:rPr>
             </w:pPr>
             <w:r>
               <w:rPr>
                 <w:rFonts w:ascii="微软雅黑" w:eastAsia="微软雅黑" w:hAnsi="微软雅黑" w:hint="eastAsia"/>
+                <w:color w:val="000000" w:themeColor="text1"/>
               </w:rPr>
               <w:t>新增</w:t>
             </w:r>
@@ -232,6 +252,7 @@
             <w:pPr>
               <w:rPr>
                 <w:rFonts w:ascii="微软雅黑" w:eastAsia="微软雅黑" w:hAnsi="微软雅黑"/>
+                <w:color w:val="000000" w:themeColor="text1"/>
               </w:rPr>
             </w:pPr>
           </w:p>
@@ -244,6 +265,7 @@
             <w:pPr>
               <w:rPr>
                 <w:rFonts w:ascii="微软雅黑" w:eastAsia="微软雅黑" w:hAnsi="微软雅黑"/>
+                <w:color w:val="000000" w:themeColor="text1"/>
               </w:rPr>
             </w:pPr>
           </w:p>
@@ -256,6 +278,7 @@
             <w:pPr>
               <w:rPr>
                 <w:rFonts w:ascii="微软雅黑" w:eastAsia="微软雅黑" w:hAnsi="微软雅黑"/>
+                <w:color w:val="000000" w:themeColor="text1"/>
               </w:rPr>
             </w:pPr>
           </w:p>
@@ -268,6 +291,7 @@
             <w:pPr>
               <w:rPr>
                 <w:rFonts w:ascii="微软雅黑" w:eastAsia="微软雅黑" w:hAnsi="微软雅黑"/>
+                <w:color w:val="000000" w:themeColor="text1"/>
               </w:rPr>
             </w:pPr>
           </w:p>
@@ -280,6 +304,7 @@
             <w:pPr>
               <w:rPr>
                 <w:rFonts w:ascii="微软雅黑" w:eastAsia="微软雅黑" w:hAnsi="微软雅黑"/>
+                <w:color w:val="000000" w:themeColor="text1"/>
                 <w:kern w:val="0"/>
                 <w:szCs w:val="21"/>
               </w:rPr>
@@ -296,6 +321,7 @@
             <w:pPr>
               <w:rPr>
                 <w:rFonts w:ascii="微软雅黑" w:eastAsia="微软雅黑" w:hAnsi="微软雅黑"/>
+                <w:color w:val="000000" w:themeColor="text1"/>
               </w:rPr>
             </w:pPr>
           </w:p>
@@ -308,6 +334,7 @@
             <w:pPr>
               <w:rPr>
                 <w:rFonts w:ascii="微软雅黑" w:eastAsia="微软雅黑" w:hAnsi="微软雅黑"/>
+                <w:color w:val="000000" w:themeColor="text1"/>
               </w:rPr>
             </w:pPr>
           </w:p>
@@ -320,6 +347,7 @@
             <w:pPr>
               <w:rPr>
                 <w:rFonts w:ascii="微软雅黑" w:eastAsia="微软雅黑" w:hAnsi="微软雅黑"/>
+                <w:color w:val="000000" w:themeColor="text1"/>
               </w:rPr>
             </w:pPr>
           </w:p>
@@ -332,6 +360,7 @@
             <w:pPr>
               <w:rPr>
                 <w:rFonts w:ascii="微软雅黑" w:eastAsia="微软雅黑" w:hAnsi="微软雅黑"/>
+                <w:color w:val="000000" w:themeColor="text1"/>
               </w:rPr>
             </w:pPr>
           </w:p>
@@ -344,6 +373,7 @@
             <w:pPr>
               <w:rPr>
                 <w:rFonts w:ascii="微软雅黑" w:eastAsia="微软雅黑" w:hAnsi="微软雅黑"/>
+                <w:color w:val="000000" w:themeColor="text1"/>
                 <w:kern w:val="0"/>
                 <w:szCs w:val="21"/>
               </w:rPr>
@@ -359,20 +389,30 @@
         <w:rPr>
           <w:b/>
           <w:bCs/>
+          <w:color w:val="000000" w:themeColor="text1"/>
           <w:kern w:val="44"/>
           <w:sz w:val="44"/>
           <w:szCs w:val="44"/>
         </w:rPr>
       </w:pPr>
       <w:r>
+        <w:rPr>
+          <w:color w:val="000000" w:themeColor="text1"/>
+        </w:rPr>
         <w:br w:type="page"/>
       </w:r>
     </w:p>
     <w:p>
       <w:pPr>
         <w:pStyle w:val="1"/>
+        <w:rPr>
+          <w:color w:val="000000" w:themeColor="text1"/>
+        </w:rPr>
       </w:pPr>
       <w:r>
+        <w:rPr>
+          <w:color w:val="000000" w:themeColor="text1"/>
+        </w:rPr>
         <w:lastRenderedPageBreak/>
         <w:t>数据实体属性</w:t>
       </w:r>
@@ -380,10 +420,14 @@
     <w:p>
       <w:pPr>
         <w:pStyle w:val="2"/>
+        <w:rPr>
+          <w:color w:val="000000" w:themeColor="text1"/>
+        </w:rPr>
       </w:pPr>
       <w:r>
         <w:rPr>
           <w:rFonts w:hint="eastAsia"/>
+          <w:color w:val="000000" w:themeColor="text1"/>
         </w:rPr>
         <w:t>任务表（task）</w:t>
       </w:r>
@@ -393,11 +437,13 @@
         <w:jc w:val="left"/>
         <w:rPr>
           <w:rFonts w:ascii="宋体" w:eastAsia="宋体" w:hAnsi="宋体"/>
+          <w:color w:val="000000" w:themeColor="text1"/>
         </w:rPr>
       </w:pPr>
       <w:r>
         <w:rPr>
           <w:rFonts w:ascii="宋体" w:eastAsia="宋体" w:hAnsi="宋体"/>
+          <w:color w:val="000000" w:themeColor="text1"/>
         </w:rPr>
         <w:t xml:space="preserve">    </w:t>
       </w:r>
@@ -434,11 +480,13 @@
               <w:jc w:val="left"/>
               <w:rPr>
                 <w:rFonts w:ascii="宋体" w:eastAsia="宋体" w:hAnsi="宋体"/>
-              </w:rPr>
-            </w:pPr>
-            <w:r>
-              <w:rPr>
-                <w:rFonts w:ascii="宋体" w:eastAsia="宋体" w:hAnsi="宋体" w:hint="eastAsia"/>
+                <w:color w:val="000000" w:themeColor="text1"/>
+              </w:rPr>
+            </w:pPr>
+            <w:r>
+              <w:rPr>
+                <w:rFonts w:ascii="宋体" w:eastAsia="宋体" w:hAnsi="宋体" w:hint="eastAsia"/>
+                <w:color w:val="000000" w:themeColor="text1"/>
               </w:rPr>
               <w:t>字段描述</w:t>
             </w:r>
@@ -454,11 +502,13 @@
               <w:jc w:val="left"/>
               <w:rPr>
                 <w:rFonts w:ascii="宋体" w:eastAsia="宋体" w:hAnsi="宋体"/>
-              </w:rPr>
-            </w:pPr>
-            <w:r>
-              <w:rPr>
-                <w:rFonts w:ascii="宋体" w:eastAsia="宋体" w:hAnsi="宋体" w:hint="eastAsia"/>
+                <w:color w:val="000000" w:themeColor="text1"/>
+              </w:rPr>
+            </w:pPr>
+            <w:r>
+              <w:rPr>
+                <w:rFonts w:ascii="宋体" w:eastAsia="宋体" w:hAnsi="宋体" w:hint="eastAsia"/>
+                <w:color w:val="000000" w:themeColor="text1"/>
               </w:rPr>
               <w:t>字段名</w:t>
             </w:r>
@@ -474,11 +524,13 @@
               <w:jc w:val="left"/>
               <w:rPr>
                 <w:rFonts w:ascii="宋体" w:eastAsia="宋体" w:hAnsi="宋体"/>
-              </w:rPr>
-            </w:pPr>
-            <w:r>
-              <w:rPr>
-                <w:rFonts w:ascii="宋体" w:eastAsia="宋体" w:hAnsi="宋体" w:hint="eastAsia"/>
+                <w:color w:val="000000" w:themeColor="text1"/>
+              </w:rPr>
+            </w:pPr>
+            <w:r>
+              <w:rPr>
+                <w:rFonts w:ascii="宋体" w:eastAsia="宋体" w:hAnsi="宋体" w:hint="eastAsia"/>
+                <w:color w:val="000000" w:themeColor="text1"/>
               </w:rPr>
               <w:t>类型</w:t>
             </w:r>
@@ -494,11 +546,13 @@
               <w:jc w:val="left"/>
               <w:rPr>
                 <w:rFonts w:ascii="宋体" w:eastAsia="宋体" w:hAnsi="宋体"/>
-              </w:rPr>
-            </w:pPr>
-            <w:r>
-              <w:rPr>
-                <w:rFonts w:ascii="宋体" w:eastAsia="宋体" w:hAnsi="宋体" w:hint="eastAsia"/>
+                <w:color w:val="000000" w:themeColor="text1"/>
+              </w:rPr>
+            </w:pPr>
+            <w:r>
+              <w:rPr>
+                <w:rFonts w:ascii="宋体" w:eastAsia="宋体" w:hAnsi="宋体" w:hint="eastAsia"/>
+                <w:color w:val="000000" w:themeColor="text1"/>
               </w:rPr>
               <w:t>主键</w:t>
             </w:r>
@@ -514,11 +568,13 @@
               <w:jc w:val="left"/>
               <w:rPr>
                 <w:rFonts w:ascii="宋体" w:eastAsia="宋体" w:hAnsi="宋体"/>
-              </w:rPr>
-            </w:pPr>
-            <w:r>
-              <w:rPr>
-                <w:rFonts w:ascii="宋体" w:eastAsia="宋体" w:hAnsi="宋体" w:hint="eastAsia"/>
+                <w:color w:val="000000" w:themeColor="text1"/>
+              </w:rPr>
+            </w:pPr>
+            <w:r>
+              <w:rPr>
+                <w:rFonts w:ascii="宋体" w:eastAsia="宋体" w:hAnsi="宋体" w:hint="eastAsia"/>
+                <w:color w:val="000000" w:themeColor="text1"/>
               </w:rPr>
               <w:t>说明</w:t>
             </w:r>
@@ -536,11 +592,13 @@
               <w:jc w:val="left"/>
               <w:rPr>
                 <w:rFonts w:ascii="宋体" w:eastAsia="宋体" w:hAnsi="宋体"/>
-              </w:rPr>
-            </w:pPr>
-            <w:r>
-              <w:rPr>
-                <w:rFonts w:ascii="宋体" w:eastAsia="宋体" w:hAnsi="宋体" w:hint="eastAsia"/>
+                <w:color w:val="000000" w:themeColor="text1"/>
+              </w:rPr>
+            </w:pPr>
+            <w:r>
+              <w:rPr>
+                <w:rFonts w:ascii="宋体" w:eastAsia="宋体" w:hAnsi="宋体" w:hint="eastAsia"/>
+                <w:color w:val="000000" w:themeColor="text1"/>
               </w:rPr>
               <w:t>任务id</w:t>
             </w:r>
@@ -556,20 +614,25 @@
               <w:jc w:val="left"/>
               <w:rPr>
                 <w:rFonts w:ascii="宋体" w:eastAsia="宋体" w:hAnsi="宋体"/>
-              </w:rPr>
-            </w:pPr>
-            <w:r>
-              <w:rPr>
-                <w:rFonts w:ascii="宋体" w:eastAsia="宋体" w:hAnsi="宋体" w:hint="eastAsia"/>
+                <w:color w:val="000000" w:themeColor="text1"/>
+              </w:rPr>
+            </w:pPr>
+            <w:proofErr w:type="spellStart"/>
+            <w:r>
+              <w:rPr>
+                <w:rFonts w:ascii="宋体" w:eastAsia="宋体" w:hAnsi="宋体" w:hint="eastAsia"/>
+                <w:color w:val="000000" w:themeColor="text1"/>
               </w:rPr>
               <w:t>task</w:t>
             </w:r>
             <w:r>
               <w:rPr>
                 <w:rFonts w:ascii="宋体" w:eastAsia="宋体" w:hAnsi="宋体"/>
+                <w:color w:val="000000" w:themeColor="text1"/>
               </w:rPr>
               <w:t>_id</w:t>
             </w:r>
+            <w:proofErr w:type="spellEnd"/>
           </w:p>
         </w:tc>
         <w:tc>
@@ -582,11 +645,13 @@
               <w:jc w:val="left"/>
               <w:rPr>
                 <w:rFonts w:ascii="宋体" w:eastAsia="宋体" w:hAnsi="宋体"/>
-              </w:rPr>
-            </w:pPr>
-            <w:r>
-              <w:rPr>
-                <w:rFonts w:ascii="宋体" w:eastAsia="宋体" w:hAnsi="宋体" w:hint="eastAsia"/>
+                <w:color w:val="000000" w:themeColor="text1"/>
+              </w:rPr>
+            </w:pPr>
+            <w:r>
+              <w:rPr>
+                <w:rFonts w:ascii="宋体" w:eastAsia="宋体" w:hAnsi="宋体" w:hint="eastAsia"/>
+                <w:color w:val="000000" w:themeColor="text1"/>
               </w:rPr>
               <w:t>integer</w:t>
             </w:r>
@@ -602,11 +667,13 @@
               <w:jc w:val="left"/>
               <w:rPr>
                 <w:rFonts w:ascii="宋体" w:eastAsia="宋体" w:hAnsi="宋体"/>
-              </w:rPr>
-            </w:pPr>
-            <w:r>
-              <w:rPr>
-                <w:rFonts w:ascii="宋体" w:eastAsia="宋体" w:hAnsi="宋体"/>
+                <w:color w:val="000000" w:themeColor="text1"/>
+              </w:rPr>
+            </w:pPr>
+            <w:r>
+              <w:rPr>
+                <w:rFonts w:ascii="宋体" w:eastAsia="宋体" w:hAnsi="宋体"/>
+                <w:color w:val="000000" w:themeColor="text1"/>
               </w:rPr>
               <w:t>Y</w:t>
             </w:r>
@@ -622,11 +689,13 @@
               <w:jc w:val="left"/>
               <w:rPr>
                 <w:rFonts w:ascii="宋体" w:eastAsia="宋体" w:hAnsi="宋体"/>
-              </w:rPr>
-            </w:pPr>
-            <w:r>
-              <w:rPr>
-                <w:rFonts w:ascii="宋体" w:eastAsia="宋体" w:hAnsi="宋体" w:hint="eastAsia"/>
+                <w:color w:val="000000" w:themeColor="text1"/>
+              </w:rPr>
+            </w:pPr>
+            <w:r>
+              <w:rPr>
+                <w:rFonts w:ascii="宋体" w:eastAsia="宋体" w:hAnsi="宋体" w:hint="eastAsia"/>
+                <w:color w:val="000000" w:themeColor="text1"/>
               </w:rPr>
               <w:t>递增</w:t>
             </w:r>
@@ -644,13 +713,13 @@
               <w:jc w:val="left"/>
               <w:rPr>
                 <w:rFonts w:ascii="宋体" w:eastAsia="宋体" w:hAnsi="宋体"/>
-                <w:color w:val="FF0000"/>
-              </w:rPr>
-            </w:pPr>
-            <w:r>
-              <w:rPr>
-                <w:rFonts w:ascii="宋体" w:eastAsia="宋体" w:hAnsi="宋体" w:hint="eastAsia"/>
-                <w:color w:val="FF0000"/>
+                <w:color w:val="000000" w:themeColor="text1"/>
+              </w:rPr>
+            </w:pPr>
+            <w:r>
+              <w:rPr>
+                <w:rFonts w:ascii="宋体" w:eastAsia="宋体" w:hAnsi="宋体" w:hint="eastAsia"/>
+                <w:color w:val="000000" w:themeColor="text1"/>
               </w:rPr>
               <w:t>分类</w:t>
             </w:r>
@@ -666,13 +735,13 @@
               <w:jc w:val="left"/>
               <w:rPr>
                 <w:rFonts w:ascii="宋体" w:eastAsia="宋体" w:hAnsi="宋体"/>
-                <w:color w:val="FF0000"/>
-              </w:rPr>
-            </w:pPr>
-            <w:r>
-              <w:rPr>
-                <w:rFonts w:ascii="宋体" w:eastAsia="宋体" w:hAnsi="宋体"/>
-                <w:color w:val="FF0000"/>
+                <w:color w:val="000000" w:themeColor="text1"/>
+              </w:rPr>
+            </w:pPr>
+            <w:r>
+              <w:rPr>
+                <w:rFonts w:ascii="宋体" w:eastAsia="宋体" w:hAnsi="宋体"/>
+                <w:color w:val="000000" w:themeColor="text1"/>
               </w:rPr>
               <w:t>type</w:t>
             </w:r>
@@ -688,15 +757,24 @@
               <w:jc w:val="left"/>
               <w:rPr>
                 <w:rFonts w:ascii="宋体" w:eastAsia="宋体" w:hAnsi="宋体"/>
-                <w:color w:val="FF0000"/>
-              </w:rPr>
-            </w:pPr>
-            <w:r>
-              <w:rPr>
-                <w:rFonts w:ascii="宋体" w:eastAsia="宋体" w:hAnsi="宋体"/>
-                <w:color w:val="FF0000"/>
-              </w:rPr>
-              <w:t>varchar(20)</w:t>
+                <w:color w:val="000000" w:themeColor="text1"/>
+              </w:rPr>
+            </w:pPr>
+            <w:proofErr w:type="gramStart"/>
+            <w:r>
+              <w:rPr>
+                <w:rFonts w:ascii="宋体" w:eastAsia="宋体" w:hAnsi="宋体"/>
+                <w:color w:val="000000" w:themeColor="text1"/>
+              </w:rPr>
+              <w:t>varchar(</w:t>
+            </w:r>
+            <w:proofErr w:type="gramEnd"/>
+            <w:r>
+              <w:rPr>
+                <w:rFonts w:ascii="宋体" w:eastAsia="宋体" w:hAnsi="宋体"/>
+                <w:color w:val="000000" w:themeColor="text1"/>
+              </w:rPr>
+              <w:t>20)</w:t>
             </w:r>
           </w:p>
         </w:tc>
@@ -710,7 +788,7 @@
               <w:jc w:val="left"/>
               <w:rPr>
                 <w:rFonts w:ascii="宋体" w:eastAsia="宋体" w:hAnsi="宋体"/>
-                <w:color w:val="FF0000"/>
+                <w:color w:val="000000" w:themeColor="text1"/>
               </w:rPr>
             </w:pPr>
           </w:p>
@@ -725,16 +803,9 @@
               <w:jc w:val="left"/>
               <w:rPr>
                 <w:rFonts w:ascii="宋体" w:eastAsia="宋体" w:hAnsi="宋体"/>
-                <w:color w:val="FF0000"/>
-              </w:rPr>
-            </w:pPr>
-            <w:r>
-              <w:rPr>
-                <w:rFonts w:ascii="宋体" w:eastAsia="宋体" w:hAnsi="宋体" w:hint="eastAsia"/>
-                <w:color w:val="FF0000"/>
-              </w:rPr>
-              <w:t>改成type</w:t>
-            </w:r>
+                <w:color w:val="000000" w:themeColor="text1"/>
+              </w:rPr>
+            </w:pPr>
           </w:p>
         </w:tc>
       </w:tr>
@@ -749,13 +820,13 @@
               <w:jc w:val="left"/>
               <w:rPr>
                 <w:rFonts w:ascii="宋体" w:eastAsia="宋体" w:hAnsi="宋体"/>
-                <w:color w:val="FF0000"/>
-              </w:rPr>
-            </w:pPr>
-            <w:r>
-              <w:rPr>
-                <w:rFonts w:ascii="宋体" w:eastAsia="宋体" w:hAnsi="宋体" w:hint="eastAsia"/>
-                <w:color w:val="FF0000"/>
+                <w:color w:val="000000" w:themeColor="text1"/>
+              </w:rPr>
+            </w:pPr>
+            <w:r>
+              <w:rPr>
+                <w:rFonts w:ascii="宋体" w:eastAsia="宋体" w:hAnsi="宋体" w:hint="eastAsia"/>
+                <w:color w:val="000000" w:themeColor="text1"/>
               </w:rPr>
               <w:t>二级分类</w:t>
             </w:r>
@@ -771,23 +842,25 @@
               <w:jc w:val="left"/>
               <w:rPr>
                 <w:rFonts w:ascii="宋体" w:eastAsia="宋体" w:hAnsi="宋体"/>
-                <w:color w:val="FF0000"/>
-              </w:rPr>
-            </w:pPr>
-            <w:r>
-              <w:rPr>
-                <w:rFonts w:ascii="宋体" w:eastAsia="宋体" w:hAnsi="宋体"/>
-                <w:color w:val="FF0000"/>
+                <w:color w:val="000000" w:themeColor="text1"/>
+              </w:rPr>
+            </w:pPr>
+            <w:proofErr w:type="spellStart"/>
+            <w:r>
+              <w:rPr>
+                <w:rFonts w:ascii="宋体" w:eastAsia="宋体" w:hAnsi="宋体"/>
+                <w:color w:val="000000" w:themeColor="text1"/>
               </w:rPr>
               <w:t>sub</w:t>
             </w:r>
             <w:r>
               <w:rPr>
                 <w:rFonts w:ascii="宋体" w:eastAsia="宋体" w:hAnsi="宋体"/>
-                <w:color w:val="FF0000"/>
+                <w:color w:val="000000" w:themeColor="text1"/>
               </w:rPr>
               <w:t>_type</w:t>
             </w:r>
+            <w:proofErr w:type="spellEnd"/>
           </w:p>
         </w:tc>
         <w:tc>
@@ -800,15 +873,24 @@
               <w:jc w:val="left"/>
               <w:rPr>
                 <w:rFonts w:ascii="宋体" w:eastAsia="宋体" w:hAnsi="宋体"/>
-                <w:color w:val="FF0000"/>
-              </w:rPr>
-            </w:pPr>
-            <w:r>
-              <w:rPr>
-                <w:rFonts w:ascii="宋体" w:eastAsia="宋体" w:hAnsi="宋体"/>
-                <w:color w:val="FF0000"/>
-              </w:rPr>
-              <w:t>varchar(20)</w:t>
+                <w:color w:val="000000" w:themeColor="text1"/>
+              </w:rPr>
+            </w:pPr>
+            <w:proofErr w:type="gramStart"/>
+            <w:r>
+              <w:rPr>
+                <w:rFonts w:ascii="宋体" w:eastAsia="宋体" w:hAnsi="宋体"/>
+                <w:color w:val="000000" w:themeColor="text1"/>
+              </w:rPr>
+              <w:t>varchar(</w:t>
+            </w:r>
+            <w:proofErr w:type="gramEnd"/>
+            <w:r>
+              <w:rPr>
+                <w:rFonts w:ascii="宋体" w:eastAsia="宋体" w:hAnsi="宋体"/>
+                <w:color w:val="000000" w:themeColor="text1"/>
+              </w:rPr>
+              <w:t>20)</w:t>
             </w:r>
           </w:p>
         </w:tc>
@@ -822,7 +904,7 @@
               <w:jc w:val="left"/>
               <w:rPr>
                 <w:rFonts w:ascii="宋体" w:eastAsia="宋体" w:hAnsi="宋体"/>
-                <w:color w:val="FF0000"/>
+                <w:color w:val="000000" w:themeColor="text1"/>
               </w:rPr>
             </w:pPr>
           </w:p>
@@ -837,23 +919,9 @@
               <w:jc w:val="left"/>
               <w:rPr>
                 <w:rFonts w:ascii="宋体" w:eastAsia="宋体" w:hAnsi="宋体"/>
-                <w:color w:val="FF0000"/>
-              </w:rPr>
-            </w:pPr>
-            <w:r>
-              <w:rPr>
-                <w:rFonts w:ascii="宋体" w:eastAsia="宋体" w:hAnsi="宋体" w:hint="eastAsia"/>
-                <w:color w:val="FF0000"/>
-              </w:rPr>
-              <w:t>改为sub_</w:t>
-            </w:r>
-            <w:r>
-              <w:rPr>
-                <w:rFonts w:ascii="宋体" w:eastAsia="宋体" w:hAnsi="宋体"/>
-                <w:color w:val="FF0000"/>
-              </w:rPr>
-              <w:t>type</w:t>
-            </w:r>
+                <w:color w:val="000000" w:themeColor="text1"/>
+              </w:rPr>
+            </w:pPr>
           </w:p>
         </w:tc>
       </w:tr>
@@ -868,13 +936,13 @@
               <w:jc w:val="left"/>
               <w:rPr>
                 <w:rFonts w:ascii="宋体" w:eastAsia="宋体" w:hAnsi="宋体"/>
-                <w:color w:val="FF0000"/>
-              </w:rPr>
-            </w:pPr>
-            <w:r>
-              <w:rPr>
-                <w:rFonts w:ascii="宋体" w:eastAsia="宋体" w:hAnsi="宋体" w:hint="eastAsia"/>
-                <w:color w:val="FF0000"/>
+                <w:color w:val="000000" w:themeColor="text1"/>
+              </w:rPr>
+            </w:pPr>
+            <w:r>
+              <w:rPr>
+                <w:rFonts w:ascii="宋体" w:eastAsia="宋体" w:hAnsi="宋体" w:hint="eastAsia"/>
+                <w:color w:val="000000" w:themeColor="text1"/>
               </w:rPr>
               <w:t>任务名称</w:t>
             </w:r>
@@ -890,16 +958,18 @@
               <w:jc w:val="left"/>
               <w:rPr>
                 <w:rFonts w:ascii="宋体" w:eastAsia="宋体" w:hAnsi="宋体"/>
-                <w:color w:val="FF0000"/>
-              </w:rPr>
-            </w:pPr>
-            <w:r>
-              <w:rPr>
-                <w:rFonts w:ascii="宋体" w:eastAsia="宋体" w:hAnsi="宋体"/>
-                <w:color w:val="FF0000"/>
+                <w:color w:val="000000" w:themeColor="text1"/>
+              </w:rPr>
+            </w:pPr>
+            <w:proofErr w:type="spellStart"/>
+            <w:r>
+              <w:rPr>
+                <w:rFonts w:ascii="宋体" w:eastAsia="宋体" w:hAnsi="宋体"/>
+                <w:color w:val="000000" w:themeColor="text1"/>
               </w:rPr>
               <w:t>task_name</w:t>
             </w:r>
+            <w:proofErr w:type="spellEnd"/>
           </w:p>
         </w:tc>
         <w:tc>
@@ -912,22 +982,31 @@
               <w:jc w:val="left"/>
               <w:rPr>
                 <w:rFonts w:ascii="宋体" w:eastAsia="宋体" w:hAnsi="宋体"/>
-                <w:color w:val="FF0000"/>
-              </w:rPr>
-            </w:pPr>
-            <w:r>
-              <w:rPr>
-                <w:rFonts w:ascii="宋体" w:eastAsia="宋体" w:hAnsi="宋体" w:hint="eastAsia"/>
-                <w:color w:val="FF0000"/>
+                <w:color w:val="000000" w:themeColor="text1"/>
+              </w:rPr>
+            </w:pPr>
+            <w:proofErr w:type="gramStart"/>
+            <w:r>
+              <w:rPr>
+                <w:rFonts w:ascii="宋体" w:eastAsia="宋体" w:hAnsi="宋体" w:hint="eastAsia"/>
+                <w:color w:val="000000" w:themeColor="text1"/>
               </w:rPr>
               <w:t>varchar</w:t>
             </w:r>
             <w:r>
               <w:rPr>
                 <w:rFonts w:ascii="宋体" w:eastAsia="宋体" w:hAnsi="宋体"/>
-                <w:color w:val="FF0000"/>
-              </w:rPr>
-              <w:t>(100)</w:t>
+                <w:color w:val="000000" w:themeColor="text1"/>
+              </w:rPr>
+              <w:t>(</w:t>
+            </w:r>
+            <w:proofErr w:type="gramEnd"/>
+            <w:r>
+              <w:rPr>
+                <w:rFonts w:ascii="宋体" w:eastAsia="宋体" w:hAnsi="宋体"/>
+                <w:color w:val="000000" w:themeColor="text1"/>
+              </w:rPr>
+              <w:t>100)</w:t>
             </w:r>
           </w:p>
         </w:tc>
@@ -941,7 +1020,7 @@
               <w:jc w:val="left"/>
               <w:rPr>
                 <w:rFonts w:ascii="宋体" w:eastAsia="宋体" w:hAnsi="宋体"/>
-                <w:color w:val="FF0000"/>
+                <w:color w:val="000000" w:themeColor="text1"/>
               </w:rPr>
             </w:pPr>
           </w:p>
@@ -956,30 +1035,9 @@
               <w:jc w:val="left"/>
               <w:rPr>
                 <w:rFonts w:ascii="宋体" w:eastAsia="宋体" w:hAnsi="宋体"/>
-                <w:color w:val="FF0000"/>
-              </w:rPr>
-            </w:pPr>
-            <w:r>
-              <w:rPr>
-                <w:rFonts w:ascii="宋体" w:eastAsia="宋体" w:hAnsi="宋体" w:hint="eastAsia"/>
-                <w:color w:val="FF0000"/>
-              </w:rPr>
-              <w:t>改为task</w:t>
-            </w:r>
-            <w:r>
-              <w:rPr>
-                <w:rFonts w:ascii="宋体" w:eastAsia="宋体" w:hAnsi="宋体"/>
-                <w:color w:val="FF0000"/>
-              </w:rPr>
-              <w:t>_</w:t>
-            </w:r>
-            <w:r>
-              <w:rPr>
-                <w:rFonts w:ascii="宋体" w:eastAsia="宋体" w:hAnsi="宋体" w:hint="eastAsia"/>
-                <w:color w:val="FF0000"/>
-              </w:rPr>
-              <w:t>name</w:t>
-            </w:r>
+                <w:color w:val="000000" w:themeColor="text1"/>
+              </w:rPr>
+            </w:pPr>
           </w:p>
         </w:tc>
       </w:tr>
@@ -994,11 +1052,13 @@
               <w:jc w:val="left"/>
               <w:rPr>
                 <w:rFonts w:ascii="宋体" w:eastAsia="宋体" w:hAnsi="宋体"/>
-              </w:rPr>
-            </w:pPr>
-            <w:r>
-              <w:rPr>
-                <w:rFonts w:ascii="宋体" w:eastAsia="宋体" w:hAnsi="宋体" w:hint="eastAsia"/>
+                <w:color w:val="000000" w:themeColor="text1"/>
+              </w:rPr>
+            </w:pPr>
+            <w:r>
+              <w:rPr>
+                <w:rFonts w:ascii="宋体" w:eastAsia="宋体" w:hAnsi="宋体" w:hint="eastAsia"/>
+                <w:color w:val="000000" w:themeColor="text1"/>
               </w:rPr>
               <w:t>添加时间</w:t>
             </w:r>
@@ -1014,14 +1074,18 @@
               <w:jc w:val="left"/>
               <w:rPr>
                 <w:rFonts w:ascii="宋体" w:eastAsia="宋体" w:hAnsi="宋体"/>
-              </w:rPr>
-            </w:pPr>
-            <w:r>
-              <w:rPr>
-                <w:rFonts w:ascii="宋体" w:eastAsia="宋体" w:hAnsi="宋体"/>
+                <w:color w:val="000000" w:themeColor="text1"/>
+              </w:rPr>
+            </w:pPr>
+            <w:proofErr w:type="spellStart"/>
+            <w:r>
+              <w:rPr>
+                <w:rFonts w:ascii="宋体" w:eastAsia="宋体" w:hAnsi="宋体"/>
+                <w:color w:val="000000" w:themeColor="text1"/>
               </w:rPr>
               <w:t>stime</w:t>
             </w:r>
+            <w:proofErr w:type="spellEnd"/>
           </w:p>
         </w:tc>
         <w:tc>
@@ -1034,11 +1098,13 @@
               <w:jc w:val="left"/>
               <w:rPr>
                 <w:rFonts w:ascii="宋体" w:eastAsia="宋体" w:hAnsi="宋体"/>
-              </w:rPr>
-            </w:pPr>
-            <w:r>
-              <w:rPr>
-                <w:rFonts w:ascii="宋体" w:eastAsia="宋体" w:hAnsi="宋体"/>
+                <w:color w:val="000000" w:themeColor="text1"/>
+              </w:rPr>
+            </w:pPr>
+            <w:r>
+              <w:rPr>
+                <w:rFonts w:ascii="宋体" w:eastAsia="宋体" w:hAnsi="宋体"/>
+                <w:color w:val="000000" w:themeColor="text1"/>
               </w:rPr>
               <w:t>datetime</w:t>
             </w:r>
@@ -1054,6 +1120,7 @@
               <w:jc w:val="left"/>
               <w:rPr>
                 <w:rFonts w:ascii="宋体" w:eastAsia="宋体" w:hAnsi="宋体"/>
+                <w:color w:val="000000" w:themeColor="text1"/>
               </w:rPr>
             </w:pPr>
           </w:p>
@@ -1068,17 +1135,20 @@
               <w:jc w:val="left"/>
               <w:rPr>
                 <w:rFonts w:ascii="宋体" w:eastAsia="宋体" w:hAnsi="宋体"/>
-              </w:rPr>
-            </w:pPr>
-            <w:r>
-              <w:rPr>
-                <w:rFonts w:ascii="宋体" w:eastAsia="宋体" w:hAnsi="宋体" w:hint="eastAsia"/>
+                <w:color w:val="000000" w:themeColor="text1"/>
+              </w:rPr>
+            </w:pPr>
+            <w:r>
+              <w:rPr>
+                <w:rFonts w:ascii="宋体" w:eastAsia="宋体" w:hAnsi="宋体" w:hint="eastAsia"/>
+                <w:color w:val="000000" w:themeColor="text1"/>
               </w:rPr>
               <w:t>默认now(</w:t>
             </w:r>
             <w:r>
               <w:rPr>
                 <w:rFonts w:ascii="宋体" w:eastAsia="宋体" w:hAnsi="宋体"/>
+                <w:color w:val="000000" w:themeColor="text1"/>
               </w:rPr>
               <w:t>)</w:t>
             </w:r>
@@ -1096,11 +1166,13 @@
               <w:jc w:val="left"/>
               <w:rPr>
                 <w:rFonts w:ascii="宋体" w:eastAsia="宋体" w:hAnsi="宋体"/>
-              </w:rPr>
-            </w:pPr>
-            <w:r>
-              <w:rPr>
-                <w:rFonts w:ascii="宋体" w:eastAsia="宋体" w:hAnsi="宋体" w:hint="eastAsia"/>
+                <w:color w:val="000000" w:themeColor="text1"/>
+              </w:rPr>
+            </w:pPr>
+            <w:r>
+              <w:rPr>
+                <w:rFonts w:ascii="宋体" w:eastAsia="宋体" w:hAnsi="宋体" w:hint="eastAsia"/>
+                <w:color w:val="000000" w:themeColor="text1"/>
               </w:rPr>
               <w:t>预计结束时间</w:t>
             </w:r>
@@ -1116,14 +1188,18 @@
               <w:jc w:val="left"/>
               <w:rPr>
                 <w:rFonts w:ascii="宋体" w:eastAsia="宋体" w:hAnsi="宋体"/>
-              </w:rPr>
-            </w:pPr>
-            <w:r>
-              <w:rPr>
-                <w:rFonts w:ascii="宋体" w:eastAsia="宋体" w:hAnsi="宋体"/>
+                <w:color w:val="000000" w:themeColor="text1"/>
+              </w:rPr>
+            </w:pPr>
+            <w:proofErr w:type="spellStart"/>
+            <w:r>
+              <w:rPr>
+                <w:rFonts w:ascii="宋体" w:eastAsia="宋体" w:hAnsi="宋体"/>
+                <w:color w:val="000000" w:themeColor="text1"/>
               </w:rPr>
               <w:t>etime</w:t>
             </w:r>
+            <w:proofErr w:type="spellEnd"/>
           </w:p>
         </w:tc>
         <w:tc>
@@ -1136,11 +1212,13 @@
               <w:jc w:val="left"/>
               <w:rPr>
                 <w:rFonts w:ascii="宋体" w:eastAsia="宋体" w:hAnsi="宋体"/>
-              </w:rPr>
-            </w:pPr>
-            <w:r>
-              <w:rPr>
-                <w:rFonts w:ascii="宋体" w:eastAsia="宋体" w:hAnsi="宋体"/>
+                <w:color w:val="000000" w:themeColor="text1"/>
+              </w:rPr>
+            </w:pPr>
+            <w:r>
+              <w:rPr>
+                <w:rFonts w:ascii="宋体" w:eastAsia="宋体" w:hAnsi="宋体"/>
+                <w:color w:val="000000" w:themeColor="text1"/>
               </w:rPr>
               <w:t>datetime</w:t>
             </w:r>
@@ -1156,6 +1234,7 @@
               <w:jc w:val="left"/>
               <w:rPr>
                 <w:rFonts w:ascii="宋体" w:eastAsia="宋体" w:hAnsi="宋体"/>
+                <w:color w:val="000000" w:themeColor="text1"/>
               </w:rPr>
             </w:pPr>
           </w:p>
@@ -1170,6 +1249,7 @@
               <w:jc w:val="left"/>
               <w:rPr>
                 <w:rFonts w:ascii="宋体" w:eastAsia="宋体" w:hAnsi="宋体"/>
+                <w:color w:val="000000" w:themeColor="text1"/>
               </w:rPr>
             </w:pPr>
           </w:p>
@@ -1186,11 +1266,13 @@
               <w:jc w:val="left"/>
               <w:rPr>
                 <w:rFonts w:ascii="宋体" w:eastAsia="宋体" w:hAnsi="宋体"/>
-              </w:rPr>
-            </w:pPr>
-            <w:r>
-              <w:rPr>
-                <w:rFonts w:ascii="宋体" w:eastAsia="宋体" w:hAnsi="宋体" w:hint="eastAsia"/>
+                <w:color w:val="000000" w:themeColor="text1"/>
+              </w:rPr>
+            </w:pPr>
+            <w:r>
+              <w:rPr>
+                <w:rFonts w:ascii="宋体" w:eastAsia="宋体" w:hAnsi="宋体" w:hint="eastAsia"/>
+                <w:color w:val="000000" w:themeColor="text1"/>
               </w:rPr>
               <w:t>完成时间</w:t>
             </w:r>
@@ -1206,20 +1288,25 @@
               <w:jc w:val="left"/>
               <w:rPr>
                 <w:rFonts w:ascii="宋体" w:eastAsia="宋体" w:hAnsi="宋体"/>
-              </w:rPr>
-            </w:pPr>
-            <w:r>
-              <w:rPr>
-                <w:rFonts w:ascii="宋体" w:eastAsia="宋体" w:hAnsi="宋体" w:hint="eastAsia"/>
+                <w:color w:val="000000" w:themeColor="text1"/>
+              </w:rPr>
+            </w:pPr>
+            <w:proofErr w:type="spellStart"/>
+            <w:r>
+              <w:rPr>
+                <w:rFonts w:ascii="宋体" w:eastAsia="宋体" w:hAnsi="宋体" w:hint="eastAsia"/>
+                <w:color w:val="000000" w:themeColor="text1"/>
               </w:rPr>
               <w:t>f</w:t>
             </w:r>
             <w:r>
               <w:rPr>
                 <w:rFonts w:ascii="宋体" w:eastAsia="宋体" w:hAnsi="宋体"/>
+                <w:color w:val="000000" w:themeColor="text1"/>
               </w:rPr>
               <w:t>time</w:t>
             </w:r>
+            <w:proofErr w:type="spellEnd"/>
           </w:p>
         </w:tc>
         <w:tc>
@@ -1232,11 +1319,13 @@
               <w:jc w:val="left"/>
               <w:rPr>
                 <w:rFonts w:ascii="宋体" w:eastAsia="宋体" w:hAnsi="宋体"/>
-              </w:rPr>
-            </w:pPr>
-            <w:r>
-              <w:rPr>
-                <w:rFonts w:ascii="宋体" w:eastAsia="宋体" w:hAnsi="宋体"/>
+                <w:color w:val="000000" w:themeColor="text1"/>
+              </w:rPr>
+            </w:pPr>
+            <w:r>
+              <w:rPr>
+                <w:rFonts w:ascii="宋体" w:eastAsia="宋体" w:hAnsi="宋体"/>
+                <w:color w:val="000000" w:themeColor="text1"/>
               </w:rPr>
               <w:t>datetime</w:t>
             </w:r>
@@ -1252,6 +1341,7 @@
               <w:jc w:val="left"/>
               <w:rPr>
                 <w:rFonts w:ascii="宋体" w:eastAsia="宋体" w:hAnsi="宋体"/>
+                <w:color w:val="000000" w:themeColor="text1"/>
               </w:rPr>
             </w:pPr>
           </w:p>
@@ -1266,6 +1356,7 @@
               <w:jc w:val="left"/>
               <w:rPr>
                 <w:rFonts w:ascii="宋体" w:eastAsia="宋体" w:hAnsi="宋体"/>
+                <w:color w:val="000000" w:themeColor="text1"/>
               </w:rPr>
             </w:pPr>
           </w:p>
@@ -1282,11 +1373,13 @@
               <w:jc w:val="left"/>
               <w:rPr>
                 <w:rFonts w:ascii="宋体" w:eastAsia="宋体" w:hAnsi="宋体"/>
-              </w:rPr>
-            </w:pPr>
-            <w:r>
-              <w:rPr>
-                <w:rFonts w:ascii="宋体" w:eastAsia="宋体" w:hAnsi="宋体" w:hint="eastAsia"/>
+                <w:color w:val="000000" w:themeColor="text1"/>
+              </w:rPr>
+            </w:pPr>
+            <w:r>
+              <w:rPr>
+                <w:rFonts w:ascii="宋体" w:eastAsia="宋体" w:hAnsi="宋体" w:hint="eastAsia"/>
+                <w:color w:val="000000" w:themeColor="text1"/>
               </w:rPr>
               <w:t>是否完成</w:t>
             </w:r>
@@ -1302,20 +1395,25 @@
               <w:jc w:val="left"/>
               <w:rPr>
                 <w:rFonts w:ascii="宋体" w:eastAsia="宋体" w:hAnsi="宋体"/>
-              </w:rPr>
-            </w:pPr>
-            <w:r>
-              <w:rPr>
-                <w:rFonts w:ascii="宋体" w:eastAsia="宋体" w:hAnsi="宋体" w:hint="eastAsia"/>
+                <w:color w:val="000000" w:themeColor="text1"/>
+              </w:rPr>
+            </w:pPr>
+            <w:proofErr w:type="spellStart"/>
+            <w:r>
+              <w:rPr>
+                <w:rFonts w:ascii="宋体" w:eastAsia="宋体" w:hAnsi="宋体" w:hint="eastAsia"/>
+                <w:color w:val="000000" w:themeColor="text1"/>
               </w:rPr>
               <w:t>i</w:t>
             </w:r>
             <w:r>
               <w:rPr>
                 <w:rFonts w:ascii="宋体" w:eastAsia="宋体" w:hAnsi="宋体"/>
+                <w:color w:val="000000" w:themeColor="text1"/>
               </w:rPr>
               <w:t>sfinish</w:t>
             </w:r>
+            <w:proofErr w:type="spellEnd"/>
           </w:p>
         </w:tc>
         <w:tc>
@@ -1328,17 +1426,20 @@
               <w:jc w:val="left"/>
               <w:rPr>
                 <w:rFonts w:ascii="宋体" w:eastAsia="宋体" w:hAnsi="宋体"/>
-              </w:rPr>
-            </w:pPr>
-            <w:r>
-              <w:rPr>
-                <w:rFonts w:ascii="宋体" w:eastAsia="宋体" w:hAnsi="宋体" w:hint="eastAsia"/>
+                <w:color w:val="000000" w:themeColor="text1"/>
+              </w:rPr>
+            </w:pPr>
+            <w:r>
+              <w:rPr>
+                <w:rFonts w:ascii="宋体" w:eastAsia="宋体" w:hAnsi="宋体" w:hint="eastAsia"/>
+                <w:color w:val="000000" w:themeColor="text1"/>
               </w:rPr>
               <w:t>i</w:t>
             </w:r>
             <w:r>
               <w:rPr>
                 <w:rFonts w:ascii="宋体" w:eastAsia="宋体" w:hAnsi="宋体"/>
+                <w:color w:val="000000" w:themeColor="text1"/>
               </w:rPr>
               <w:t>nt</w:t>
             </w:r>
@@ -1354,6 +1455,7 @@
               <w:jc w:val="left"/>
               <w:rPr>
                 <w:rFonts w:ascii="宋体" w:eastAsia="宋体" w:hAnsi="宋体"/>
+                <w:color w:val="000000" w:themeColor="text1"/>
               </w:rPr>
             </w:pPr>
           </w:p>
@@ -1368,11 +1470,13 @@
               <w:jc w:val="left"/>
               <w:rPr>
                 <w:rFonts w:ascii="宋体" w:eastAsia="宋体" w:hAnsi="宋体"/>
-              </w:rPr>
-            </w:pPr>
-            <w:r>
-              <w:rPr>
-                <w:rFonts w:ascii="宋体" w:eastAsia="宋体" w:hAnsi="宋体" w:hint="eastAsia"/>
+                <w:color w:val="000000" w:themeColor="text1"/>
+              </w:rPr>
+            </w:pPr>
+            <w:r>
+              <w:rPr>
+                <w:rFonts w:ascii="宋体" w:eastAsia="宋体" w:hAnsi="宋体" w:hint="eastAsia"/>
+                <w:color w:val="000000" w:themeColor="text1"/>
               </w:rPr>
               <w:t>默认0</w:t>
             </w:r>
@@ -1390,11 +1494,13 @@
               <w:jc w:val="left"/>
               <w:rPr>
                 <w:rFonts w:ascii="宋体" w:eastAsia="宋体" w:hAnsi="宋体"/>
-              </w:rPr>
-            </w:pPr>
-            <w:r>
-              <w:rPr>
-                <w:rFonts w:ascii="宋体" w:eastAsia="宋体" w:hAnsi="宋体" w:hint="eastAsia"/>
+                <w:color w:val="000000" w:themeColor="text1"/>
+              </w:rPr>
+            </w:pPr>
+            <w:r>
+              <w:rPr>
+                <w:rFonts w:ascii="宋体" w:eastAsia="宋体" w:hAnsi="宋体" w:hint="eastAsia"/>
+                <w:color w:val="000000" w:themeColor="text1"/>
               </w:rPr>
               <w:t>是否作废</w:t>
             </w:r>
@@ -1410,20 +1516,25 @@
               <w:jc w:val="left"/>
               <w:rPr>
                 <w:rFonts w:ascii="宋体" w:eastAsia="宋体" w:hAnsi="宋体"/>
-              </w:rPr>
-            </w:pPr>
-            <w:r>
-              <w:rPr>
-                <w:rFonts w:ascii="宋体" w:eastAsia="宋体" w:hAnsi="宋体" w:hint="eastAsia"/>
+                <w:color w:val="000000" w:themeColor="text1"/>
+              </w:rPr>
+            </w:pPr>
+            <w:proofErr w:type="spellStart"/>
+            <w:r>
+              <w:rPr>
+                <w:rFonts w:ascii="宋体" w:eastAsia="宋体" w:hAnsi="宋体" w:hint="eastAsia"/>
+                <w:color w:val="000000" w:themeColor="text1"/>
               </w:rPr>
               <w:t>i</w:t>
             </w:r>
             <w:r>
               <w:rPr>
                 <w:rFonts w:ascii="宋体" w:eastAsia="宋体" w:hAnsi="宋体"/>
+                <w:color w:val="000000" w:themeColor="text1"/>
               </w:rPr>
               <w:t>sabandon</w:t>
             </w:r>
+            <w:proofErr w:type="spellEnd"/>
           </w:p>
         </w:tc>
         <w:tc>
@@ -1436,17 +1547,20 @@
               <w:jc w:val="left"/>
               <w:rPr>
                 <w:rFonts w:ascii="宋体" w:eastAsia="宋体" w:hAnsi="宋体"/>
-              </w:rPr>
-            </w:pPr>
-            <w:r>
-              <w:rPr>
-                <w:rFonts w:ascii="宋体" w:eastAsia="宋体" w:hAnsi="宋体" w:hint="eastAsia"/>
+                <w:color w:val="000000" w:themeColor="text1"/>
+              </w:rPr>
+            </w:pPr>
+            <w:r>
+              <w:rPr>
+                <w:rFonts w:ascii="宋体" w:eastAsia="宋体" w:hAnsi="宋体" w:hint="eastAsia"/>
+                <w:color w:val="000000" w:themeColor="text1"/>
               </w:rPr>
               <w:t>i</w:t>
             </w:r>
             <w:r>
               <w:rPr>
                 <w:rFonts w:ascii="宋体" w:eastAsia="宋体" w:hAnsi="宋体"/>
+                <w:color w:val="000000" w:themeColor="text1"/>
               </w:rPr>
               <w:t>nt</w:t>
             </w:r>
@@ -1462,6 +1576,7 @@
               <w:jc w:val="left"/>
               <w:rPr>
                 <w:rFonts w:ascii="宋体" w:eastAsia="宋体" w:hAnsi="宋体"/>
+                <w:color w:val="000000" w:themeColor="text1"/>
               </w:rPr>
             </w:pPr>
           </w:p>
@@ -1476,11 +1591,13 @@
               <w:jc w:val="left"/>
               <w:rPr>
                 <w:rFonts w:ascii="宋体" w:eastAsia="宋体" w:hAnsi="宋体"/>
-              </w:rPr>
-            </w:pPr>
-            <w:r>
-              <w:rPr>
-                <w:rFonts w:ascii="宋体" w:eastAsia="宋体" w:hAnsi="宋体" w:hint="eastAsia"/>
+                <w:color w:val="000000" w:themeColor="text1"/>
+              </w:rPr>
+            </w:pPr>
+            <w:r>
+              <w:rPr>
+                <w:rFonts w:ascii="宋体" w:eastAsia="宋体" w:hAnsi="宋体" w:hint="eastAsia"/>
+                <w:color w:val="000000" w:themeColor="text1"/>
               </w:rPr>
               <w:t>默认0</w:t>
             </w:r>
@@ -1498,11 +1615,13 @@
               <w:jc w:val="left"/>
               <w:rPr>
                 <w:rFonts w:ascii="宋体" w:eastAsia="宋体" w:hAnsi="宋体"/>
-              </w:rPr>
-            </w:pPr>
-            <w:r>
-              <w:rPr>
-                <w:rFonts w:ascii="宋体" w:eastAsia="宋体" w:hAnsi="宋体" w:hint="eastAsia"/>
+                <w:color w:val="000000" w:themeColor="text1"/>
+              </w:rPr>
+            </w:pPr>
+            <w:r>
+              <w:rPr>
+                <w:rFonts w:ascii="宋体" w:eastAsia="宋体" w:hAnsi="宋体" w:hint="eastAsia"/>
+                <w:color w:val="000000" w:themeColor="text1"/>
               </w:rPr>
               <w:t>是否为工作</w:t>
             </w:r>
@@ -1518,20 +1637,25 @@
               <w:jc w:val="left"/>
               <w:rPr>
                 <w:rFonts w:ascii="宋体" w:eastAsia="宋体" w:hAnsi="宋体"/>
-              </w:rPr>
-            </w:pPr>
-            <w:r>
-              <w:rPr>
-                <w:rFonts w:ascii="宋体" w:eastAsia="宋体" w:hAnsi="宋体" w:hint="eastAsia"/>
+                <w:color w:val="000000" w:themeColor="text1"/>
+              </w:rPr>
+            </w:pPr>
+            <w:proofErr w:type="spellStart"/>
+            <w:r>
+              <w:rPr>
+                <w:rFonts w:ascii="宋体" w:eastAsia="宋体" w:hAnsi="宋体" w:hint="eastAsia"/>
+                <w:color w:val="000000" w:themeColor="text1"/>
               </w:rPr>
               <w:t>i</w:t>
             </w:r>
             <w:r>
               <w:rPr>
                 <w:rFonts w:ascii="宋体" w:eastAsia="宋体" w:hAnsi="宋体"/>
+                <w:color w:val="000000" w:themeColor="text1"/>
               </w:rPr>
               <w:t>swork</w:t>
             </w:r>
+            <w:proofErr w:type="spellEnd"/>
           </w:p>
         </w:tc>
         <w:tc>
@@ -1544,17 +1668,20 @@
               <w:jc w:val="left"/>
               <w:rPr>
                 <w:rFonts w:ascii="宋体" w:eastAsia="宋体" w:hAnsi="宋体"/>
-              </w:rPr>
-            </w:pPr>
-            <w:r>
-              <w:rPr>
-                <w:rFonts w:ascii="宋体" w:eastAsia="宋体" w:hAnsi="宋体" w:hint="eastAsia"/>
+                <w:color w:val="000000" w:themeColor="text1"/>
+              </w:rPr>
+            </w:pPr>
+            <w:r>
+              <w:rPr>
+                <w:rFonts w:ascii="宋体" w:eastAsia="宋体" w:hAnsi="宋体" w:hint="eastAsia"/>
+                <w:color w:val="000000" w:themeColor="text1"/>
               </w:rPr>
               <w:t>i</w:t>
             </w:r>
             <w:r>
               <w:rPr>
                 <w:rFonts w:ascii="宋体" w:eastAsia="宋体" w:hAnsi="宋体"/>
+                <w:color w:val="000000" w:themeColor="text1"/>
               </w:rPr>
               <w:t>nteger</w:t>
             </w:r>
@@ -1570,6 +1697,7 @@
               <w:jc w:val="left"/>
               <w:rPr>
                 <w:rFonts w:ascii="宋体" w:eastAsia="宋体" w:hAnsi="宋体"/>
+                <w:color w:val="000000" w:themeColor="text1"/>
               </w:rPr>
             </w:pPr>
           </w:p>
@@ -1584,6 +1712,7 @@
               <w:jc w:val="left"/>
               <w:rPr>
                 <w:rFonts w:ascii="宋体" w:eastAsia="宋体" w:hAnsi="宋体"/>
+                <w:color w:val="000000" w:themeColor="text1"/>
               </w:rPr>
             </w:pPr>
           </w:p>
@@ -1600,11 +1729,13 @@
               <w:jc w:val="left"/>
               <w:rPr>
                 <w:rFonts w:ascii="宋体" w:eastAsia="宋体" w:hAnsi="宋体"/>
-              </w:rPr>
-            </w:pPr>
-            <w:r>
-              <w:rPr>
-                <w:rFonts w:ascii="宋体" w:eastAsia="宋体" w:hAnsi="宋体" w:hint="eastAsia"/>
+                <w:color w:val="000000" w:themeColor="text1"/>
+              </w:rPr>
+            </w:pPr>
+            <w:r>
+              <w:rPr>
+                <w:rFonts w:ascii="宋体" w:eastAsia="宋体" w:hAnsi="宋体" w:hint="eastAsia"/>
+                <w:color w:val="000000" w:themeColor="text1"/>
               </w:rPr>
               <w:t>状态</w:t>
             </w:r>
@@ -1620,17 +1751,20 @@
               <w:jc w:val="left"/>
               <w:rPr>
                 <w:rFonts w:ascii="宋体" w:eastAsia="宋体" w:hAnsi="宋体"/>
-              </w:rPr>
-            </w:pPr>
-            <w:r>
-              <w:rPr>
-                <w:rFonts w:ascii="宋体" w:eastAsia="宋体" w:hAnsi="宋体" w:hint="eastAsia"/>
+                <w:color w:val="000000" w:themeColor="text1"/>
+              </w:rPr>
+            </w:pPr>
+            <w:r>
+              <w:rPr>
+                <w:rFonts w:ascii="宋体" w:eastAsia="宋体" w:hAnsi="宋体" w:hint="eastAsia"/>
+                <w:color w:val="000000" w:themeColor="text1"/>
               </w:rPr>
               <w:t>s</w:t>
             </w:r>
             <w:r>
               <w:rPr>
                 <w:rFonts w:ascii="宋体" w:eastAsia="宋体" w:hAnsi="宋体"/>
+                <w:color w:val="000000" w:themeColor="text1"/>
               </w:rPr>
               <w:t>tatus</w:t>
             </w:r>
@@ -1646,17 +1780,20 @@
               <w:jc w:val="left"/>
               <w:rPr>
                 <w:rFonts w:ascii="宋体" w:eastAsia="宋体" w:hAnsi="宋体"/>
-              </w:rPr>
-            </w:pPr>
-            <w:r>
-              <w:rPr>
-                <w:rFonts w:ascii="宋体" w:eastAsia="宋体" w:hAnsi="宋体" w:hint="eastAsia"/>
+                <w:color w:val="000000" w:themeColor="text1"/>
+              </w:rPr>
+            </w:pPr>
+            <w:r>
+              <w:rPr>
+                <w:rFonts w:ascii="宋体" w:eastAsia="宋体" w:hAnsi="宋体" w:hint="eastAsia"/>
+                <w:color w:val="000000" w:themeColor="text1"/>
               </w:rPr>
               <w:t>i</w:t>
             </w:r>
             <w:r>
               <w:rPr>
                 <w:rFonts w:ascii="宋体" w:eastAsia="宋体" w:hAnsi="宋体"/>
+                <w:color w:val="000000" w:themeColor="text1"/>
               </w:rPr>
               <w:t>nt</w:t>
             </w:r>
@@ -1672,6 +1809,7 @@
               <w:jc w:val="left"/>
               <w:rPr>
                 <w:rFonts w:ascii="宋体" w:eastAsia="宋体" w:hAnsi="宋体"/>
+                <w:color w:val="000000" w:themeColor="text1"/>
               </w:rPr>
             </w:pPr>
           </w:p>
@@ -1686,11 +1824,13 @@
               <w:jc w:val="left"/>
               <w:rPr>
                 <w:rFonts w:ascii="宋体" w:eastAsia="宋体" w:hAnsi="宋体"/>
-              </w:rPr>
-            </w:pPr>
-            <w:r>
-              <w:rPr>
-                <w:rFonts w:ascii="宋体" w:eastAsia="宋体" w:hAnsi="宋体" w:hint="eastAsia"/>
+                <w:color w:val="000000" w:themeColor="text1"/>
+              </w:rPr>
+            </w:pPr>
+            <w:r>
+              <w:rPr>
+                <w:rFonts w:ascii="宋体" w:eastAsia="宋体" w:hAnsi="宋体" w:hint="eastAsia"/>
+                <w:color w:val="000000" w:themeColor="text1"/>
               </w:rPr>
               <w:t>默认1</w:t>
             </w:r>
@@ -1703,11 +1843,13 @@
         <w:jc w:val="left"/>
         <w:rPr>
           <w:rFonts w:ascii="宋体" w:eastAsia="宋体" w:hAnsi="宋体"/>
+          <w:color w:val="000000" w:themeColor="text1"/>
         </w:rPr>
       </w:pPr>
       <w:r>
         <w:rPr>
           <w:rFonts w:ascii="宋体" w:eastAsia="宋体" w:hAnsi="宋体"/>
+          <w:color w:val="000000" w:themeColor="text1"/>
         </w:rPr>
         <w:t xml:space="preserve">    </w:t>
       </w:r>
@@ -1715,19 +1857,36 @@
     <w:p>
       <w:pPr>
         <w:pStyle w:val="2"/>
+        <w:rPr>
+          <w:color w:val="000000" w:themeColor="text1"/>
+        </w:rPr>
       </w:pPr>
       <w:r>
         <w:rPr>
           <w:rFonts w:hint="eastAsia"/>
+          <w:color w:val="000000" w:themeColor="text1"/>
         </w:rPr>
-        <w:t>任务子表（task</w:t>
+        <w:t>任务子表（</w:t>
       </w:r>
+      <w:proofErr w:type="spellStart"/>
       <w:r>
-        <w:t>_process</w:t>
+        <w:rPr>
+          <w:rFonts w:hint="eastAsia"/>
+          <w:color w:val="000000" w:themeColor="text1"/>
+        </w:rPr>
+        <w:t>task</w:t>
       </w:r>
       <w:r>
         <w:rPr>
+          <w:color w:val="000000" w:themeColor="text1"/>
+        </w:rPr>
+        <w:t>_process</w:t>
+      </w:r>
+      <w:proofErr w:type="spellEnd"/>
+      <w:r>
+        <w:rPr>
           <w:rFonts w:hint="eastAsia"/>
+          <w:color w:val="000000" w:themeColor="text1"/>
         </w:rPr>
         <w:t>）</w:t>
       </w:r>
@@ -1764,11 +1923,13 @@
               <w:jc w:val="left"/>
               <w:rPr>
                 <w:rFonts w:ascii="宋体" w:eastAsia="宋体" w:hAnsi="宋体"/>
-              </w:rPr>
-            </w:pPr>
-            <w:r>
-              <w:rPr>
-                <w:rFonts w:ascii="宋体" w:eastAsia="宋体" w:hAnsi="宋体" w:hint="eastAsia"/>
+                <w:color w:val="000000" w:themeColor="text1"/>
+              </w:rPr>
+            </w:pPr>
+            <w:r>
+              <w:rPr>
+                <w:rFonts w:ascii="宋体" w:eastAsia="宋体" w:hAnsi="宋体" w:hint="eastAsia"/>
+                <w:color w:val="000000" w:themeColor="text1"/>
               </w:rPr>
               <w:t>字段描述</w:t>
             </w:r>
@@ -1784,11 +1945,13 @@
               <w:jc w:val="left"/>
               <w:rPr>
                 <w:rFonts w:ascii="宋体" w:eastAsia="宋体" w:hAnsi="宋体"/>
-              </w:rPr>
-            </w:pPr>
-            <w:r>
-              <w:rPr>
-                <w:rFonts w:ascii="宋体" w:eastAsia="宋体" w:hAnsi="宋体" w:hint="eastAsia"/>
+                <w:color w:val="000000" w:themeColor="text1"/>
+              </w:rPr>
+            </w:pPr>
+            <w:r>
+              <w:rPr>
+                <w:rFonts w:ascii="宋体" w:eastAsia="宋体" w:hAnsi="宋体" w:hint="eastAsia"/>
+                <w:color w:val="000000" w:themeColor="text1"/>
               </w:rPr>
               <w:t>字段名</w:t>
             </w:r>
@@ -1804,11 +1967,13 @@
               <w:jc w:val="left"/>
               <w:rPr>
                 <w:rFonts w:ascii="宋体" w:eastAsia="宋体" w:hAnsi="宋体"/>
-              </w:rPr>
-            </w:pPr>
-            <w:r>
-              <w:rPr>
-                <w:rFonts w:ascii="宋体" w:eastAsia="宋体" w:hAnsi="宋体" w:hint="eastAsia"/>
+                <w:color w:val="000000" w:themeColor="text1"/>
+              </w:rPr>
+            </w:pPr>
+            <w:r>
+              <w:rPr>
+                <w:rFonts w:ascii="宋体" w:eastAsia="宋体" w:hAnsi="宋体" w:hint="eastAsia"/>
+                <w:color w:val="000000" w:themeColor="text1"/>
               </w:rPr>
               <w:t>类型</w:t>
             </w:r>
@@ -1824,11 +1989,13 @@
               <w:jc w:val="left"/>
               <w:rPr>
                 <w:rFonts w:ascii="宋体" w:eastAsia="宋体" w:hAnsi="宋体"/>
-              </w:rPr>
-            </w:pPr>
-            <w:r>
-              <w:rPr>
-                <w:rFonts w:ascii="宋体" w:eastAsia="宋体" w:hAnsi="宋体" w:hint="eastAsia"/>
+                <w:color w:val="000000" w:themeColor="text1"/>
+              </w:rPr>
+            </w:pPr>
+            <w:r>
+              <w:rPr>
+                <w:rFonts w:ascii="宋体" w:eastAsia="宋体" w:hAnsi="宋体" w:hint="eastAsia"/>
+                <w:color w:val="000000" w:themeColor="text1"/>
               </w:rPr>
               <w:t>主键</w:t>
             </w:r>
@@ -1844,11 +2011,13 @@
               <w:jc w:val="left"/>
               <w:rPr>
                 <w:rFonts w:ascii="宋体" w:eastAsia="宋体" w:hAnsi="宋体"/>
-              </w:rPr>
-            </w:pPr>
-            <w:r>
-              <w:rPr>
-                <w:rFonts w:ascii="宋体" w:eastAsia="宋体" w:hAnsi="宋体" w:hint="eastAsia"/>
+                <w:color w:val="000000" w:themeColor="text1"/>
+              </w:rPr>
+            </w:pPr>
+            <w:r>
+              <w:rPr>
+                <w:rFonts w:ascii="宋体" w:eastAsia="宋体" w:hAnsi="宋体" w:hint="eastAsia"/>
+                <w:color w:val="000000" w:themeColor="text1"/>
               </w:rPr>
               <w:t>说明</w:t>
             </w:r>
@@ -1866,13 +2035,24 @@
               <w:jc w:val="left"/>
               <w:rPr>
                 <w:rFonts w:ascii="宋体" w:eastAsia="宋体" w:hAnsi="宋体"/>
-              </w:rPr>
-            </w:pPr>
-            <w:r>
-              <w:rPr>
-                <w:rFonts w:ascii="宋体" w:eastAsia="宋体" w:hAnsi="宋体" w:hint="eastAsia"/>
-              </w:rPr>
-              <w:t>子任务id</w:t>
+                <w:color w:val="000000" w:themeColor="text1"/>
+              </w:rPr>
+            </w:pPr>
+            <w:proofErr w:type="gramStart"/>
+            <w:r>
+              <w:rPr>
+                <w:rFonts w:ascii="宋体" w:eastAsia="宋体" w:hAnsi="宋体" w:hint="eastAsia"/>
+                <w:color w:val="000000" w:themeColor="text1"/>
+              </w:rPr>
+              <w:t>子任务</w:t>
+            </w:r>
+            <w:proofErr w:type="gramEnd"/>
+            <w:r>
+              <w:rPr>
+                <w:rFonts w:ascii="宋体" w:eastAsia="宋体" w:hAnsi="宋体" w:hint="eastAsia"/>
+                <w:color w:val="000000" w:themeColor="text1"/>
+              </w:rPr>
+              <w:t>id</w:t>
             </w:r>
           </w:p>
         </w:tc>
@@ -1886,14 +2066,18 @@
               <w:jc w:val="left"/>
               <w:rPr>
                 <w:rFonts w:ascii="宋体" w:eastAsia="宋体" w:hAnsi="宋体"/>
-              </w:rPr>
-            </w:pPr>
-            <w:r>
-              <w:rPr>
-                <w:rFonts w:ascii="宋体" w:eastAsia="宋体" w:hAnsi="宋体"/>
+                <w:color w:val="000000" w:themeColor="text1"/>
+              </w:rPr>
+            </w:pPr>
+            <w:proofErr w:type="spellStart"/>
+            <w:r>
+              <w:rPr>
+                <w:rFonts w:ascii="宋体" w:eastAsia="宋体" w:hAnsi="宋体"/>
+                <w:color w:val="000000" w:themeColor="text1"/>
               </w:rPr>
               <w:t>process_id</w:t>
             </w:r>
+            <w:proofErr w:type="spellEnd"/>
           </w:p>
         </w:tc>
         <w:tc>
@@ -1906,11 +2090,13 @@
               <w:jc w:val="left"/>
               <w:rPr>
                 <w:rFonts w:ascii="宋体" w:eastAsia="宋体" w:hAnsi="宋体"/>
-              </w:rPr>
-            </w:pPr>
-            <w:r>
-              <w:rPr>
-                <w:rFonts w:ascii="宋体" w:eastAsia="宋体" w:hAnsi="宋体" w:hint="eastAsia"/>
+                <w:color w:val="000000" w:themeColor="text1"/>
+              </w:rPr>
+            </w:pPr>
+            <w:r>
+              <w:rPr>
+                <w:rFonts w:ascii="宋体" w:eastAsia="宋体" w:hAnsi="宋体" w:hint="eastAsia"/>
+                <w:color w:val="000000" w:themeColor="text1"/>
               </w:rPr>
               <w:t>integer</w:t>
             </w:r>
@@ -1926,11 +2112,13 @@
               <w:jc w:val="left"/>
               <w:rPr>
                 <w:rFonts w:ascii="宋体" w:eastAsia="宋体" w:hAnsi="宋体"/>
-              </w:rPr>
-            </w:pPr>
-            <w:r>
-              <w:rPr>
-                <w:rFonts w:ascii="宋体" w:eastAsia="宋体" w:hAnsi="宋体"/>
+                <w:color w:val="000000" w:themeColor="text1"/>
+              </w:rPr>
+            </w:pPr>
+            <w:r>
+              <w:rPr>
+                <w:rFonts w:ascii="宋体" w:eastAsia="宋体" w:hAnsi="宋体"/>
+                <w:color w:val="000000" w:themeColor="text1"/>
               </w:rPr>
               <w:t>Y</w:t>
             </w:r>
@@ -1946,11 +2134,13 @@
               <w:jc w:val="left"/>
               <w:rPr>
                 <w:rFonts w:ascii="宋体" w:eastAsia="宋体" w:hAnsi="宋体"/>
-              </w:rPr>
-            </w:pPr>
-            <w:r>
-              <w:rPr>
-                <w:rFonts w:ascii="宋体" w:eastAsia="宋体" w:hAnsi="宋体" w:hint="eastAsia"/>
+                <w:color w:val="000000" w:themeColor="text1"/>
+              </w:rPr>
+            </w:pPr>
+            <w:r>
+              <w:rPr>
+                <w:rFonts w:ascii="宋体" w:eastAsia="宋体" w:hAnsi="宋体" w:hint="eastAsia"/>
+                <w:color w:val="000000" w:themeColor="text1"/>
               </w:rPr>
               <w:t>递增</w:t>
             </w:r>
@@ -1968,11 +2158,13 @@
               <w:jc w:val="left"/>
               <w:rPr>
                 <w:rFonts w:ascii="宋体" w:eastAsia="宋体" w:hAnsi="宋体"/>
-              </w:rPr>
-            </w:pPr>
-            <w:r>
-              <w:rPr>
-                <w:rFonts w:ascii="宋体" w:eastAsia="宋体" w:hAnsi="宋体" w:hint="eastAsia"/>
+                <w:color w:val="000000" w:themeColor="text1"/>
+              </w:rPr>
+            </w:pPr>
+            <w:r>
+              <w:rPr>
+                <w:rFonts w:ascii="宋体" w:eastAsia="宋体" w:hAnsi="宋体" w:hint="eastAsia"/>
+                <w:color w:val="000000" w:themeColor="text1"/>
               </w:rPr>
               <w:t>任务id</w:t>
             </w:r>
@@ -1988,14 +2180,18 @@
               <w:jc w:val="left"/>
               <w:rPr>
                 <w:rFonts w:ascii="宋体" w:eastAsia="宋体" w:hAnsi="宋体"/>
-              </w:rPr>
-            </w:pPr>
-            <w:r>
-              <w:rPr>
-                <w:rFonts w:ascii="宋体" w:eastAsia="宋体" w:hAnsi="宋体"/>
+                <w:color w:val="000000" w:themeColor="text1"/>
+              </w:rPr>
+            </w:pPr>
+            <w:proofErr w:type="spellStart"/>
+            <w:r>
+              <w:rPr>
+                <w:rFonts w:ascii="宋体" w:eastAsia="宋体" w:hAnsi="宋体"/>
+                <w:color w:val="000000" w:themeColor="text1"/>
               </w:rPr>
               <w:t>task_id</w:t>
             </w:r>
+            <w:proofErr w:type="spellEnd"/>
           </w:p>
         </w:tc>
         <w:tc>
@@ -2008,11 +2204,13 @@
               <w:jc w:val="left"/>
               <w:rPr>
                 <w:rFonts w:ascii="宋体" w:eastAsia="宋体" w:hAnsi="宋体"/>
-              </w:rPr>
-            </w:pPr>
-            <w:r>
-              <w:rPr>
-                <w:rFonts w:ascii="宋体" w:eastAsia="宋体" w:hAnsi="宋体" w:hint="eastAsia"/>
+                <w:color w:val="000000" w:themeColor="text1"/>
+              </w:rPr>
+            </w:pPr>
+            <w:r>
+              <w:rPr>
+                <w:rFonts w:ascii="宋体" w:eastAsia="宋体" w:hAnsi="宋体" w:hint="eastAsia"/>
+                <w:color w:val="000000" w:themeColor="text1"/>
               </w:rPr>
               <w:t>integer</w:t>
             </w:r>
@@ -2028,6 +2226,7 @@
               <w:jc w:val="left"/>
               <w:rPr>
                 <w:rFonts w:ascii="宋体" w:eastAsia="宋体" w:hAnsi="宋体"/>
+                <w:color w:val="000000" w:themeColor="text1"/>
               </w:rPr>
             </w:pPr>
           </w:p>
@@ -2042,6 +2241,7 @@
               <w:jc w:val="left"/>
               <w:rPr>
                 <w:rFonts w:ascii="宋体" w:eastAsia="宋体" w:hAnsi="宋体"/>
+                <w:color w:val="000000" w:themeColor="text1"/>
               </w:rPr>
             </w:pPr>
           </w:p>
@@ -2058,15 +2258,24 @@
               <w:jc w:val="left"/>
               <w:rPr>
                 <w:rFonts w:ascii="宋体" w:eastAsia="宋体" w:hAnsi="宋体"/>
-                <w:color w:val="FF0000"/>
-              </w:rPr>
-            </w:pPr>
-            <w:r>
-              <w:rPr>
-                <w:rFonts w:ascii="宋体" w:eastAsia="宋体" w:hAnsi="宋体" w:hint="eastAsia"/>
-                <w:color w:val="FF0000"/>
-              </w:rPr>
-              <w:t>子任务名称</w:t>
+                <w:color w:val="000000" w:themeColor="text1"/>
+              </w:rPr>
+            </w:pPr>
+            <w:proofErr w:type="gramStart"/>
+            <w:r>
+              <w:rPr>
+                <w:rFonts w:ascii="宋体" w:eastAsia="宋体" w:hAnsi="宋体" w:hint="eastAsia"/>
+                <w:color w:val="000000" w:themeColor="text1"/>
+              </w:rPr>
+              <w:t>子任务</w:t>
+            </w:r>
+            <w:proofErr w:type="gramEnd"/>
+            <w:r>
+              <w:rPr>
+                <w:rFonts w:ascii="宋体" w:eastAsia="宋体" w:hAnsi="宋体" w:hint="eastAsia"/>
+                <w:color w:val="000000" w:themeColor="text1"/>
+              </w:rPr>
+              <w:t>名称</w:t>
             </w:r>
           </w:p>
         </w:tc>
@@ -2080,16 +2289,18 @@
               <w:jc w:val="left"/>
               <w:rPr>
                 <w:rFonts w:ascii="宋体" w:eastAsia="宋体" w:hAnsi="宋体"/>
-                <w:color w:val="FF0000"/>
-              </w:rPr>
-            </w:pPr>
-            <w:r>
-              <w:rPr>
-                <w:rFonts w:ascii="宋体" w:eastAsia="宋体" w:hAnsi="宋体"/>
-                <w:color w:val="FF0000"/>
+                <w:color w:val="000000" w:themeColor="text1"/>
+              </w:rPr>
+            </w:pPr>
+            <w:proofErr w:type="spellStart"/>
+            <w:r>
+              <w:rPr>
+                <w:rFonts w:ascii="宋体" w:eastAsia="宋体" w:hAnsi="宋体"/>
+                <w:color w:val="000000" w:themeColor="text1"/>
               </w:rPr>
               <w:t>process_name</w:t>
             </w:r>
+            <w:proofErr w:type="spellEnd"/>
           </w:p>
         </w:tc>
         <w:tc>
@@ -2102,15 +2313,24 @@
               <w:jc w:val="left"/>
               <w:rPr>
                 <w:rFonts w:ascii="宋体" w:eastAsia="宋体" w:hAnsi="宋体"/>
-                <w:color w:val="FF0000"/>
-              </w:rPr>
-            </w:pPr>
-            <w:r>
-              <w:rPr>
-                <w:rFonts w:ascii="宋体" w:eastAsia="宋体" w:hAnsi="宋体"/>
-                <w:color w:val="FF0000"/>
-              </w:rPr>
-              <w:t>varchar(400)</w:t>
+                <w:color w:val="000000" w:themeColor="text1"/>
+              </w:rPr>
+            </w:pPr>
+            <w:proofErr w:type="gramStart"/>
+            <w:r>
+              <w:rPr>
+                <w:rFonts w:ascii="宋体" w:eastAsia="宋体" w:hAnsi="宋体"/>
+                <w:color w:val="000000" w:themeColor="text1"/>
+              </w:rPr>
+              <w:t>varchar(</w:t>
+            </w:r>
+            <w:proofErr w:type="gramEnd"/>
+            <w:r>
+              <w:rPr>
+                <w:rFonts w:ascii="宋体" w:eastAsia="宋体" w:hAnsi="宋体"/>
+                <w:color w:val="000000" w:themeColor="text1"/>
+              </w:rPr>
+              <w:t>400)</w:t>
             </w:r>
           </w:p>
         </w:tc>
@@ -2124,7 +2344,7 @@
               <w:jc w:val="left"/>
               <w:rPr>
                 <w:rFonts w:ascii="宋体" w:eastAsia="宋体" w:hAnsi="宋体"/>
-                <w:color w:val="FF0000"/>
+                <w:color w:val="000000" w:themeColor="text1"/>
               </w:rPr>
             </w:pPr>
           </w:p>
@@ -2139,30 +2359,9 @@
               <w:jc w:val="left"/>
               <w:rPr>
                 <w:rFonts w:ascii="宋体" w:eastAsia="宋体" w:hAnsi="宋体"/>
-                <w:color w:val="FF0000"/>
-              </w:rPr>
-            </w:pPr>
-            <w:r>
-              <w:rPr>
-                <w:rFonts w:ascii="宋体" w:eastAsia="宋体" w:hAnsi="宋体" w:hint="eastAsia"/>
-                <w:color w:val="FF0000"/>
-              </w:rPr>
-              <w:t>改为</w:t>
-            </w:r>
-            <w:r>
-              <w:rPr>
-                <w:rFonts w:ascii="宋体" w:eastAsia="宋体" w:hAnsi="宋体" w:hint="eastAsia"/>
-                <w:color w:val="FF0000"/>
-              </w:rPr>
-              <w:t>pro</w:t>
-            </w:r>
-            <w:r>
-              <w:rPr>
-                <w:rFonts w:ascii="宋体" w:eastAsia="宋体" w:hAnsi="宋体"/>
-                <w:color w:val="FF0000"/>
-              </w:rPr>
-              <w:t>cess_name</w:t>
-            </w:r>
+                <w:color w:val="000000" w:themeColor="text1"/>
+              </w:rPr>
+            </w:pPr>
           </w:p>
         </w:tc>
       </w:tr>
@@ -2177,11 +2376,13 @@
               <w:jc w:val="left"/>
               <w:rPr>
                 <w:rFonts w:ascii="宋体" w:eastAsia="宋体" w:hAnsi="宋体"/>
-              </w:rPr>
-            </w:pPr>
-            <w:r>
-              <w:rPr>
-                <w:rFonts w:ascii="宋体" w:eastAsia="宋体" w:hAnsi="宋体" w:hint="eastAsia"/>
+                <w:color w:val="000000" w:themeColor="text1"/>
+              </w:rPr>
+            </w:pPr>
+            <w:r>
+              <w:rPr>
+                <w:rFonts w:ascii="宋体" w:eastAsia="宋体" w:hAnsi="宋体" w:hint="eastAsia"/>
+                <w:color w:val="000000" w:themeColor="text1"/>
               </w:rPr>
               <w:t>添加时间</w:t>
             </w:r>
@@ -2197,14 +2398,18 @@
               <w:jc w:val="left"/>
               <w:rPr>
                 <w:rFonts w:ascii="宋体" w:eastAsia="宋体" w:hAnsi="宋体"/>
-              </w:rPr>
-            </w:pPr>
-            <w:r>
-              <w:rPr>
-                <w:rFonts w:ascii="宋体" w:eastAsia="宋体" w:hAnsi="宋体"/>
+                <w:color w:val="000000" w:themeColor="text1"/>
+              </w:rPr>
+            </w:pPr>
+            <w:proofErr w:type="spellStart"/>
+            <w:r>
+              <w:rPr>
+                <w:rFonts w:ascii="宋体" w:eastAsia="宋体" w:hAnsi="宋体"/>
+                <w:color w:val="000000" w:themeColor="text1"/>
               </w:rPr>
               <w:t>stime</w:t>
             </w:r>
+            <w:proofErr w:type="spellEnd"/>
           </w:p>
         </w:tc>
         <w:tc>
@@ -2217,11 +2422,13 @@
               <w:jc w:val="left"/>
               <w:rPr>
                 <w:rFonts w:ascii="宋体" w:eastAsia="宋体" w:hAnsi="宋体"/>
-              </w:rPr>
-            </w:pPr>
-            <w:r>
-              <w:rPr>
-                <w:rFonts w:ascii="宋体" w:eastAsia="宋体" w:hAnsi="宋体"/>
+                <w:color w:val="000000" w:themeColor="text1"/>
+              </w:rPr>
+            </w:pPr>
+            <w:r>
+              <w:rPr>
+                <w:rFonts w:ascii="宋体" w:eastAsia="宋体" w:hAnsi="宋体"/>
+                <w:color w:val="000000" w:themeColor="text1"/>
               </w:rPr>
               <w:t>datetime</w:t>
             </w:r>
@@ -2237,6 +2444,7 @@
               <w:jc w:val="left"/>
               <w:rPr>
                 <w:rFonts w:ascii="宋体" w:eastAsia="宋体" w:hAnsi="宋体"/>
+                <w:color w:val="000000" w:themeColor="text1"/>
               </w:rPr>
             </w:pPr>
           </w:p>
@@ -2251,17 +2459,20 @@
               <w:jc w:val="left"/>
               <w:rPr>
                 <w:rFonts w:ascii="宋体" w:eastAsia="宋体" w:hAnsi="宋体"/>
-              </w:rPr>
-            </w:pPr>
-            <w:r>
-              <w:rPr>
-                <w:rFonts w:ascii="宋体" w:eastAsia="宋体" w:hAnsi="宋体" w:hint="eastAsia"/>
+                <w:color w:val="000000" w:themeColor="text1"/>
+              </w:rPr>
+            </w:pPr>
+            <w:r>
+              <w:rPr>
+                <w:rFonts w:ascii="宋体" w:eastAsia="宋体" w:hAnsi="宋体" w:hint="eastAsia"/>
+                <w:color w:val="000000" w:themeColor="text1"/>
               </w:rPr>
               <w:t>默认now(</w:t>
             </w:r>
             <w:r>
               <w:rPr>
                 <w:rFonts w:ascii="宋体" w:eastAsia="宋体" w:hAnsi="宋体"/>
+                <w:color w:val="000000" w:themeColor="text1"/>
               </w:rPr>
               <w:t>)</w:t>
             </w:r>
@@ -2279,11 +2490,13 @@
               <w:jc w:val="left"/>
               <w:rPr>
                 <w:rFonts w:ascii="宋体" w:eastAsia="宋体" w:hAnsi="宋体"/>
-              </w:rPr>
-            </w:pPr>
-            <w:r>
-              <w:rPr>
-                <w:rFonts w:ascii="宋体" w:eastAsia="宋体" w:hAnsi="宋体" w:hint="eastAsia"/>
+                <w:color w:val="000000" w:themeColor="text1"/>
+              </w:rPr>
+            </w:pPr>
+            <w:r>
+              <w:rPr>
+                <w:rFonts w:ascii="宋体" w:eastAsia="宋体" w:hAnsi="宋体" w:hint="eastAsia"/>
+                <w:color w:val="000000" w:themeColor="text1"/>
               </w:rPr>
               <w:t>是否完成</w:t>
             </w:r>
@@ -2299,14 +2512,18 @@
               <w:jc w:val="left"/>
               <w:rPr>
                 <w:rFonts w:ascii="宋体" w:eastAsia="宋体" w:hAnsi="宋体"/>
-              </w:rPr>
-            </w:pPr>
-            <w:r>
-              <w:rPr>
-                <w:rFonts w:ascii="宋体" w:eastAsia="宋体" w:hAnsi="宋体"/>
+                <w:color w:val="000000" w:themeColor="text1"/>
+              </w:rPr>
+            </w:pPr>
+            <w:proofErr w:type="spellStart"/>
+            <w:r>
+              <w:rPr>
+                <w:rFonts w:ascii="宋体" w:eastAsia="宋体" w:hAnsi="宋体"/>
+                <w:color w:val="000000" w:themeColor="text1"/>
               </w:rPr>
               <w:t>isfinish</w:t>
             </w:r>
+            <w:proofErr w:type="spellEnd"/>
           </w:p>
         </w:tc>
         <w:tc>
@@ -2319,11 +2536,13 @@
               <w:jc w:val="left"/>
               <w:rPr>
                 <w:rFonts w:ascii="宋体" w:eastAsia="宋体" w:hAnsi="宋体"/>
-              </w:rPr>
-            </w:pPr>
-            <w:r>
-              <w:rPr>
-                <w:rFonts w:ascii="宋体" w:eastAsia="宋体" w:hAnsi="宋体" w:hint="eastAsia"/>
+                <w:color w:val="000000" w:themeColor="text1"/>
+              </w:rPr>
+            </w:pPr>
+            <w:r>
+              <w:rPr>
+                <w:rFonts w:ascii="宋体" w:eastAsia="宋体" w:hAnsi="宋体" w:hint="eastAsia"/>
+                <w:color w:val="000000" w:themeColor="text1"/>
               </w:rPr>
               <w:t>integer</w:t>
             </w:r>
@@ -2339,6 +2558,7 @@
               <w:jc w:val="left"/>
               <w:rPr>
                 <w:rFonts w:ascii="宋体" w:eastAsia="宋体" w:hAnsi="宋体"/>
+                <w:color w:val="000000" w:themeColor="text1"/>
               </w:rPr>
             </w:pPr>
           </w:p>
@@ -2353,11 +2573,13 @@
               <w:jc w:val="left"/>
               <w:rPr>
                 <w:rFonts w:ascii="宋体" w:eastAsia="宋体" w:hAnsi="宋体"/>
-              </w:rPr>
-            </w:pPr>
-            <w:r>
-              <w:rPr>
-                <w:rFonts w:ascii="宋体" w:eastAsia="宋体" w:hAnsi="宋体" w:hint="eastAsia"/>
+                <w:color w:val="000000" w:themeColor="text1"/>
+              </w:rPr>
+            </w:pPr>
+            <w:r>
+              <w:rPr>
+                <w:rFonts w:ascii="宋体" w:eastAsia="宋体" w:hAnsi="宋体" w:hint="eastAsia"/>
+                <w:color w:val="000000" w:themeColor="text1"/>
               </w:rPr>
               <w:t>默认0</w:t>
             </w:r>
@@ -2370,25 +2592,428 @@
         <w:jc w:val="left"/>
         <w:rPr>
           <w:rFonts w:ascii="宋体" w:eastAsia="宋体" w:hAnsi="宋体"/>
+          <w:color w:val="000000" w:themeColor="text1"/>
         </w:rPr>
       </w:pPr>
     </w:p>
     <w:p>
       <w:pPr>
         <w:pStyle w:val="2"/>
+        <w:rPr>
+          <w:color w:val="000000" w:themeColor="text1"/>
+        </w:rPr>
       </w:pPr>
       <w:r>
         <w:rPr>
           <w:rFonts w:hint="eastAsia"/>
+          <w:color w:val="000000" w:themeColor="text1"/>
         </w:rPr>
-        <w:t>任务人员表（task</w:t>
+        <w:t>任务人员表（</w:t>
+      </w:r>
+      <w:proofErr w:type="spellStart"/>
+      <w:r>
+        <w:rPr>
+          <w:rFonts w:hint="eastAsia"/>
+          <w:color w:val="000000" w:themeColor="text1"/>
+        </w:rPr>
+        <w:t>task</w:t>
       </w:r>
       <w:r>
+        <w:rPr>
+          <w:color w:val="000000" w:themeColor="text1"/>
+        </w:rPr>
         <w:t>_p</w:t>
       </w:r>
       <w:r>
         <w:rPr>
           <w:rFonts w:hint="eastAsia"/>
+          <w:color w:val="000000" w:themeColor="text1"/>
+        </w:rPr>
+        <w:t>erson</w:t>
+      </w:r>
+      <w:proofErr w:type="spellEnd"/>
+      <w:r>
+        <w:rPr>
+          <w:rFonts w:hint="eastAsia"/>
+          <w:color w:val="000000" w:themeColor="text1"/>
+        </w:rPr>
+        <w:t>）</w:t>
+      </w:r>
+    </w:p>
+    <w:tbl>
+      <w:tblPr>
+        <w:tblW w:w="8200" w:type="dxa"/>
+        <w:tblBorders>
+          <w:top w:val="single" w:sz="4" w:space="0" w:color="auto"/>
+          <w:left w:val="single" w:sz="4" w:space="0" w:color="auto"/>
+          <w:bottom w:val="single" w:sz="4" w:space="0" w:color="auto"/>
+          <w:right w:val="single" w:sz="4" w:space="0" w:color="auto"/>
+          <w:insideH w:val="single" w:sz="4" w:space="0" w:color="auto"/>
+          <w:insideV w:val="single" w:sz="4" w:space="0" w:color="auto"/>
+        </w:tblBorders>
+        <w:tblLayout w:type="fixed"/>
+        <w:tblLook w:val="0000" w:firstRow="0" w:lastRow="0" w:firstColumn="0" w:lastColumn="0" w:noHBand="0" w:noVBand="0"/>
+      </w:tblPr>
+      <w:tblGrid>
+        <w:gridCol w:w="1696"/>
+        <w:gridCol w:w="1704"/>
+        <w:gridCol w:w="1600"/>
+        <w:gridCol w:w="665"/>
+        <w:gridCol w:w="2535"/>
+      </w:tblGrid>
+      <w:tr>
+        <w:tc>
+          <w:tcPr>
+            <w:tcW w:w="1696" w:type="dxa"/>
+            <w:shd w:val="clear" w:color="auto" w:fill="auto"/>
+          </w:tcPr>
+          <w:p>
+            <w:pPr>
+              <w:jc w:val="left"/>
+              <w:rPr>
+                <w:rFonts w:ascii="宋体" w:eastAsia="宋体" w:hAnsi="宋体"/>
+                <w:color w:val="000000" w:themeColor="text1"/>
+              </w:rPr>
+            </w:pPr>
+            <w:r>
+              <w:rPr>
+                <w:rFonts w:ascii="宋体" w:eastAsia="宋体" w:hAnsi="宋体" w:hint="eastAsia"/>
+                <w:color w:val="000000" w:themeColor="text1"/>
+              </w:rPr>
+              <w:t>字段描述</w:t>
+            </w:r>
+          </w:p>
+        </w:tc>
+        <w:tc>
+          <w:tcPr>
+            <w:tcW w:w="1704" w:type="dxa"/>
+            <w:shd w:val="clear" w:color="auto" w:fill="auto"/>
+          </w:tcPr>
+          <w:p>
+            <w:pPr>
+              <w:jc w:val="left"/>
+              <w:rPr>
+                <w:rFonts w:ascii="宋体" w:eastAsia="宋体" w:hAnsi="宋体"/>
+                <w:color w:val="000000" w:themeColor="text1"/>
+              </w:rPr>
+            </w:pPr>
+            <w:r>
+              <w:rPr>
+                <w:rFonts w:ascii="宋体" w:eastAsia="宋体" w:hAnsi="宋体" w:hint="eastAsia"/>
+                <w:color w:val="000000" w:themeColor="text1"/>
+              </w:rPr>
+              <w:t>字段名</w:t>
+            </w:r>
+          </w:p>
+        </w:tc>
+        <w:tc>
+          <w:tcPr>
+            <w:tcW w:w="1600" w:type="dxa"/>
+            <w:shd w:val="clear" w:color="auto" w:fill="auto"/>
+          </w:tcPr>
+          <w:p>
+            <w:pPr>
+              <w:jc w:val="left"/>
+              <w:rPr>
+                <w:rFonts w:ascii="宋体" w:eastAsia="宋体" w:hAnsi="宋体"/>
+                <w:color w:val="000000" w:themeColor="text1"/>
+              </w:rPr>
+            </w:pPr>
+            <w:r>
+              <w:rPr>
+                <w:rFonts w:ascii="宋体" w:eastAsia="宋体" w:hAnsi="宋体" w:hint="eastAsia"/>
+                <w:color w:val="000000" w:themeColor="text1"/>
+              </w:rPr>
+              <w:t>类型</w:t>
+            </w:r>
+          </w:p>
+        </w:tc>
+        <w:tc>
+          <w:tcPr>
+            <w:tcW w:w="665" w:type="dxa"/>
+            <w:shd w:val="clear" w:color="auto" w:fill="auto"/>
+          </w:tcPr>
+          <w:p>
+            <w:pPr>
+              <w:jc w:val="left"/>
+              <w:rPr>
+                <w:rFonts w:ascii="宋体" w:eastAsia="宋体" w:hAnsi="宋体"/>
+                <w:color w:val="000000" w:themeColor="text1"/>
+              </w:rPr>
+            </w:pPr>
+            <w:r>
+              <w:rPr>
+                <w:rFonts w:ascii="宋体" w:eastAsia="宋体" w:hAnsi="宋体" w:hint="eastAsia"/>
+                <w:color w:val="000000" w:themeColor="text1"/>
+              </w:rPr>
+              <w:t>主键</w:t>
+            </w:r>
+          </w:p>
+        </w:tc>
+        <w:tc>
+          <w:tcPr>
+            <w:tcW w:w="2535" w:type="dxa"/>
+            <w:shd w:val="clear" w:color="auto" w:fill="auto"/>
+          </w:tcPr>
+          <w:p>
+            <w:pPr>
+              <w:jc w:val="left"/>
+              <w:rPr>
+                <w:rFonts w:ascii="宋体" w:eastAsia="宋体" w:hAnsi="宋体"/>
+                <w:color w:val="000000" w:themeColor="text1"/>
+              </w:rPr>
+            </w:pPr>
+            <w:r>
+              <w:rPr>
+                <w:rFonts w:ascii="宋体" w:eastAsia="宋体" w:hAnsi="宋体" w:hint="eastAsia"/>
+                <w:color w:val="000000" w:themeColor="text1"/>
+              </w:rPr>
+              <w:t>说明</w:t>
+            </w:r>
+          </w:p>
+        </w:tc>
+      </w:tr>
+      <w:tr>
+        <w:tc>
+          <w:tcPr>
+            <w:tcW w:w="1696" w:type="dxa"/>
+            <w:shd w:val="clear" w:color="auto" w:fill="auto"/>
+          </w:tcPr>
+          <w:p>
+            <w:pPr>
+              <w:jc w:val="left"/>
+              <w:rPr>
+                <w:rFonts w:ascii="宋体" w:eastAsia="宋体" w:hAnsi="宋体"/>
+                <w:color w:val="000000" w:themeColor="text1"/>
+              </w:rPr>
+            </w:pPr>
+            <w:r>
+              <w:rPr>
+                <w:rFonts w:ascii="宋体" w:eastAsia="宋体" w:hAnsi="宋体" w:hint="eastAsia"/>
+                <w:color w:val="000000" w:themeColor="text1"/>
+              </w:rPr>
+              <w:t>任务id</w:t>
+            </w:r>
+          </w:p>
+        </w:tc>
+        <w:tc>
+          <w:tcPr>
+            <w:tcW w:w="1704" w:type="dxa"/>
+            <w:shd w:val="clear" w:color="auto" w:fill="auto"/>
+          </w:tcPr>
+          <w:p>
+            <w:pPr>
+              <w:jc w:val="left"/>
+              <w:rPr>
+                <w:rFonts w:ascii="宋体" w:eastAsia="宋体" w:hAnsi="宋体"/>
+                <w:color w:val="000000" w:themeColor="text1"/>
+              </w:rPr>
+            </w:pPr>
+            <w:proofErr w:type="spellStart"/>
+            <w:r>
+              <w:rPr>
+                <w:rFonts w:ascii="宋体" w:eastAsia="宋体" w:hAnsi="宋体"/>
+                <w:color w:val="000000" w:themeColor="text1"/>
+              </w:rPr>
+              <w:t>task_id</w:t>
+            </w:r>
+            <w:proofErr w:type="spellEnd"/>
+          </w:p>
+        </w:tc>
+        <w:tc>
+          <w:tcPr>
+            <w:tcW w:w="1600" w:type="dxa"/>
+            <w:shd w:val="clear" w:color="auto" w:fill="auto"/>
+          </w:tcPr>
+          <w:p>
+            <w:pPr>
+              <w:jc w:val="left"/>
+              <w:rPr>
+                <w:rFonts w:ascii="宋体" w:eastAsia="宋体" w:hAnsi="宋体"/>
+                <w:color w:val="000000" w:themeColor="text1"/>
+              </w:rPr>
+            </w:pPr>
+            <w:r>
+              <w:rPr>
+                <w:rFonts w:ascii="宋体" w:eastAsia="宋体" w:hAnsi="宋体" w:hint="eastAsia"/>
+                <w:color w:val="000000" w:themeColor="text1"/>
+              </w:rPr>
+              <w:t>integer</w:t>
+            </w:r>
+          </w:p>
+        </w:tc>
+        <w:tc>
+          <w:tcPr>
+            <w:tcW w:w="665" w:type="dxa"/>
+            <w:shd w:val="clear" w:color="auto" w:fill="auto"/>
+          </w:tcPr>
+          <w:p>
+            <w:pPr>
+              <w:jc w:val="left"/>
+              <w:rPr>
+                <w:rFonts w:ascii="宋体" w:eastAsia="宋体" w:hAnsi="宋体"/>
+                <w:color w:val="000000" w:themeColor="text1"/>
+              </w:rPr>
+            </w:pPr>
+          </w:p>
+        </w:tc>
+        <w:tc>
+          <w:tcPr>
+            <w:tcW w:w="2535" w:type="dxa"/>
+            <w:shd w:val="clear" w:color="auto" w:fill="auto"/>
+          </w:tcPr>
+          <w:p>
+            <w:pPr>
+              <w:jc w:val="left"/>
+              <w:rPr>
+                <w:rFonts w:ascii="宋体" w:eastAsia="宋体" w:hAnsi="宋体"/>
+                <w:color w:val="000000" w:themeColor="text1"/>
+              </w:rPr>
+            </w:pPr>
+          </w:p>
+        </w:tc>
+      </w:tr>
+      <w:tr>
+        <w:tc>
+          <w:tcPr>
+            <w:tcW w:w="1696" w:type="dxa"/>
+            <w:shd w:val="clear" w:color="auto" w:fill="auto"/>
+          </w:tcPr>
+          <w:p>
+            <w:pPr>
+              <w:jc w:val="left"/>
+              <w:rPr>
+                <w:rFonts w:ascii="宋体" w:eastAsia="宋体" w:hAnsi="宋体"/>
+                <w:color w:val="000000" w:themeColor="text1"/>
+              </w:rPr>
+            </w:pPr>
+            <w:r>
+              <w:rPr>
+                <w:rFonts w:ascii="宋体" w:eastAsia="宋体" w:hAnsi="宋体" w:hint="eastAsia"/>
+                <w:color w:val="000000" w:themeColor="text1"/>
+              </w:rPr>
+              <w:t>人员id</w:t>
+            </w:r>
+          </w:p>
+        </w:tc>
+        <w:tc>
+          <w:tcPr>
+            <w:tcW w:w="1704" w:type="dxa"/>
+            <w:shd w:val="clear" w:color="auto" w:fill="auto"/>
+          </w:tcPr>
+          <w:p>
+            <w:pPr>
+              <w:jc w:val="left"/>
+              <w:rPr>
+                <w:rFonts w:ascii="宋体" w:eastAsia="宋体" w:hAnsi="宋体"/>
+                <w:color w:val="000000" w:themeColor="text1"/>
+              </w:rPr>
+            </w:pPr>
+            <w:proofErr w:type="spellStart"/>
+            <w:r>
+              <w:rPr>
+                <w:rFonts w:ascii="宋体" w:eastAsia="宋体" w:hAnsi="宋体" w:hint="eastAsia"/>
+                <w:color w:val="000000" w:themeColor="text1"/>
+              </w:rPr>
+              <w:t>person</w:t>
+            </w:r>
+            <w:r>
+              <w:rPr>
+                <w:rFonts w:ascii="宋体" w:eastAsia="宋体" w:hAnsi="宋体"/>
+                <w:color w:val="000000" w:themeColor="text1"/>
+              </w:rPr>
+              <w:t>_id</w:t>
+            </w:r>
+            <w:proofErr w:type="spellEnd"/>
+          </w:p>
+        </w:tc>
+        <w:tc>
+          <w:tcPr>
+            <w:tcW w:w="1600" w:type="dxa"/>
+            <w:shd w:val="clear" w:color="auto" w:fill="auto"/>
+          </w:tcPr>
+          <w:p>
+            <w:pPr>
+              <w:jc w:val="left"/>
+              <w:rPr>
+                <w:rFonts w:ascii="宋体" w:eastAsia="宋体" w:hAnsi="宋体"/>
+                <w:color w:val="000000" w:themeColor="text1"/>
+              </w:rPr>
+            </w:pPr>
+            <w:r>
+              <w:rPr>
+                <w:rFonts w:ascii="宋体" w:eastAsia="宋体" w:hAnsi="宋体" w:hint="eastAsia"/>
+                <w:color w:val="000000" w:themeColor="text1"/>
+              </w:rPr>
+              <w:t>integer</w:t>
+            </w:r>
+          </w:p>
+        </w:tc>
+        <w:tc>
+          <w:tcPr>
+            <w:tcW w:w="665" w:type="dxa"/>
+            <w:shd w:val="clear" w:color="auto" w:fill="auto"/>
+          </w:tcPr>
+          <w:p>
+            <w:pPr>
+              <w:jc w:val="left"/>
+              <w:rPr>
+                <w:rFonts w:ascii="宋体" w:eastAsia="宋体" w:hAnsi="宋体"/>
+                <w:color w:val="000000" w:themeColor="text1"/>
+              </w:rPr>
+            </w:pPr>
+          </w:p>
+        </w:tc>
+        <w:tc>
+          <w:tcPr>
+            <w:tcW w:w="2535" w:type="dxa"/>
+            <w:shd w:val="clear" w:color="auto" w:fill="auto"/>
+          </w:tcPr>
+          <w:p>
+            <w:pPr>
+              <w:jc w:val="left"/>
+              <w:rPr>
+                <w:rFonts w:ascii="宋体" w:eastAsia="宋体" w:hAnsi="宋体"/>
+                <w:color w:val="000000" w:themeColor="text1"/>
+              </w:rPr>
+            </w:pPr>
+          </w:p>
+        </w:tc>
+      </w:tr>
+    </w:tbl>
+    <w:p>
+      <w:pPr>
+        <w:jc w:val="left"/>
+        <w:rPr>
+          <w:rFonts w:ascii="宋体" w:eastAsia="宋体" w:hAnsi="宋体"/>
+          <w:color w:val="000000" w:themeColor="text1"/>
+        </w:rPr>
+      </w:pPr>
+    </w:p>
+    <w:p>
+      <w:pPr>
+        <w:pStyle w:val="2"/>
+        <w:rPr>
+          <w:color w:val="000000" w:themeColor="text1"/>
+        </w:rPr>
+      </w:pPr>
+      <w:r>
+        <w:rPr>
+          <w:rFonts w:hint="eastAsia"/>
+          <w:color w:val="000000" w:themeColor="text1"/>
+        </w:rPr>
+        <w:t>人员表（</w:t>
+      </w:r>
+      <w:r>
+        <w:rPr>
+          <w:color w:val="000000" w:themeColor="text1"/>
+        </w:rPr>
+        <w:t>p</w:t>
+      </w:r>
+      <w:r>
+        <w:rPr>
+          <w:rFonts w:hint="eastAsia"/>
+          <w:color w:val="000000" w:themeColor="text1"/>
         </w:rPr>
         <w:t>erson）</w:t>
       </w:r>
@@ -2425,11 +3050,13 @@
               <w:jc w:val="left"/>
               <w:rPr>
                 <w:rFonts w:ascii="宋体" w:eastAsia="宋体" w:hAnsi="宋体"/>
-              </w:rPr>
-            </w:pPr>
-            <w:r>
-              <w:rPr>
-                <w:rFonts w:ascii="宋体" w:eastAsia="宋体" w:hAnsi="宋体" w:hint="eastAsia"/>
+                <w:color w:val="000000" w:themeColor="text1"/>
+              </w:rPr>
+            </w:pPr>
+            <w:r>
+              <w:rPr>
+                <w:rFonts w:ascii="宋体" w:eastAsia="宋体" w:hAnsi="宋体" w:hint="eastAsia"/>
+                <w:color w:val="000000" w:themeColor="text1"/>
               </w:rPr>
               <w:t>字段描述</w:t>
             </w:r>
@@ -2445,11 +3072,13 @@
               <w:jc w:val="left"/>
               <w:rPr>
                 <w:rFonts w:ascii="宋体" w:eastAsia="宋体" w:hAnsi="宋体"/>
-              </w:rPr>
-            </w:pPr>
-            <w:r>
-              <w:rPr>
-                <w:rFonts w:ascii="宋体" w:eastAsia="宋体" w:hAnsi="宋体" w:hint="eastAsia"/>
+                <w:color w:val="000000" w:themeColor="text1"/>
+              </w:rPr>
+            </w:pPr>
+            <w:r>
+              <w:rPr>
+                <w:rFonts w:ascii="宋体" w:eastAsia="宋体" w:hAnsi="宋体" w:hint="eastAsia"/>
+                <w:color w:val="000000" w:themeColor="text1"/>
               </w:rPr>
               <w:t>字段名</w:t>
             </w:r>
@@ -2465,11 +3094,13 @@
               <w:jc w:val="left"/>
               <w:rPr>
                 <w:rFonts w:ascii="宋体" w:eastAsia="宋体" w:hAnsi="宋体"/>
-              </w:rPr>
-            </w:pPr>
-            <w:r>
-              <w:rPr>
-                <w:rFonts w:ascii="宋体" w:eastAsia="宋体" w:hAnsi="宋体" w:hint="eastAsia"/>
+                <w:color w:val="000000" w:themeColor="text1"/>
+              </w:rPr>
+            </w:pPr>
+            <w:r>
+              <w:rPr>
+                <w:rFonts w:ascii="宋体" w:eastAsia="宋体" w:hAnsi="宋体" w:hint="eastAsia"/>
+                <w:color w:val="000000" w:themeColor="text1"/>
               </w:rPr>
               <w:t>类型</w:t>
             </w:r>
@@ -2485,11 +3116,13 @@
               <w:jc w:val="left"/>
               <w:rPr>
                 <w:rFonts w:ascii="宋体" w:eastAsia="宋体" w:hAnsi="宋体"/>
-              </w:rPr>
-            </w:pPr>
-            <w:r>
-              <w:rPr>
-                <w:rFonts w:ascii="宋体" w:eastAsia="宋体" w:hAnsi="宋体" w:hint="eastAsia"/>
+                <w:color w:val="000000" w:themeColor="text1"/>
+              </w:rPr>
+            </w:pPr>
+            <w:r>
+              <w:rPr>
+                <w:rFonts w:ascii="宋体" w:eastAsia="宋体" w:hAnsi="宋体" w:hint="eastAsia"/>
+                <w:color w:val="000000" w:themeColor="text1"/>
               </w:rPr>
               <w:t>主键</w:t>
             </w:r>
@@ -2505,11 +3138,13 @@
               <w:jc w:val="left"/>
               <w:rPr>
                 <w:rFonts w:ascii="宋体" w:eastAsia="宋体" w:hAnsi="宋体"/>
-              </w:rPr>
-            </w:pPr>
-            <w:r>
-              <w:rPr>
-                <w:rFonts w:ascii="宋体" w:eastAsia="宋体" w:hAnsi="宋体" w:hint="eastAsia"/>
+                <w:color w:val="000000" w:themeColor="text1"/>
+              </w:rPr>
+            </w:pPr>
+            <w:r>
+              <w:rPr>
+                <w:rFonts w:ascii="宋体" w:eastAsia="宋体" w:hAnsi="宋体" w:hint="eastAsia"/>
+                <w:color w:val="000000" w:themeColor="text1"/>
               </w:rPr>
               <w:t>说明</w:t>
             </w:r>
@@ -2527,13 +3162,16 @@
               <w:jc w:val="left"/>
               <w:rPr>
                 <w:rFonts w:ascii="宋体" w:eastAsia="宋体" w:hAnsi="宋体"/>
-              </w:rPr>
-            </w:pPr>
-            <w:r>
-              <w:rPr>
-                <w:rFonts w:ascii="宋体" w:eastAsia="宋体" w:hAnsi="宋体" w:hint="eastAsia"/>
-              </w:rPr>
-              <w:t>任务id</w:t>
+                <w:color w:val="000000" w:themeColor="text1"/>
+              </w:rPr>
+            </w:pPr>
+            <w:r>
+              <w:rPr>
+                <w:rFonts w:ascii="宋体" w:eastAsia="宋体" w:hAnsi="宋体" w:hint="eastAsia"/>
+                <w:color w:val="000000" w:themeColor="text1"/>
+              </w:rPr>
+              <w:lastRenderedPageBreak/>
+              <w:t>人员id</w:t>
             </w:r>
           </w:p>
         </w:tc>
@@ -2547,14 +3185,25 @@
               <w:jc w:val="left"/>
               <w:rPr>
                 <w:rFonts w:ascii="宋体" w:eastAsia="宋体" w:hAnsi="宋体"/>
-              </w:rPr>
-            </w:pPr>
-            <w:r>
-              <w:rPr>
-                <w:rFonts w:ascii="宋体" w:eastAsia="宋体" w:hAnsi="宋体"/>
-              </w:rPr>
-              <w:t>task_id</w:t>
-            </w:r>
+                <w:color w:val="000000" w:themeColor="text1"/>
+              </w:rPr>
+            </w:pPr>
+            <w:proofErr w:type="spellStart"/>
+            <w:r>
+              <w:rPr>
+                <w:rFonts w:ascii="宋体" w:eastAsia="宋体" w:hAnsi="宋体" w:hint="eastAsia"/>
+                <w:color w:val="000000" w:themeColor="text1"/>
+              </w:rPr>
+              <w:t>person</w:t>
+            </w:r>
+            <w:r>
+              <w:rPr>
+                <w:rFonts w:ascii="宋体" w:eastAsia="宋体" w:hAnsi="宋体"/>
+                <w:color w:val="000000" w:themeColor="text1"/>
+              </w:rPr>
+              <w:t>_id</w:t>
+            </w:r>
+            <w:proofErr w:type="spellEnd"/>
           </w:p>
         </w:tc>
         <w:tc>
@@ -2567,11 +3216,13 @@
               <w:jc w:val="left"/>
               <w:rPr>
                 <w:rFonts w:ascii="宋体" w:eastAsia="宋体" w:hAnsi="宋体"/>
-              </w:rPr>
-            </w:pPr>
-            <w:r>
-              <w:rPr>
-                <w:rFonts w:ascii="宋体" w:eastAsia="宋体" w:hAnsi="宋体" w:hint="eastAsia"/>
+                <w:color w:val="000000" w:themeColor="text1"/>
+              </w:rPr>
+            </w:pPr>
+            <w:r>
+              <w:rPr>
+                <w:rFonts w:ascii="宋体" w:eastAsia="宋体" w:hAnsi="宋体" w:hint="eastAsia"/>
+                <w:color w:val="000000" w:themeColor="text1"/>
               </w:rPr>
               <w:t>integer</w:t>
             </w:r>
@@ -2587,8 +3238,16 @@
               <w:jc w:val="left"/>
               <w:rPr>
                 <w:rFonts w:ascii="宋体" w:eastAsia="宋体" w:hAnsi="宋体"/>
-              </w:rPr>
-            </w:pPr>
+                <w:color w:val="000000" w:themeColor="text1"/>
+              </w:rPr>
+            </w:pPr>
+            <w:r>
+              <w:rPr>
+                <w:rFonts w:ascii="宋体" w:eastAsia="宋体" w:hAnsi="宋体" w:hint="eastAsia"/>
+                <w:color w:val="000000" w:themeColor="text1"/>
+              </w:rPr>
+              <w:t>Y</w:t>
+            </w:r>
           </w:p>
         </w:tc>
         <w:tc>
@@ -2601,8 +3260,16 @@
               <w:jc w:val="left"/>
               <w:rPr>
                 <w:rFonts w:ascii="宋体" w:eastAsia="宋体" w:hAnsi="宋体"/>
-              </w:rPr>
-            </w:pPr>
+                <w:color w:val="000000" w:themeColor="text1"/>
+              </w:rPr>
+            </w:pPr>
+            <w:r>
+              <w:rPr>
+                <w:rFonts w:ascii="宋体" w:eastAsia="宋体" w:hAnsi="宋体" w:hint="eastAsia"/>
+                <w:color w:val="000000" w:themeColor="text1"/>
+              </w:rPr>
+              <w:t>递增</w:t>
+            </w:r>
           </w:p>
         </w:tc>
       </w:tr>
@@ -2617,13 +3284,15 @@
               <w:jc w:val="left"/>
               <w:rPr>
                 <w:rFonts w:ascii="宋体" w:eastAsia="宋体" w:hAnsi="宋体"/>
-              </w:rPr>
-            </w:pPr>
-            <w:r>
-              <w:rPr>
-                <w:rFonts w:ascii="宋体" w:eastAsia="宋体" w:hAnsi="宋体" w:hint="eastAsia"/>
-              </w:rPr>
-              <w:t>人员id</w:t>
+                <w:color w:val="000000" w:themeColor="text1"/>
+              </w:rPr>
+            </w:pPr>
+            <w:r>
+              <w:rPr>
+                <w:rFonts w:ascii="宋体" w:eastAsia="宋体" w:hAnsi="宋体" w:hint="eastAsia"/>
+                <w:color w:val="000000" w:themeColor="text1"/>
+              </w:rPr>
+              <w:t>人员名称</w:t>
             </w:r>
           </w:p>
         </w:tc>
@@ -2637,20 +3306,18 @@
               <w:jc w:val="left"/>
               <w:rPr>
                 <w:rFonts w:ascii="宋体" w:eastAsia="宋体" w:hAnsi="宋体"/>
-              </w:rPr>
-            </w:pPr>
-            <w:r>
-              <w:rPr>
-                <w:rFonts w:ascii="宋体" w:eastAsia="宋体" w:hAnsi="宋体" w:hint="eastAsia"/>
-              </w:rPr>
-              <w:t>person</w:t>
-            </w:r>
-            <w:r>
-              <w:rPr>
-                <w:rFonts w:ascii="宋体" w:eastAsia="宋体" w:hAnsi="宋体"/>
-              </w:rPr>
-              <w:t>_id</w:t>
-            </w:r>
+                <w:color w:val="000000" w:themeColor="text1"/>
+              </w:rPr>
+            </w:pPr>
+            <w:proofErr w:type="spellStart"/>
+            <w:r>
+              <w:rPr>
+                <w:rFonts w:ascii="宋体" w:eastAsia="宋体" w:hAnsi="宋体"/>
+                <w:color w:val="000000" w:themeColor="text1"/>
+              </w:rPr>
+              <w:t>person_name</w:t>
+            </w:r>
+            <w:proofErr w:type="spellEnd"/>
           </w:p>
         </w:tc>
         <w:tc>
@@ -2663,13 +3330,24 @@
               <w:jc w:val="left"/>
               <w:rPr>
                 <w:rFonts w:ascii="宋体" w:eastAsia="宋体" w:hAnsi="宋体"/>
-              </w:rPr>
-            </w:pPr>
-            <w:r>
-              <w:rPr>
-                <w:rFonts w:ascii="宋体" w:eastAsia="宋体" w:hAnsi="宋体" w:hint="eastAsia"/>
-              </w:rPr>
-              <w:t>integer</w:t>
+                <w:color w:val="000000" w:themeColor="text1"/>
+              </w:rPr>
+            </w:pPr>
+            <w:proofErr w:type="gramStart"/>
+            <w:r>
+              <w:rPr>
+                <w:rFonts w:ascii="宋体" w:eastAsia="宋体" w:hAnsi="宋体"/>
+                <w:color w:val="000000" w:themeColor="text1"/>
+              </w:rPr>
+              <w:t>varchar(</w:t>
+            </w:r>
+            <w:proofErr w:type="gramEnd"/>
+            <w:r>
+              <w:rPr>
+                <w:rFonts w:ascii="宋体" w:eastAsia="宋体" w:hAnsi="宋体"/>
+                <w:color w:val="000000" w:themeColor="text1"/>
+              </w:rPr>
+              <w:t>100)</w:t>
             </w:r>
           </w:p>
         </w:tc>
@@ -2683,6 +3361,7 @@
               <w:jc w:val="left"/>
               <w:rPr>
                 <w:rFonts w:ascii="宋体" w:eastAsia="宋体" w:hAnsi="宋体"/>
+                <w:color w:val="000000" w:themeColor="text1"/>
               </w:rPr>
             </w:pPr>
           </w:p>
@@ -2697,6 +3376,237 @@
               <w:jc w:val="left"/>
               <w:rPr>
                 <w:rFonts w:ascii="宋体" w:eastAsia="宋体" w:hAnsi="宋体"/>
+                <w:color w:val="000000" w:themeColor="text1"/>
+              </w:rPr>
+            </w:pPr>
+          </w:p>
+        </w:tc>
+      </w:tr>
+      <w:tr>
+        <w:tc>
+          <w:tcPr>
+            <w:tcW w:w="1696" w:type="dxa"/>
+            <w:shd w:val="clear" w:color="auto" w:fill="auto"/>
+          </w:tcPr>
+          <w:p>
+            <w:pPr>
+              <w:jc w:val="left"/>
+              <w:rPr>
+                <w:rFonts w:ascii="宋体" w:eastAsia="宋体" w:hAnsi="宋体"/>
+                <w:color w:val="000000" w:themeColor="text1"/>
+              </w:rPr>
+            </w:pPr>
+            <w:r>
+              <w:rPr>
+                <w:rFonts w:ascii="宋体" w:eastAsia="宋体" w:hAnsi="宋体" w:hint="eastAsia"/>
+                <w:color w:val="000000" w:themeColor="text1"/>
+              </w:rPr>
+              <w:t>人员</w:t>
+            </w:r>
+            <w:r>
+              <w:rPr>
+                <w:rFonts w:ascii="宋体" w:eastAsia="宋体" w:hAnsi="宋体" w:hint="eastAsia"/>
+                <w:color w:val="000000" w:themeColor="text1"/>
+              </w:rPr>
+              <w:t>岗位</w:t>
+            </w:r>
+          </w:p>
+        </w:tc>
+        <w:tc>
+          <w:tcPr>
+            <w:tcW w:w="1704" w:type="dxa"/>
+            <w:shd w:val="clear" w:color="auto" w:fill="auto"/>
+          </w:tcPr>
+          <w:p>
+            <w:pPr>
+              <w:jc w:val="left"/>
+              <w:rPr>
+                <w:rFonts w:ascii="宋体" w:eastAsia="宋体" w:hAnsi="宋体"/>
+                <w:color w:val="000000" w:themeColor="text1"/>
+              </w:rPr>
+            </w:pPr>
+            <w:proofErr w:type="spellStart"/>
+            <w:r>
+              <w:rPr>
+                <w:rFonts w:ascii="宋体" w:eastAsia="宋体" w:hAnsi="宋体"/>
+                <w:color w:val="000000" w:themeColor="text1"/>
+              </w:rPr>
+              <w:t>person_</w:t>
+            </w:r>
+            <w:r>
+              <w:rPr>
+                <w:rFonts w:ascii="宋体" w:eastAsia="宋体" w:hAnsi="宋体" w:hint="eastAsia"/>
+                <w:color w:val="000000" w:themeColor="text1"/>
+              </w:rPr>
+              <w:t>post</w:t>
+            </w:r>
+            <w:proofErr w:type="spellEnd"/>
+          </w:p>
+        </w:tc>
+        <w:tc>
+          <w:tcPr>
+            <w:tcW w:w="1600" w:type="dxa"/>
+            <w:shd w:val="clear" w:color="auto" w:fill="auto"/>
+          </w:tcPr>
+          <w:p>
+            <w:pPr>
+              <w:jc w:val="left"/>
+              <w:rPr>
+                <w:rFonts w:ascii="宋体" w:eastAsia="宋体" w:hAnsi="宋体"/>
+                <w:color w:val="000000" w:themeColor="text1"/>
+              </w:rPr>
+            </w:pPr>
+            <w:proofErr w:type="gramStart"/>
+            <w:r>
+              <w:rPr>
+                <w:rFonts w:ascii="宋体" w:eastAsia="宋体" w:hAnsi="宋体"/>
+                <w:color w:val="000000" w:themeColor="text1"/>
+              </w:rPr>
+              <w:t>varchar(</w:t>
+            </w:r>
+            <w:proofErr w:type="gramEnd"/>
+            <w:r>
+              <w:rPr>
+                <w:rFonts w:ascii="宋体" w:eastAsia="宋体" w:hAnsi="宋体"/>
+                <w:color w:val="000000" w:themeColor="text1"/>
+              </w:rPr>
+              <w:t>100)</w:t>
+            </w:r>
+          </w:p>
+        </w:tc>
+        <w:tc>
+          <w:tcPr>
+            <w:tcW w:w="665" w:type="dxa"/>
+            <w:shd w:val="clear" w:color="auto" w:fill="auto"/>
+          </w:tcPr>
+          <w:p>
+            <w:pPr>
+              <w:jc w:val="left"/>
+              <w:rPr>
+                <w:rFonts w:ascii="宋体" w:eastAsia="宋体" w:hAnsi="宋体"/>
+                <w:color w:val="000000" w:themeColor="text1"/>
+              </w:rPr>
+            </w:pPr>
+          </w:p>
+        </w:tc>
+        <w:tc>
+          <w:tcPr>
+            <w:tcW w:w="2535" w:type="dxa"/>
+            <w:shd w:val="clear" w:color="auto" w:fill="auto"/>
+          </w:tcPr>
+          <w:p>
+            <w:pPr>
+              <w:jc w:val="left"/>
+              <w:rPr>
+                <w:rFonts w:ascii="宋体" w:eastAsia="宋体" w:hAnsi="宋体"/>
+                <w:color w:val="000000" w:themeColor="text1"/>
+              </w:rPr>
+            </w:pPr>
+          </w:p>
+        </w:tc>
+      </w:tr>
+      <w:tr>
+        <w:tc>
+          <w:tcPr>
+            <w:tcW w:w="1696" w:type="dxa"/>
+            <w:shd w:val="clear" w:color="auto" w:fill="auto"/>
+          </w:tcPr>
+          <w:p>
+            <w:pPr>
+              <w:jc w:val="left"/>
+              <w:rPr>
+                <w:rFonts w:ascii="宋体" w:eastAsia="宋体" w:hAnsi="宋体"/>
+                <w:color w:val="000000" w:themeColor="text1"/>
+              </w:rPr>
+            </w:pPr>
+            <w:r>
+              <w:rPr>
+                <w:rFonts w:ascii="宋体" w:eastAsia="宋体" w:hAnsi="宋体" w:hint="eastAsia"/>
+                <w:color w:val="000000" w:themeColor="text1"/>
+              </w:rPr>
+              <w:t>公司</w:t>
+            </w:r>
+          </w:p>
+        </w:tc>
+        <w:tc>
+          <w:tcPr>
+            <w:tcW w:w="1704" w:type="dxa"/>
+            <w:shd w:val="clear" w:color="auto" w:fill="auto"/>
+          </w:tcPr>
+          <w:p>
+            <w:pPr>
+              <w:jc w:val="left"/>
+              <w:rPr>
+                <w:rFonts w:ascii="宋体" w:eastAsia="宋体" w:hAnsi="宋体"/>
+                <w:color w:val="000000" w:themeColor="text1"/>
+              </w:rPr>
+            </w:pPr>
+            <w:r>
+              <w:rPr>
+                <w:rFonts w:ascii="宋体" w:eastAsia="宋体" w:hAnsi="宋体" w:hint="eastAsia"/>
+                <w:color w:val="000000" w:themeColor="text1"/>
+              </w:rPr>
+              <w:t>company</w:t>
+            </w:r>
+          </w:p>
+        </w:tc>
+        <w:tc>
+          <w:tcPr>
+            <w:tcW w:w="1600" w:type="dxa"/>
+            <w:shd w:val="clear" w:color="auto" w:fill="auto"/>
+          </w:tcPr>
+          <w:p>
+            <w:pPr>
+              <w:jc w:val="left"/>
+              <w:rPr>
+                <w:rFonts w:ascii="宋体" w:eastAsia="宋体" w:hAnsi="宋体"/>
+                <w:color w:val="000000" w:themeColor="text1"/>
+              </w:rPr>
+            </w:pPr>
+            <w:proofErr w:type="gramStart"/>
+            <w:r>
+              <w:rPr>
+                <w:rFonts w:ascii="宋体" w:eastAsia="宋体" w:hAnsi="宋体"/>
+                <w:color w:val="000000" w:themeColor="text1"/>
+              </w:rPr>
+              <w:t>varchar(</w:t>
+            </w:r>
+            <w:proofErr w:type="gramEnd"/>
+            <w:r>
+              <w:rPr>
+                <w:rFonts w:ascii="宋体" w:eastAsia="宋体" w:hAnsi="宋体"/>
+                <w:color w:val="000000" w:themeColor="text1"/>
+              </w:rPr>
+              <w:t>100)</w:t>
+            </w:r>
+          </w:p>
+        </w:tc>
+        <w:tc>
+          <w:tcPr>
+            <w:tcW w:w="665" w:type="dxa"/>
+            <w:shd w:val="clear" w:color="auto" w:fill="auto"/>
+          </w:tcPr>
+          <w:p>
+            <w:pPr>
+              <w:jc w:val="left"/>
+              <w:rPr>
+                <w:rFonts w:ascii="宋体" w:eastAsia="宋体" w:hAnsi="宋体"/>
+                <w:color w:val="000000" w:themeColor="text1"/>
+              </w:rPr>
+            </w:pPr>
+          </w:p>
+        </w:tc>
+        <w:tc>
+          <w:tcPr>
+            <w:tcW w:w="2535" w:type="dxa"/>
+            <w:shd w:val="clear" w:color="auto" w:fill="auto"/>
+          </w:tcPr>
+          <w:p>
+            <w:pPr>
+              <w:jc w:val="left"/>
+              <w:rPr>
+                <w:rFonts w:ascii="宋体" w:eastAsia="宋体" w:hAnsi="宋体"/>
+                <w:color w:val="000000" w:themeColor="text1"/>
               </w:rPr>
             </w:pPr>
           </w:p>
@@ -2708,494 +3618,41 @@
         <w:jc w:val="left"/>
         <w:rPr>
           <w:rFonts w:ascii="宋体" w:eastAsia="宋体" w:hAnsi="宋体"/>
+          <w:color w:val="000000" w:themeColor="text1"/>
         </w:rPr>
       </w:pPr>
     </w:p>
     <w:p>
       <w:pPr>
         <w:pStyle w:val="2"/>
+        <w:rPr>
+          <w:color w:val="000000" w:themeColor="text1"/>
+        </w:rPr>
       </w:pPr>
       <w:r>
         <w:rPr>
           <w:rFonts w:hint="eastAsia"/>
-        </w:rPr>
-        <w:t>人员表（</w:t>
-      </w:r>
-      <w:r>
-        <w:t>p</w:t>
-      </w:r>
-      <w:r>
-        <w:rPr>
-          <w:rFonts w:hint="eastAsia"/>
-        </w:rPr>
-        <w:t>erson）</w:t>
-      </w:r>
-    </w:p>
-    <w:tbl>
-      <w:tblPr>
-        <w:tblW w:w="8200" w:type="dxa"/>
-        <w:tblBorders>
-          <w:top w:val="single" w:sz="4" w:space="0" w:color="auto"/>
-          <w:left w:val="single" w:sz="4" w:space="0" w:color="auto"/>
-          <w:bottom w:val="single" w:sz="4" w:space="0" w:color="auto"/>
-          <w:right w:val="single" w:sz="4" w:space="0" w:color="auto"/>
-          <w:insideH w:val="single" w:sz="4" w:space="0" w:color="auto"/>
-          <w:insideV w:val="single" w:sz="4" w:space="0" w:color="auto"/>
-        </w:tblBorders>
-        <w:tblLayout w:type="fixed"/>
-        <w:tblLook w:val="0000" w:firstRow="0" w:lastRow="0" w:firstColumn="0" w:lastColumn="0" w:noHBand="0" w:noVBand="0"/>
-      </w:tblPr>
-      <w:tblGrid>
-        <w:gridCol w:w="1696"/>
-        <w:gridCol w:w="1704"/>
-        <w:gridCol w:w="1600"/>
-        <w:gridCol w:w="665"/>
-        <w:gridCol w:w="2535"/>
-      </w:tblGrid>
-      <w:tr>
-        <w:tc>
-          <w:tcPr>
-            <w:tcW w:w="1696" w:type="dxa"/>
-            <w:shd w:val="clear" w:color="auto" w:fill="auto"/>
-          </w:tcPr>
-          <w:p>
-            <w:pPr>
-              <w:jc w:val="left"/>
-              <w:rPr>
-                <w:rFonts w:ascii="宋体" w:eastAsia="宋体" w:hAnsi="宋体"/>
-              </w:rPr>
-            </w:pPr>
-            <w:r>
-              <w:rPr>
-                <w:rFonts w:ascii="宋体" w:eastAsia="宋体" w:hAnsi="宋体" w:hint="eastAsia"/>
-              </w:rPr>
-              <w:t>字段描述</w:t>
-            </w:r>
-          </w:p>
-        </w:tc>
-        <w:tc>
-          <w:tcPr>
-            <w:tcW w:w="1704" w:type="dxa"/>
-            <w:shd w:val="clear" w:color="auto" w:fill="auto"/>
-          </w:tcPr>
-          <w:p>
-            <w:pPr>
-              <w:jc w:val="left"/>
-              <w:rPr>
-                <w:rFonts w:ascii="宋体" w:eastAsia="宋体" w:hAnsi="宋体"/>
-              </w:rPr>
-            </w:pPr>
-            <w:r>
-              <w:rPr>
-                <w:rFonts w:ascii="宋体" w:eastAsia="宋体" w:hAnsi="宋体" w:hint="eastAsia"/>
-              </w:rPr>
-              <w:t>字段名</w:t>
-            </w:r>
-          </w:p>
-        </w:tc>
-        <w:tc>
-          <w:tcPr>
-            <w:tcW w:w="1600" w:type="dxa"/>
-            <w:shd w:val="clear" w:color="auto" w:fill="auto"/>
-          </w:tcPr>
-          <w:p>
-            <w:pPr>
-              <w:jc w:val="left"/>
-              <w:rPr>
-                <w:rFonts w:ascii="宋体" w:eastAsia="宋体" w:hAnsi="宋体"/>
-              </w:rPr>
-            </w:pPr>
-            <w:r>
-              <w:rPr>
-                <w:rFonts w:ascii="宋体" w:eastAsia="宋体" w:hAnsi="宋体" w:hint="eastAsia"/>
-              </w:rPr>
-              <w:t>类型</w:t>
-            </w:r>
-          </w:p>
-        </w:tc>
-        <w:tc>
-          <w:tcPr>
-            <w:tcW w:w="665" w:type="dxa"/>
-            <w:shd w:val="clear" w:color="auto" w:fill="auto"/>
-          </w:tcPr>
-          <w:p>
-            <w:pPr>
-              <w:jc w:val="left"/>
-              <w:rPr>
-                <w:rFonts w:ascii="宋体" w:eastAsia="宋体" w:hAnsi="宋体"/>
-              </w:rPr>
-            </w:pPr>
-            <w:r>
-              <w:rPr>
-                <w:rFonts w:ascii="宋体" w:eastAsia="宋体" w:hAnsi="宋体" w:hint="eastAsia"/>
-              </w:rPr>
-              <w:t>主键</w:t>
-            </w:r>
-          </w:p>
-        </w:tc>
-        <w:tc>
-          <w:tcPr>
-            <w:tcW w:w="2535" w:type="dxa"/>
-            <w:shd w:val="clear" w:color="auto" w:fill="auto"/>
-          </w:tcPr>
-          <w:p>
-            <w:pPr>
-              <w:jc w:val="left"/>
-              <w:rPr>
-                <w:rFonts w:ascii="宋体" w:eastAsia="宋体" w:hAnsi="宋体"/>
-              </w:rPr>
-            </w:pPr>
-            <w:r>
-              <w:rPr>
-                <w:rFonts w:ascii="宋体" w:eastAsia="宋体" w:hAnsi="宋体" w:hint="eastAsia"/>
-              </w:rPr>
-              <w:t>说明</w:t>
-            </w:r>
-          </w:p>
-        </w:tc>
-      </w:tr>
-      <w:tr>
-        <w:tc>
-          <w:tcPr>
-            <w:tcW w:w="1696" w:type="dxa"/>
-            <w:shd w:val="clear" w:color="auto" w:fill="auto"/>
-          </w:tcPr>
-          <w:p>
-            <w:pPr>
-              <w:jc w:val="left"/>
-              <w:rPr>
-                <w:rFonts w:ascii="宋体" w:eastAsia="宋体" w:hAnsi="宋体"/>
-              </w:rPr>
-            </w:pPr>
-            <w:r>
-              <w:rPr>
-                <w:rFonts w:ascii="宋体" w:eastAsia="宋体" w:hAnsi="宋体" w:hint="eastAsia"/>
-              </w:rPr>
-              <w:lastRenderedPageBreak/>
-              <w:t>人员id</w:t>
-            </w:r>
-          </w:p>
-        </w:tc>
-        <w:tc>
-          <w:tcPr>
-            <w:tcW w:w="1704" w:type="dxa"/>
-            <w:shd w:val="clear" w:color="auto" w:fill="auto"/>
-          </w:tcPr>
-          <w:p>
-            <w:pPr>
-              <w:jc w:val="left"/>
-              <w:rPr>
-                <w:rFonts w:ascii="宋体" w:eastAsia="宋体" w:hAnsi="宋体"/>
-              </w:rPr>
-            </w:pPr>
-            <w:r>
-              <w:rPr>
-                <w:rFonts w:ascii="宋体" w:eastAsia="宋体" w:hAnsi="宋体" w:hint="eastAsia"/>
-              </w:rPr>
-              <w:t>person</w:t>
-            </w:r>
-            <w:r>
-              <w:rPr>
-                <w:rFonts w:ascii="宋体" w:eastAsia="宋体" w:hAnsi="宋体"/>
-              </w:rPr>
-              <w:t>_id</w:t>
-            </w:r>
-          </w:p>
-        </w:tc>
-        <w:tc>
-          <w:tcPr>
-            <w:tcW w:w="1600" w:type="dxa"/>
-            <w:shd w:val="clear" w:color="auto" w:fill="auto"/>
-          </w:tcPr>
-          <w:p>
-            <w:pPr>
-              <w:jc w:val="left"/>
-              <w:rPr>
-                <w:rFonts w:ascii="宋体" w:eastAsia="宋体" w:hAnsi="宋体"/>
-              </w:rPr>
-            </w:pPr>
-            <w:r>
-              <w:rPr>
-                <w:rFonts w:ascii="宋体" w:eastAsia="宋体" w:hAnsi="宋体" w:hint="eastAsia"/>
-              </w:rPr>
-              <w:t>integer</w:t>
-            </w:r>
-          </w:p>
-        </w:tc>
-        <w:tc>
-          <w:tcPr>
-            <w:tcW w:w="665" w:type="dxa"/>
-            <w:shd w:val="clear" w:color="auto" w:fill="auto"/>
-          </w:tcPr>
-          <w:p>
-            <w:pPr>
-              <w:jc w:val="left"/>
-              <w:rPr>
-                <w:rFonts w:ascii="宋体" w:eastAsia="宋体" w:hAnsi="宋体"/>
-              </w:rPr>
-            </w:pPr>
-            <w:r>
-              <w:rPr>
-                <w:rFonts w:ascii="宋体" w:eastAsia="宋体" w:hAnsi="宋体" w:hint="eastAsia"/>
-              </w:rPr>
-              <w:t>Y</w:t>
-            </w:r>
-          </w:p>
-        </w:tc>
-        <w:tc>
-          <w:tcPr>
-            <w:tcW w:w="2535" w:type="dxa"/>
-            <w:shd w:val="clear" w:color="auto" w:fill="auto"/>
-          </w:tcPr>
-          <w:p>
-            <w:pPr>
-              <w:jc w:val="left"/>
-              <w:rPr>
-                <w:rFonts w:ascii="宋体" w:eastAsia="宋体" w:hAnsi="宋体"/>
-              </w:rPr>
-            </w:pPr>
-            <w:r>
-              <w:rPr>
-                <w:rFonts w:ascii="宋体" w:eastAsia="宋体" w:hAnsi="宋体" w:hint="eastAsia"/>
-              </w:rPr>
-              <w:t>递增</w:t>
-            </w:r>
-          </w:p>
-        </w:tc>
-      </w:tr>
-      <w:tr>
-        <w:tc>
-          <w:tcPr>
-            <w:tcW w:w="1696" w:type="dxa"/>
-            <w:shd w:val="clear" w:color="auto" w:fill="auto"/>
-          </w:tcPr>
-          <w:p>
-            <w:pPr>
-              <w:jc w:val="left"/>
-              <w:rPr>
-                <w:rFonts w:ascii="宋体" w:eastAsia="宋体" w:hAnsi="宋体"/>
-                <w:color w:val="FF0000"/>
-              </w:rPr>
-            </w:pPr>
-            <w:r>
-              <w:rPr>
-                <w:rFonts w:ascii="宋体" w:eastAsia="宋体" w:hAnsi="宋体" w:hint="eastAsia"/>
-                <w:color w:val="FF0000"/>
-              </w:rPr>
-              <w:t>人员名称</w:t>
-            </w:r>
-          </w:p>
-        </w:tc>
-        <w:tc>
-          <w:tcPr>
-            <w:tcW w:w="1704" w:type="dxa"/>
-            <w:shd w:val="clear" w:color="auto" w:fill="auto"/>
-          </w:tcPr>
-          <w:p>
-            <w:pPr>
-              <w:jc w:val="left"/>
-              <w:rPr>
-                <w:rFonts w:ascii="宋体" w:eastAsia="宋体" w:hAnsi="宋体"/>
-                <w:color w:val="FF0000"/>
-              </w:rPr>
-            </w:pPr>
-            <w:r>
-              <w:rPr>
-                <w:rFonts w:ascii="宋体" w:eastAsia="宋体" w:hAnsi="宋体"/>
-                <w:color w:val="FF0000"/>
-              </w:rPr>
-              <w:t>person_name</w:t>
-            </w:r>
-          </w:p>
-        </w:tc>
-        <w:tc>
-          <w:tcPr>
-            <w:tcW w:w="1600" w:type="dxa"/>
-            <w:shd w:val="clear" w:color="auto" w:fill="auto"/>
-          </w:tcPr>
-          <w:p>
-            <w:pPr>
-              <w:jc w:val="left"/>
-              <w:rPr>
-                <w:rFonts w:ascii="宋体" w:eastAsia="宋体" w:hAnsi="宋体"/>
-                <w:color w:val="FF0000"/>
-              </w:rPr>
-            </w:pPr>
-            <w:r>
-              <w:rPr>
-                <w:rFonts w:ascii="宋体" w:eastAsia="宋体" w:hAnsi="宋体"/>
-                <w:color w:val="FF0000"/>
-              </w:rPr>
-              <w:t>varchar(100)</w:t>
-            </w:r>
-          </w:p>
-        </w:tc>
-        <w:tc>
-          <w:tcPr>
-            <w:tcW w:w="665" w:type="dxa"/>
-            <w:shd w:val="clear" w:color="auto" w:fill="auto"/>
-          </w:tcPr>
-          <w:p>
-            <w:pPr>
-              <w:jc w:val="left"/>
-              <w:rPr>
-                <w:rFonts w:ascii="宋体" w:eastAsia="宋体" w:hAnsi="宋体"/>
-                <w:color w:val="FF0000"/>
-              </w:rPr>
-            </w:pPr>
-          </w:p>
-        </w:tc>
-        <w:tc>
-          <w:tcPr>
-            <w:tcW w:w="2535" w:type="dxa"/>
-            <w:shd w:val="clear" w:color="auto" w:fill="auto"/>
-          </w:tcPr>
-          <w:p>
-            <w:pPr>
-              <w:jc w:val="left"/>
-              <w:rPr>
-                <w:rFonts w:ascii="宋体" w:eastAsia="宋体" w:hAnsi="宋体"/>
-                <w:color w:val="FF0000"/>
-              </w:rPr>
-            </w:pPr>
-            <w:r>
-              <w:rPr>
-                <w:rFonts w:ascii="宋体" w:eastAsia="宋体" w:hAnsi="宋体" w:hint="eastAsia"/>
-                <w:color w:val="FF0000"/>
-              </w:rPr>
-              <w:t>改为pers</w:t>
-            </w:r>
-            <w:r>
-              <w:rPr>
-                <w:rFonts w:ascii="宋体" w:eastAsia="宋体" w:hAnsi="宋体"/>
-                <w:color w:val="FF0000"/>
-              </w:rPr>
-              <w:t>on_name</w:t>
-            </w:r>
-          </w:p>
-        </w:tc>
-      </w:tr>
-      <w:tr>
-        <w:tc>
-          <w:tcPr>
-            <w:tcW w:w="1696" w:type="dxa"/>
-            <w:shd w:val="clear" w:color="auto" w:fill="auto"/>
-          </w:tcPr>
-          <w:p>
-            <w:pPr>
-              <w:jc w:val="left"/>
-              <w:rPr>
-                <w:rFonts w:ascii="宋体" w:eastAsia="宋体" w:hAnsi="宋体"/>
-              </w:rPr>
-            </w:pPr>
-            <w:r>
-              <w:rPr>
-                <w:rFonts w:ascii="宋体" w:eastAsia="宋体" w:hAnsi="宋体" w:hint="eastAsia"/>
-              </w:rPr>
-              <w:t>公司</w:t>
-            </w:r>
-          </w:p>
-        </w:tc>
-        <w:tc>
-          <w:tcPr>
-            <w:tcW w:w="1704" w:type="dxa"/>
-            <w:shd w:val="clear" w:color="auto" w:fill="auto"/>
-          </w:tcPr>
-          <w:p>
-            <w:pPr>
-              <w:jc w:val="left"/>
-              <w:rPr>
-                <w:rFonts w:ascii="宋体" w:eastAsia="宋体" w:hAnsi="宋体"/>
-              </w:rPr>
-            </w:pPr>
-            <w:r>
-              <w:rPr>
-                <w:rFonts w:ascii="宋体" w:eastAsia="宋体" w:hAnsi="宋体" w:hint="eastAsia"/>
-              </w:rPr>
-              <w:t>company</w:t>
-            </w:r>
-          </w:p>
-        </w:tc>
-        <w:tc>
-          <w:tcPr>
-            <w:tcW w:w="1600" w:type="dxa"/>
-            <w:shd w:val="clear" w:color="auto" w:fill="auto"/>
-          </w:tcPr>
-          <w:p>
-            <w:pPr>
-              <w:jc w:val="left"/>
-              <w:rPr>
-                <w:rFonts w:ascii="宋体" w:eastAsia="宋体" w:hAnsi="宋体"/>
-              </w:rPr>
-            </w:pPr>
-            <w:r>
-              <w:rPr>
-                <w:rFonts w:ascii="宋体" w:eastAsia="宋体" w:hAnsi="宋体"/>
-              </w:rPr>
-              <w:t>varchar(100)</w:t>
-            </w:r>
-          </w:p>
-        </w:tc>
-        <w:tc>
-          <w:tcPr>
-            <w:tcW w:w="665" w:type="dxa"/>
-            <w:shd w:val="clear" w:color="auto" w:fill="auto"/>
-          </w:tcPr>
-          <w:p>
-            <w:pPr>
-              <w:jc w:val="left"/>
-              <w:rPr>
-                <w:rFonts w:ascii="宋体" w:eastAsia="宋体" w:hAnsi="宋体"/>
-              </w:rPr>
-            </w:pPr>
-          </w:p>
-        </w:tc>
-        <w:tc>
-          <w:tcPr>
-            <w:tcW w:w="2535" w:type="dxa"/>
-            <w:shd w:val="clear" w:color="auto" w:fill="auto"/>
-          </w:tcPr>
-          <w:p>
-            <w:pPr>
-              <w:jc w:val="left"/>
-              <w:rPr>
-                <w:rFonts w:ascii="宋体" w:eastAsia="宋体" w:hAnsi="宋体"/>
-              </w:rPr>
-            </w:pPr>
-          </w:p>
-        </w:tc>
-      </w:tr>
-    </w:tbl>
-    <w:p>
-      <w:pPr>
-        <w:jc w:val="left"/>
-        <w:rPr>
-          <w:rFonts w:ascii="宋体" w:eastAsia="宋体" w:hAnsi="宋体"/>
-        </w:rPr>
-      </w:pPr>
-    </w:p>
-    <w:p>
-      <w:pPr>
-        <w:pStyle w:val="2"/>
-      </w:pPr>
-      <w:r>
-        <w:rPr>
-          <w:rFonts w:hint="eastAsia"/>
+          <w:color w:val="000000" w:themeColor="text1"/>
         </w:rPr>
         <w:t>计划</w:t>
       </w:r>
       <w:r>
         <w:rPr>
           <w:rFonts w:hint="eastAsia"/>
+          <w:color w:val="000000" w:themeColor="text1"/>
         </w:rPr>
         <w:t>表（s</w:t>
       </w:r>
       <w:r>
+        <w:rPr>
+          <w:color w:val="000000" w:themeColor="text1"/>
+        </w:rPr>
         <w:t>chedule</w:t>
       </w:r>
       <w:r>
         <w:rPr>
           <w:rFonts w:hint="eastAsia"/>
+          <w:color w:val="000000" w:themeColor="text1"/>
         </w:rPr>
         <w:t>）</w:t>
       </w:r>
@@ -3232,11 +3689,13 @@
               <w:jc w:val="left"/>
               <w:rPr>
                 <w:rFonts w:ascii="宋体" w:eastAsia="宋体" w:hAnsi="宋体"/>
-              </w:rPr>
-            </w:pPr>
-            <w:r>
-              <w:rPr>
-                <w:rFonts w:ascii="宋体" w:eastAsia="宋体" w:hAnsi="宋体" w:hint="eastAsia"/>
+                <w:color w:val="000000" w:themeColor="text1"/>
+              </w:rPr>
+            </w:pPr>
+            <w:r>
+              <w:rPr>
+                <w:rFonts w:ascii="宋体" w:eastAsia="宋体" w:hAnsi="宋体" w:hint="eastAsia"/>
+                <w:color w:val="000000" w:themeColor="text1"/>
               </w:rPr>
               <w:t>字段描述</w:t>
             </w:r>
@@ -3252,11 +3711,13 @@
               <w:jc w:val="left"/>
               <w:rPr>
                 <w:rFonts w:ascii="宋体" w:eastAsia="宋体" w:hAnsi="宋体"/>
-              </w:rPr>
-            </w:pPr>
-            <w:r>
-              <w:rPr>
-                <w:rFonts w:ascii="宋体" w:eastAsia="宋体" w:hAnsi="宋体" w:hint="eastAsia"/>
+                <w:color w:val="000000" w:themeColor="text1"/>
+              </w:rPr>
+            </w:pPr>
+            <w:r>
+              <w:rPr>
+                <w:rFonts w:ascii="宋体" w:eastAsia="宋体" w:hAnsi="宋体" w:hint="eastAsia"/>
+                <w:color w:val="000000" w:themeColor="text1"/>
               </w:rPr>
               <w:t>字段名</w:t>
             </w:r>
@@ -3272,11 +3733,13 @@
               <w:jc w:val="left"/>
               <w:rPr>
                 <w:rFonts w:ascii="宋体" w:eastAsia="宋体" w:hAnsi="宋体"/>
-              </w:rPr>
-            </w:pPr>
-            <w:r>
-              <w:rPr>
-                <w:rFonts w:ascii="宋体" w:eastAsia="宋体" w:hAnsi="宋体" w:hint="eastAsia"/>
+                <w:color w:val="000000" w:themeColor="text1"/>
+              </w:rPr>
+            </w:pPr>
+            <w:r>
+              <w:rPr>
+                <w:rFonts w:ascii="宋体" w:eastAsia="宋体" w:hAnsi="宋体" w:hint="eastAsia"/>
+                <w:color w:val="000000" w:themeColor="text1"/>
               </w:rPr>
               <w:t>类型</w:t>
             </w:r>
@@ -3292,11 +3755,13 @@
               <w:jc w:val="left"/>
               <w:rPr>
                 <w:rFonts w:ascii="宋体" w:eastAsia="宋体" w:hAnsi="宋体"/>
-              </w:rPr>
-            </w:pPr>
-            <w:r>
-              <w:rPr>
-                <w:rFonts w:ascii="宋体" w:eastAsia="宋体" w:hAnsi="宋体" w:hint="eastAsia"/>
+                <w:color w:val="000000" w:themeColor="text1"/>
+              </w:rPr>
+            </w:pPr>
+            <w:r>
+              <w:rPr>
+                <w:rFonts w:ascii="宋体" w:eastAsia="宋体" w:hAnsi="宋体" w:hint="eastAsia"/>
+                <w:color w:val="000000" w:themeColor="text1"/>
               </w:rPr>
               <w:t>主键</w:t>
             </w:r>
@@ -3312,11 +3777,13 @@
               <w:jc w:val="left"/>
               <w:rPr>
                 <w:rFonts w:ascii="宋体" w:eastAsia="宋体" w:hAnsi="宋体"/>
-              </w:rPr>
-            </w:pPr>
-            <w:r>
-              <w:rPr>
-                <w:rFonts w:ascii="宋体" w:eastAsia="宋体" w:hAnsi="宋体" w:hint="eastAsia"/>
+                <w:color w:val="000000" w:themeColor="text1"/>
+              </w:rPr>
+            </w:pPr>
+            <w:r>
+              <w:rPr>
+                <w:rFonts w:ascii="宋体" w:eastAsia="宋体" w:hAnsi="宋体" w:hint="eastAsia"/>
+                <w:color w:val="000000" w:themeColor="text1"/>
               </w:rPr>
               <w:t>说明</w:t>
             </w:r>
@@ -3334,11 +3801,13 @@
               <w:jc w:val="left"/>
               <w:rPr>
                 <w:rFonts w:ascii="宋体" w:eastAsia="宋体" w:hAnsi="宋体"/>
-              </w:rPr>
-            </w:pPr>
-            <w:r>
-              <w:rPr>
-                <w:rFonts w:ascii="宋体" w:eastAsia="宋体" w:hAnsi="宋体" w:hint="eastAsia"/>
+                <w:color w:val="000000" w:themeColor="text1"/>
+              </w:rPr>
+            </w:pPr>
+            <w:r>
+              <w:rPr>
+                <w:rFonts w:ascii="宋体" w:eastAsia="宋体" w:hAnsi="宋体" w:hint="eastAsia"/>
+                <w:color w:val="000000" w:themeColor="text1"/>
               </w:rPr>
               <w:t>计划id</w:t>
             </w:r>
@@ -3354,14 +3823,18 @@
               <w:jc w:val="left"/>
               <w:rPr>
                 <w:rFonts w:ascii="宋体" w:eastAsia="宋体" w:hAnsi="宋体"/>
-              </w:rPr>
-            </w:pPr>
-            <w:r>
-              <w:rPr>
-                <w:rFonts w:ascii="宋体" w:eastAsia="宋体" w:hAnsi="宋体"/>
+                <w:color w:val="000000" w:themeColor="text1"/>
+              </w:rPr>
+            </w:pPr>
+            <w:proofErr w:type="spellStart"/>
+            <w:r>
+              <w:rPr>
+                <w:rFonts w:ascii="宋体" w:eastAsia="宋体" w:hAnsi="宋体"/>
+                <w:color w:val="000000" w:themeColor="text1"/>
               </w:rPr>
               <w:t>schedule_id</w:t>
             </w:r>
+            <w:proofErr w:type="spellEnd"/>
           </w:p>
         </w:tc>
         <w:tc>
@@ -3374,11 +3847,13 @@
               <w:jc w:val="left"/>
               <w:rPr>
                 <w:rFonts w:ascii="宋体" w:eastAsia="宋体" w:hAnsi="宋体"/>
-              </w:rPr>
-            </w:pPr>
-            <w:r>
-              <w:rPr>
-                <w:rFonts w:ascii="宋体" w:eastAsia="宋体" w:hAnsi="宋体" w:hint="eastAsia"/>
+                <w:color w:val="000000" w:themeColor="text1"/>
+              </w:rPr>
+            </w:pPr>
+            <w:r>
+              <w:rPr>
+                <w:rFonts w:ascii="宋体" w:eastAsia="宋体" w:hAnsi="宋体" w:hint="eastAsia"/>
+                <w:color w:val="000000" w:themeColor="text1"/>
               </w:rPr>
               <w:t>integer</w:t>
             </w:r>
@@ -3394,11 +3869,13 @@
               <w:jc w:val="left"/>
               <w:rPr>
                 <w:rFonts w:ascii="宋体" w:eastAsia="宋体" w:hAnsi="宋体"/>
-              </w:rPr>
-            </w:pPr>
-            <w:r>
-              <w:rPr>
-                <w:rFonts w:ascii="宋体" w:eastAsia="宋体" w:hAnsi="宋体" w:hint="eastAsia"/>
+                <w:color w:val="000000" w:themeColor="text1"/>
+              </w:rPr>
+            </w:pPr>
+            <w:r>
+              <w:rPr>
+                <w:rFonts w:ascii="宋体" w:eastAsia="宋体" w:hAnsi="宋体" w:hint="eastAsia"/>
+                <w:color w:val="000000" w:themeColor="text1"/>
               </w:rPr>
               <w:t>Y</w:t>
             </w:r>
@@ -3414,11 +3891,13 @@
               <w:jc w:val="left"/>
               <w:rPr>
                 <w:rFonts w:ascii="宋体" w:eastAsia="宋体" w:hAnsi="宋体"/>
-              </w:rPr>
-            </w:pPr>
-            <w:r>
-              <w:rPr>
-                <w:rFonts w:ascii="宋体" w:eastAsia="宋体" w:hAnsi="宋体" w:hint="eastAsia"/>
+                <w:color w:val="000000" w:themeColor="text1"/>
+              </w:rPr>
+            </w:pPr>
+            <w:r>
+              <w:rPr>
+                <w:rFonts w:ascii="宋体" w:eastAsia="宋体" w:hAnsi="宋体" w:hint="eastAsia"/>
+                <w:color w:val="000000" w:themeColor="text1"/>
               </w:rPr>
               <w:t>递增</w:t>
             </w:r>
@@ -3436,13 +3915,13 @@
               <w:jc w:val="left"/>
               <w:rPr>
                 <w:rFonts w:ascii="宋体" w:eastAsia="宋体" w:hAnsi="宋体"/>
-                <w:color w:val="FF0000"/>
-              </w:rPr>
-            </w:pPr>
-            <w:r>
-              <w:rPr>
-                <w:rFonts w:ascii="宋体" w:eastAsia="宋体" w:hAnsi="宋体" w:hint="eastAsia"/>
-                <w:color w:val="FF0000"/>
+                <w:color w:val="000000" w:themeColor="text1"/>
+              </w:rPr>
+            </w:pPr>
+            <w:r>
+              <w:rPr>
+                <w:rFonts w:ascii="宋体" w:eastAsia="宋体" w:hAnsi="宋体" w:hint="eastAsia"/>
+                <w:color w:val="000000" w:themeColor="text1"/>
               </w:rPr>
               <w:t>分类</w:t>
             </w:r>
@@ -3458,13 +3937,13 @@
               <w:jc w:val="left"/>
               <w:rPr>
                 <w:rFonts w:ascii="宋体" w:eastAsia="宋体" w:hAnsi="宋体"/>
-                <w:color w:val="FF0000"/>
-              </w:rPr>
-            </w:pPr>
-            <w:r>
-              <w:rPr>
-                <w:rFonts w:ascii="宋体" w:eastAsia="宋体" w:hAnsi="宋体"/>
-                <w:color w:val="FF0000"/>
+                <w:color w:val="000000" w:themeColor="text1"/>
+              </w:rPr>
+            </w:pPr>
+            <w:r>
+              <w:rPr>
+                <w:rFonts w:ascii="宋体" w:eastAsia="宋体" w:hAnsi="宋体"/>
+                <w:color w:val="000000" w:themeColor="text1"/>
               </w:rPr>
               <w:t>type</w:t>
             </w:r>
@@ -3480,15 +3959,24 @@
               <w:jc w:val="left"/>
               <w:rPr>
                 <w:rFonts w:ascii="宋体" w:eastAsia="宋体" w:hAnsi="宋体"/>
-                <w:color w:val="FF0000"/>
-              </w:rPr>
-            </w:pPr>
-            <w:r>
-              <w:rPr>
-                <w:rFonts w:ascii="宋体" w:eastAsia="宋体" w:hAnsi="宋体"/>
-                <w:color w:val="FF0000"/>
-              </w:rPr>
-              <w:t>varchar(20)</w:t>
+                <w:color w:val="000000" w:themeColor="text1"/>
+              </w:rPr>
+            </w:pPr>
+            <w:proofErr w:type="gramStart"/>
+            <w:r>
+              <w:rPr>
+                <w:rFonts w:ascii="宋体" w:eastAsia="宋体" w:hAnsi="宋体"/>
+                <w:color w:val="000000" w:themeColor="text1"/>
+              </w:rPr>
+              <w:t>varchar(</w:t>
+            </w:r>
+            <w:proofErr w:type="gramEnd"/>
+            <w:r>
+              <w:rPr>
+                <w:rFonts w:ascii="宋体" w:eastAsia="宋体" w:hAnsi="宋体"/>
+                <w:color w:val="000000" w:themeColor="text1"/>
+              </w:rPr>
+              <w:t>20)</w:t>
             </w:r>
           </w:p>
         </w:tc>
@@ -3502,7 +3990,7 @@
               <w:jc w:val="left"/>
               <w:rPr>
                 <w:rFonts w:ascii="宋体" w:eastAsia="宋体" w:hAnsi="宋体"/>
-                <w:color w:val="FF0000"/>
+                <w:color w:val="000000" w:themeColor="text1"/>
               </w:rPr>
             </w:pPr>
           </w:p>
@@ -3517,16 +4005,9 @@
               <w:jc w:val="left"/>
               <w:rPr>
                 <w:rFonts w:ascii="宋体" w:eastAsia="宋体" w:hAnsi="宋体"/>
-                <w:color w:val="FF0000"/>
-              </w:rPr>
-            </w:pPr>
-            <w:r>
-              <w:rPr>
-                <w:rFonts w:ascii="宋体" w:eastAsia="宋体" w:hAnsi="宋体" w:hint="eastAsia"/>
-                <w:color w:val="FF0000"/>
-              </w:rPr>
-              <w:t>改成type</w:t>
-            </w:r>
+                <w:color w:val="000000" w:themeColor="text1"/>
+              </w:rPr>
+            </w:pPr>
           </w:p>
         </w:tc>
       </w:tr>
@@ -3541,13 +4022,13 @@
               <w:jc w:val="left"/>
               <w:rPr>
                 <w:rFonts w:ascii="宋体" w:eastAsia="宋体" w:hAnsi="宋体"/>
-                <w:color w:val="FF0000"/>
-              </w:rPr>
-            </w:pPr>
-            <w:r>
-              <w:rPr>
-                <w:rFonts w:ascii="宋体" w:eastAsia="宋体" w:hAnsi="宋体" w:hint="eastAsia"/>
-                <w:color w:val="FF0000"/>
+                <w:color w:val="000000" w:themeColor="text1"/>
+              </w:rPr>
+            </w:pPr>
+            <w:r>
+              <w:rPr>
+                <w:rFonts w:ascii="宋体" w:eastAsia="宋体" w:hAnsi="宋体" w:hint="eastAsia"/>
+                <w:color w:val="000000" w:themeColor="text1"/>
               </w:rPr>
               <w:t>二级分类</w:t>
             </w:r>
@@ -3563,23 +4044,18 @@
               <w:jc w:val="left"/>
               <w:rPr>
                 <w:rFonts w:ascii="宋体" w:eastAsia="宋体" w:hAnsi="宋体"/>
-                <w:color w:val="FF0000"/>
-              </w:rPr>
-            </w:pPr>
-            <w:r>
-              <w:rPr>
-                <w:rFonts w:ascii="宋体" w:eastAsia="宋体" w:hAnsi="宋体"/>
-                <w:color w:val="FF0000"/>
-              </w:rPr>
-              <w:t>sub</w:t>
-            </w:r>
-            <w:r>
-              <w:rPr>
-                <w:rFonts w:ascii="宋体" w:eastAsia="宋体" w:hAnsi="宋体"/>
-                <w:color w:val="FF0000"/>
-              </w:rPr>
-              <w:t>_type</w:t>
-            </w:r>
+                <w:color w:val="000000" w:themeColor="text1"/>
+              </w:rPr>
+            </w:pPr>
+            <w:proofErr w:type="spellStart"/>
+            <w:r>
+              <w:rPr>
+                <w:rFonts w:ascii="宋体" w:eastAsia="宋体" w:hAnsi="宋体"/>
+                <w:color w:val="000000" w:themeColor="text1"/>
+              </w:rPr>
+              <w:t>sub_type</w:t>
+            </w:r>
+            <w:proofErr w:type="spellEnd"/>
           </w:p>
         </w:tc>
         <w:tc>
@@ -3592,15 +4068,24 @@
               <w:jc w:val="left"/>
               <w:rPr>
                 <w:rFonts w:ascii="宋体" w:eastAsia="宋体" w:hAnsi="宋体"/>
-                <w:color w:val="FF0000"/>
-              </w:rPr>
-            </w:pPr>
-            <w:r>
-              <w:rPr>
-                <w:rFonts w:ascii="宋体" w:eastAsia="宋体" w:hAnsi="宋体"/>
-                <w:color w:val="FF0000"/>
-              </w:rPr>
-              <w:t>varchar(20)</w:t>
+                <w:color w:val="000000" w:themeColor="text1"/>
+              </w:rPr>
+            </w:pPr>
+            <w:proofErr w:type="gramStart"/>
+            <w:r>
+              <w:rPr>
+                <w:rFonts w:ascii="宋体" w:eastAsia="宋体" w:hAnsi="宋体"/>
+                <w:color w:val="000000" w:themeColor="text1"/>
+              </w:rPr>
+              <w:t>varchar(</w:t>
+            </w:r>
+            <w:proofErr w:type="gramEnd"/>
+            <w:r>
+              <w:rPr>
+                <w:rFonts w:ascii="宋体" w:eastAsia="宋体" w:hAnsi="宋体"/>
+                <w:color w:val="000000" w:themeColor="text1"/>
+              </w:rPr>
+              <w:t>20)</w:t>
             </w:r>
           </w:p>
         </w:tc>
@@ -3614,7 +4099,7 @@
               <w:jc w:val="left"/>
               <w:rPr>
                 <w:rFonts w:ascii="宋体" w:eastAsia="宋体" w:hAnsi="宋体"/>
-                <w:color w:val="FF0000"/>
+                <w:color w:val="000000" w:themeColor="text1"/>
               </w:rPr>
             </w:pPr>
           </w:p>
@@ -3629,23 +4114,9 @@
               <w:jc w:val="left"/>
               <w:rPr>
                 <w:rFonts w:ascii="宋体" w:eastAsia="宋体" w:hAnsi="宋体"/>
-                <w:color w:val="FF0000"/>
-              </w:rPr>
-            </w:pPr>
-            <w:r>
-              <w:rPr>
-                <w:rFonts w:ascii="宋体" w:eastAsia="宋体" w:hAnsi="宋体" w:hint="eastAsia"/>
-                <w:color w:val="FF0000"/>
-              </w:rPr>
-              <w:t>改为sub_</w:t>
-            </w:r>
-            <w:r>
-              <w:rPr>
-                <w:rFonts w:ascii="宋体" w:eastAsia="宋体" w:hAnsi="宋体"/>
-                <w:color w:val="FF0000"/>
-              </w:rPr>
-              <w:t>type</w:t>
-            </w:r>
+                <w:color w:val="000000" w:themeColor="text1"/>
+              </w:rPr>
+            </w:pPr>
           </w:p>
         </w:tc>
       </w:tr>
@@ -3660,13 +4131,13 @@
               <w:jc w:val="left"/>
               <w:rPr>
                 <w:rFonts w:ascii="宋体" w:eastAsia="宋体" w:hAnsi="宋体"/>
-                <w:color w:val="FF0000"/>
-              </w:rPr>
-            </w:pPr>
-            <w:r>
-              <w:rPr>
-                <w:rFonts w:ascii="宋体" w:eastAsia="宋体" w:hAnsi="宋体" w:hint="eastAsia"/>
-                <w:color w:val="FF0000"/>
+                <w:color w:val="000000" w:themeColor="text1"/>
+              </w:rPr>
+            </w:pPr>
+            <w:r>
+              <w:rPr>
+                <w:rFonts w:ascii="宋体" w:eastAsia="宋体" w:hAnsi="宋体" w:hint="eastAsia"/>
+                <w:color w:val="000000" w:themeColor="text1"/>
               </w:rPr>
               <w:t>任务名称</w:t>
             </w:r>
@@ -3682,16 +4153,18 @@
               <w:jc w:val="left"/>
               <w:rPr>
                 <w:rFonts w:ascii="宋体" w:eastAsia="宋体" w:hAnsi="宋体"/>
-                <w:color w:val="FF0000"/>
-              </w:rPr>
-            </w:pPr>
-            <w:r>
-              <w:rPr>
-                <w:rFonts w:ascii="宋体" w:eastAsia="宋体" w:hAnsi="宋体"/>
-                <w:color w:val="FF0000"/>
+                <w:color w:val="000000" w:themeColor="text1"/>
+              </w:rPr>
+            </w:pPr>
+            <w:proofErr w:type="spellStart"/>
+            <w:r>
+              <w:rPr>
+                <w:rFonts w:ascii="宋体" w:eastAsia="宋体" w:hAnsi="宋体"/>
+                <w:color w:val="000000" w:themeColor="text1"/>
               </w:rPr>
               <w:t>task_name</w:t>
             </w:r>
+            <w:proofErr w:type="spellEnd"/>
           </w:p>
         </w:tc>
         <w:tc>
@@ -3704,15 +4177,24 @@
               <w:jc w:val="left"/>
               <w:rPr>
                 <w:rFonts w:ascii="宋体" w:eastAsia="宋体" w:hAnsi="宋体"/>
-                <w:color w:val="FF0000"/>
-              </w:rPr>
-            </w:pPr>
-            <w:r>
-              <w:rPr>
-                <w:rFonts w:ascii="宋体" w:eastAsia="宋体" w:hAnsi="宋体"/>
-                <w:color w:val="FF0000"/>
-              </w:rPr>
-              <w:t>varchar(20)</w:t>
+                <w:color w:val="000000" w:themeColor="text1"/>
+              </w:rPr>
+            </w:pPr>
+            <w:proofErr w:type="gramStart"/>
+            <w:r>
+              <w:rPr>
+                <w:rFonts w:ascii="宋体" w:eastAsia="宋体" w:hAnsi="宋体"/>
+                <w:color w:val="000000" w:themeColor="text1"/>
+              </w:rPr>
+              <w:t>varchar(</w:t>
+            </w:r>
+            <w:proofErr w:type="gramEnd"/>
+            <w:r>
+              <w:rPr>
+                <w:rFonts w:ascii="宋体" w:eastAsia="宋体" w:hAnsi="宋体"/>
+                <w:color w:val="000000" w:themeColor="text1"/>
+              </w:rPr>
+              <w:t>20)</w:t>
             </w:r>
           </w:p>
         </w:tc>
@@ -3726,7 +4208,7 @@
               <w:jc w:val="left"/>
               <w:rPr>
                 <w:rFonts w:ascii="宋体" w:eastAsia="宋体" w:hAnsi="宋体"/>
-                <w:color w:val="FF0000"/>
+                <w:color w:val="000000" w:themeColor="text1"/>
               </w:rPr>
             </w:pPr>
           </w:p>
@@ -3741,30 +4223,9 @@
               <w:jc w:val="left"/>
               <w:rPr>
                 <w:rFonts w:ascii="宋体" w:eastAsia="宋体" w:hAnsi="宋体"/>
-                <w:color w:val="FF0000"/>
-              </w:rPr>
-            </w:pPr>
-            <w:r>
-              <w:rPr>
-                <w:rFonts w:ascii="宋体" w:eastAsia="宋体" w:hAnsi="宋体" w:hint="eastAsia"/>
-                <w:color w:val="FF0000"/>
-              </w:rPr>
-              <w:t>改为task</w:t>
-            </w:r>
-            <w:r>
-              <w:rPr>
-                <w:rFonts w:ascii="宋体" w:eastAsia="宋体" w:hAnsi="宋体"/>
-                <w:color w:val="FF0000"/>
-              </w:rPr>
-              <w:t>_</w:t>
-            </w:r>
-            <w:r>
-              <w:rPr>
-                <w:rFonts w:ascii="宋体" w:eastAsia="宋体" w:hAnsi="宋体" w:hint="eastAsia"/>
-                <w:color w:val="FF0000"/>
-              </w:rPr>
-              <w:t>name</w:t>
-            </w:r>
+                <w:color w:val="000000" w:themeColor="text1"/>
+              </w:rPr>
+            </w:pPr>
           </w:p>
         </w:tc>
       </w:tr>
@@ -3779,11 +4240,13 @@
               <w:jc w:val="left"/>
               <w:rPr>
                 <w:rFonts w:ascii="宋体" w:eastAsia="宋体" w:hAnsi="宋体"/>
-              </w:rPr>
-            </w:pPr>
-            <w:r>
-              <w:rPr>
-                <w:rFonts w:ascii="宋体" w:eastAsia="宋体" w:hAnsi="宋体" w:hint="eastAsia"/>
+                <w:color w:val="000000" w:themeColor="text1"/>
+              </w:rPr>
+            </w:pPr>
+            <w:r>
+              <w:rPr>
+                <w:rFonts w:ascii="宋体" w:eastAsia="宋体" w:hAnsi="宋体" w:hint="eastAsia"/>
+                <w:color w:val="000000" w:themeColor="text1"/>
               </w:rPr>
               <w:t>计划类型</w:t>
             </w:r>
@@ -3799,14 +4262,18 @@
               <w:jc w:val="left"/>
               <w:rPr>
                 <w:rFonts w:ascii="宋体" w:eastAsia="宋体" w:hAnsi="宋体"/>
-              </w:rPr>
-            </w:pPr>
-            <w:r>
-              <w:rPr>
-                <w:rFonts w:ascii="宋体" w:eastAsia="宋体" w:hAnsi="宋体"/>
+                <w:color w:val="000000" w:themeColor="text1"/>
+              </w:rPr>
+            </w:pPr>
+            <w:proofErr w:type="spellStart"/>
+            <w:r>
+              <w:rPr>
+                <w:rFonts w:ascii="宋体" w:eastAsia="宋体" w:hAnsi="宋体"/>
+                <w:color w:val="000000" w:themeColor="text1"/>
               </w:rPr>
               <w:t>schedule_type</w:t>
             </w:r>
+            <w:proofErr w:type="spellEnd"/>
           </w:p>
         </w:tc>
         <w:tc>
@@ -3819,13 +4286,24 @@
               <w:jc w:val="left"/>
               <w:rPr>
                 <w:rFonts w:ascii="宋体" w:eastAsia="宋体" w:hAnsi="宋体"/>
-              </w:rPr>
-            </w:pPr>
-            <w:r>
-              <w:rPr>
-                <w:rFonts w:ascii="宋体" w:eastAsia="宋体" w:hAnsi="宋体"/>
-              </w:rPr>
-              <w:t>varchar(20)</w:t>
+                <w:color w:val="000000" w:themeColor="text1"/>
+              </w:rPr>
+            </w:pPr>
+            <w:proofErr w:type="gramStart"/>
+            <w:r>
+              <w:rPr>
+                <w:rFonts w:ascii="宋体" w:eastAsia="宋体" w:hAnsi="宋体"/>
+                <w:color w:val="000000" w:themeColor="text1"/>
+              </w:rPr>
+              <w:t>varchar(</w:t>
+            </w:r>
+            <w:proofErr w:type="gramEnd"/>
+            <w:r>
+              <w:rPr>
+                <w:rFonts w:ascii="宋体" w:eastAsia="宋体" w:hAnsi="宋体"/>
+                <w:color w:val="000000" w:themeColor="text1"/>
+              </w:rPr>
+              <w:t>20)</w:t>
             </w:r>
           </w:p>
         </w:tc>
@@ -3839,6 +4317,7 @@
               <w:jc w:val="left"/>
               <w:rPr>
                 <w:rFonts w:ascii="宋体" w:eastAsia="宋体" w:hAnsi="宋体"/>
+                <w:color w:val="000000" w:themeColor="text1"/>
               </w:rPr>
             </w:pPr>
           </w:p>
@@ -3853,6 +4332,7 @@
               <w:jc w:val="left"/>
               <w:rPr>
                 <w:rFonts w:ascii="宋体" w:eastAsia="宋体" w:hAnsi="宋体"/>
+                <w:color w:val="000000" w:themeColor="text1"/>
               </w:rPr>
             </w:pPr>
           </w:p>
@@ -3869,11 +4349,13 @@
               <w:jc w:val="left"/>
               <w:rPr>
                 <w:rFonts w:ascii="宋体" w:eastAsia="宋体" w:hAnsi="宋体"/>
-              </w:rPr>
-            </w:pPr>
-            <w:r>
-              <w:rPr>
-                <w:rFonts w:ascii="宋体" w:eastAsia="宋体" w:hAnsi="宋体" w:hint="eastAsia"/>
+                <w:color w:val="000000" w:themeColor="text1"/>
+              </w:rPr>
+            </w:pPr>
+            <w:r>
+              <w:rPr>
+                <w:rFonts w:ascii="宋体" w:eastAsia="宋体" w:hAnsi="宋体" w:hint="eastAsia"/>
+                <w:color w:val="000000" w:themeColor="text1"/>
               </w:rPr>
               <w:t>计划频率</w:t>
             </w:r>
@@ -3889,14 +4371,18 @@
               <w:jc w:val="left"/>
               <w:rPr>
                 <w:rFonts w:ascii="宋体" w:eastAsia="宋体" w:hAnsi="宋体"/>
-              </w:rPr>
-            </w:pPr>
-            <w:r>
-              <w:rPr>
-                <w:rFonts w:ascii="宋体" w:eastAsia="宋体" w:hAnsi="宋体"/>
+                <w:color w:val="000000" w:themeColor="text1"/>
+              </w:rPr>
+            </w:pPr>
+            <w:proofErr w:type="spellStart"/>
+            <w:r>
+              <w:rPr>
+                <w:rFonts w:ascii="宋体" w:eastAsia="宋体" w:hAnsi="宋体"/>
+                <w:color w:val="000000" w:themeColor="text1"/>
               </w:rPr>
               <w:t>schedule_frequence</w:t>
             </w:r>
+            <w:proofErr w:type="spellEnd"/>
           </w:p>
         </w:tc>
         <w:tc>
@@ -3909,13 +4395,24 @@
               <w:jc w:val="left"/>
               <w:rPr>
                 <w:rFonts w:ascii="宋体" w:eastAsia="宋体" w:hAnsi="宋体"/>
-              </w:rPr>
-            </w:pPr>
-            <w:r>
-              <w:rPr>
-                <w:rFonts w:ascii="宋体" w:eastAsia="宋体" w:hAnsi="宋体"/>
-              </w:rPr>
-              <w:t>varchar(20)</w:t>
+                <w:color w:val="000000" w:themeColor="text1"/>
+              </w:rPr>
+            </w:pPr>
+            <w:proofErr w:type="gramStart"/>
+            <w:r>
+              <w:rPr>
+                <w:rFonts w:ascii="宋体" w:eastAsia="宋体" w:hAnsi="宋体"/>
+                <w:color w:val="000000" w:themeColor="text1"/>
+              </w:rPr>
+              <w:t>varchar(</w:t>
+            </w:r>
+            <w:proofErr w:type="gramEnd"/>
+            <w:r>
+              <w:rPr>
+                <w:rFonts w:ascii="宋体" w:eastAsia="宋体" w:hAnsi="宋体"/>
+                <w:color w:val="000000" w:themeColor="text1"/>
+              </w:rPr>
+              <w:t>20)</w:t>
             </w:r>
           </w:p>
         </w:tc>
@@ -3929,6 +4426,7 @@
               <w:jc w:val="left"/>
               <w:rPr>
                 <w:rFonts w:ascii="宋体" w:eastAsia="宋体" w:hAnsi="宋体"/>
+                <w:color w:val="000000" w:themeColor="text1"/>
               </w:rPr>
             </w:pPr>
           </w:p>
@@ -3943,6 +4441,7 @@
               <w:jc w:val="left"/>
               <w:rPr>
                 <w:rFonts w:ascii="宋体" w:eastAsia="宋体" w:hAnsi="宋体"/>
+                <w:color w:val="000000" w:themeColor="text1"/>
               </w:rPr>
             </w:pPr>
           </w:p>
@@ -3959,11 +4458,13 @@
               <w:jc w:val="left"/>
               <w:rPr>
                 <w:rFonts w:ascii="宋体" w:eastAsia="宋体" w:hAnsi="宋体"/>
-              </w:rPr>
-            </w:pPr>
-            <w:r>
-              <w:rPr>
-                <w:rFonts w:ascii="宋体" w:eastAsia="宋体" w:hAnsi="宋体" w:hint="eastAsia"/>
+                <w:color w:val="000000" w:themeColor="text1"/>
+              </w:rPr>
+            </w:pPr>
+            <w:r>
+              <w:rPr>
+                <w:rFonts w:ascii="宋体" w:eastAsia="宋体" w:hAnsi="宋体" w:hint="eastAsia"/>
+                <w:color w:val="000000" w:themeColor="text1"/>
               </w:rPr>
               <w:t>添加时间</w:t>
             </w:r>
@@ -3979,14 +4480,18 @@
               <w:jc w:val="left"/>
               <w:rPr>
                 <w:rFonts w:ascii="宋体" w:eastAsia="宋体" w:hAnsi="宋体"/>
-              </w:rPr>
-            </w:pPr>
-            <w:r>
-              <w:rPr>
-                <w:rFonts w:ascii="宋体" w:eastAsia="宋体" w:hAnsi="宋体"/>
+                <w:color w:val="000000" w:themeColor="text1"/>
+              </w:rPr>
+            </w:pPr>
+            <w:proofErr w:type="spellStart"/>
+            <w:r>
+              <w:rPr>
+                <w:rFonts w:ascii="宋体" w:eastAsia="宋体" w:hAnsi="宋体"/>
+                <w:color w:val="000000" w:themeColor="text1"/>
               </w:rPr>
               <w:t>addtime</w:t>
             </w:r>
+            <w:proofErr w:type="spellEnd"/>
           </w:p>
         </w:tc>
         <w:tc>
@@ -3999,11 +4504,13 @@
               <w:jc w:val="left"/>
               <w:rPr>
                 <w:rFonts w:ascii="宋体" w:eastAsia="宋体" w:hAnsi="宋体"/>
-              </w:rPr>
-            </w:pPr>
-            <w:r>
-              <w:rPr>
-                <w:rFonts w:ascii="宋体" w:eastAsia="宋体" w:hAnsi="宋体"/>
+                <w:color w:val="000000" w:themeColor="text1"/>
+              </w:rPr>
+            </w:pPr>
+            <w:r>
+              <w:rPr>
+                <w:rFonts w:ascii="宋体" w:eastAsia="宋体" w:hAnsi="宋体"/>
+                <w:color w:val="000000" w:themeColor="text1"/>
               </w:rPr>
               <w:t>datetime</w:t>
             </w:r>
@@ -4019,6 +4526,7 @@
               <w:jc w:val="left"/>
               <w:rPr>
                 <w:rFonts w:ascii="宋体" w:eastAsia="宋体" w:hAnsi="宋体"/>
+                <w:color w:val="000000" w:themeColor="text1"/>
               </w:rPr>
             </w:pPr>
           </w:p>
@@ -4033,17 +4541,20 @@
               <w:jc w:val="left"/>
               <w:rPr>
                 <w:rFonts w:ascii="宋体" w:eastAsia="宋体" w:hAnsi="宋体"/>
-              </w:rPr>
-            </w:pPr>
-            <w:r>
-              <w:rPr>
-                <w:rFonts w:ascii="宋体" w:eastAsia="宋体" w:hAnsi="宋体" w:hint="eastAsia"/>
+                <w:color w:val="000000" w:themeColor="text1"/>
+              </w:rPr>
+            </w:pPr>
+            <w:r>
+              <w:rPr>
+                <w:rFonts w:ascii="宋体" w:eastAsia="宋体" w:hAnsi="宋体" w:hint="eastAsia"/>
+                <w:color w:val="000000" w:themeColor="text1"/>
               </w:rPr>
               <w:t>默认now(</w:t>
             </w:r>
             <w:r>
               <w:rPr>
                 <w:rFonts w:ascii="宋体" w:eastAsia="宋体" w:hAnsi="宋体"/>
+                <w:color w:val="000000" w:themeColor="text1"/>
               </w:rPr>
               <w:t>)</w:t>
             </w:r>
@@ -4061,11 +4572,13 @@
               <w:jc w:val="left"/>
               <w:rPr>
                 <w:rFonts w:ascii="宋体" w:eastAsia="宋体" w:hAnsi="宋体"/>
-              </w:rPr>
-            </w:pPr>
-            <w:r>
-              <w:rPr>
-                <w:rFonts w:ascii="宋体" w:eastAsia="宋体" w:hAnsi="宋体" w:hint="eastAsia"/>
+                <w:color w:val="000000" w:themeColor="text1"/>
+              </w:rPr>
+            </w:pPr>
+            <w:r>
+              <w:rPr>
+                <w:rFonts w:ascii="宋体" w:eastAsia="宋体" w:hAnsi="宋体" w:hint="eastAsia"/>
+                <w:color w:val="000000" w:themeColor="text1"/>
               </w:rPr>
               <w:t>上次执行时间</w:t>
             </w:r>
@@ -4081,14 +4594,18 @@
               <w:jc w:val="left"/>
               <w:rPr>
                 <w:rFonts w:ascii="宋体" w:eastAsia="宋体" w:hAnsi="宋体"/>
-              </w:rPr>
-            </w:pPr>
-            <w:r>
-              <w:rPr>
-                <w:rFonts w:ascii="宋体" w:eastAsia="宋体" w:hAnsi="宋体"/>
+                <w:color w:val="000000" w:themeColor="text1"/>
+              </w:rPr>
+            </w:pPr>
+            <w:proofErr w:type="spellStart"/>
+            <w:r>
+              <w:rPr>
+                <w:rFonts w:ascii="宋体" w:eastAsia="宋体" w:hAnsi="宋体"/>
+                <w:color w:val="000000" w:themeColor="text1"/>
               </w:rPr>
               <w:t>lasttime</w:t>
             </w:r>
+            <w:proofErr w:type="spellEnd"/>
           </w:p>
         </w:tc>
         <w:tc>
@@ -4101,11 +4618,13 @@
               <w:jc w:val="left"/>
               <w:rPr>
                 <w:rFonts w:ascii="宋体" w:eastAsia="宋体" w:hAnsi="宋体"/>
-              </w:rPr>
-            </w:pPr>
-            <w:r>
-              <w:rPr>
-                <w:rFonts w:ascii="宋体" w:eastAsia="宋体" w:hAnsi="宋体"/>
+                <w:color w:val="000000" w:themeColor="text1"/>
+              </w:rPr>
+            </w:pPr>
+            <w:r>
+              <w:rPr>
+                <w:rFonts w:ascii="宋体" w:eastAsia="宋体" w:hAnsi="宋体"/>
+                <w:color w:val="000000" w:themeColor="text1"/>
               </w:rPr>
               <w:t>datetime</w:t>
             </w:r>
@@ -4121,6 +4640,7 @@
               <w:jc w:val="left"/>
               <w:rPr>
                 <w:rFonts w:ascii="宋体" w:eastAsia="宋体" w:hAnsi="宋体"/>
+                <w:color w:val="000000" w:themeColor="text1"/>
               </w:rPr>
             </w:pPr>
           </w:p>
@@ -4135,6 +4655,7 @@
               <w:jc w:val="left"/>
               <w:rPr>
                 <w:rFonts w:ascii="宋体" w:eastAsia="宋体" w:hAnsi="宋体"/>
+                <w:color w:val="000000" w:themeColor="text1"/>
               </w:rPr>
             </w:pPr>
           </w:p>
@@ -4151,11 +4672,13 @@
               <w:jc w:val="left"/>
               <w:rPr>
                 <w:rFonts w:ascii="宋体" w:eastAsia="宋体" w:hAnsi="宋体"/>
-              </w:rPr>
-            </w:pPr>
-            <w:r>
-              <w:rPr>
-                <w:rFonts w:ascii="宋体" w:eastAsia="宋体" w:hAnsi="宋体" w:hint="eastAsia"/>
+                <w:color w:val="000000" w:themeColor="text1"/>
+              </w:rPr>
+            </w:pPr>
+            <w:r>
+              <w:rPr>
+                <w:rFonts w:ascii="宋体" w:eastAsia="宋体" w:hAnsi="宋体" w:hint="eastAsia"/>
+                <w:color w:val="000000" w:themeColor="text1"/>
               </w:rPr>
               <w:t>下次执行时间</w:t>
             </w:r>
@@ -4171,14 +4694,18 @@
               <w:jc w:val="left"/>
               <w:rPr>
                 <w:rFonts w:ascii="宋体" w:eastAsia="宋体" w:hAnsi="宋体"/>
-              </w:rPr>
-            </w:pPr>
-            <w:r>
-              <w:rPr>
-                <w:rFonts w:ascii="宋体" w:eastAsia="宋体" w:hAnsi="宋体"/>
+                <w:color w:val="000000" w:themeColor="text1"/>
+              </w:rPr>
+            </w:pPr>
+            <w:proofErr w:type="spellStart"/>
+            <w:r>
+              <w:rPr>
+                <w:rFonts w:ascii="宋体" w:eastAsia="宋体" w:hAnsi="宋体"/>
+                <w:color w:val="000000" w:themeColor="text1"/>
               </w:rPr>
               <w:t>nexttime</w:t>
             </w:r>
+            <w:proofErr w:type="spellEnd"/>
           </w:p>
         </w:tc>
         <w:tc>
@@ -4191,11 +4718,13 @@
               <w:jc w:val="left"/>
               <w:rPr>
                 <w:rFonts w:ascii="宋体" w:eastAsia="宋体" w:hAnsi="宋体"/>
-              </w:rPr>
-            </w:pPr>
-            <w:r>
-              <w:rPr>
-                <w:rFonts w:ascii="宋体" w:eastAsia="宋体" w:hAnsi="宋体"/>
+                <w:color w:val="000000" w:themeColor="text1"/>
+              </w:rPr>
+            </w:pPr>
+            <w:r>
+              <w:rPr>
+                <w:rFonts w:ascii="宋体" w:eastAsia="宋体" w:hAnsi="宋体"/>
+                <w:color w:val="000000" w:themeColor="text1"/>
               </w:rPr>
               <w:t>datetime</w:t>
             </w:r>
@@ -4211,6 +4740,7 @@
               <w:jc w:val="left"/>
               <w:rPr>
                 <w:rFonts w:ascii="宋体" w:eastAsia="宋体" w:hAnsi="宋体"/>
+                <w:color w:val="000000" w:themeColor="text1"/>
               </w:rPr>
             </w:pPr>
           </w:p>
@@ -4225,6 +4755,7 @@
               <w:jc w:val="left"/>
               <w:rPr>
                 <w:rFonts w:ascii="宋体" w:eastAsia="宋体" w:hAnsi="宋体"/>
+                <w:color w:val="000000" w:themeColor="text1"/>
               </w:rPr>
             </w:pPr>
           </w:p>
@@ -4241,11 +4772,13 @@
               <w:jc w:val="left"/>
               <w:rPr>
                 <w:rFonts w:ascii="宋体" w:eastAsia="宋体" w:hAnsi="宋体"/>
-              </w:rPr>
-            </w:pPr>
-            <w:r>
-              <w:rPr>
-                <w:rFonts w:ascii="宋体" w:eastAsia="宋体" w:hAnsi="宋体" w:hint="eastAsia"/>
+                <w:color w:val="000000" w:themeColor="text1"/>
+              </w:rPr>
+            </w:pPr>
+            <w:r>
+              <w:rPr>
+                <w:rFonts w:ascii="宋体" w:eastAsia="宋体" w:hAnsi="宋体" w:hint="eastAsia"/>
+                <w:color w:val="000000" w:themeColor="text1"/>
               </w:rPr>
               <w:t>是否禁用</w:t>
             </w:r>
@@ -4261,14 +4794,18 @@
               <w:jc w:val="left"/>
               <w:rPr>
                 <w:rFonts w:ascii="宋体" w:eastAsia="宋体" w:hAnsi="宋体"/>
-              </w:rPr>
-            </w:pPr>
-            <w:r>
-              <w:rPr>
-                <w:rFonts w:ascii="宋体" w:eastAsia="宋体" w:hAnsi="宋体"/>
+                <w:color w:val="000000" w:themeColor="text1"/>
+              </w:rPr>
+            </w:pPr>
+            <w:proofErr w:type="spellStart"/>
+            <w:r>
+              <w:rPr>
+                <w:rFonts w:ascii="宋体" w:eastAsia="宋体" w:hAnsi="宋体"/>
+                <w:color w:val="000000" w:themeColor="text1"/>
               </w:rPr>
               <w:t>isabandon</w:t>
             </w:r>
+            <w:proofErr w:type="spellEnd"/>
           </w:p>
         </w:tc>
         <w:tc>
@@ -4281,11 +4818,13 @@
               <w:jc w:val="left"/>
               <w:rPr>
                 <w:rFonts w:ascii="宋体" w:eastAsia="宋体" w:hAnsi="宋体"/>
-              </w:rPr>
-            </w:pPr>
-            <w:r>
-              <w:rPr>
-                <w:rFonts w:ascii="宋体" w:eastAsia="宋体" w:hAnsi="宋体" w:hint="eastAsia"/>
+                <w:color w:val="000000" w:themeColor="text1"/>
+              </w:rPr>
+            </w:pPr>
+            <w:r>
+              <w:rPr>
+                <w:rFonts w:ascii="宋体" w:eastAsia="宋体" w:hAnsi="宋体" w:hint="eastAsia"/>
+                <w:color w:val="000000" w:themeColor="text1"/>
               </w:rPr>
               <w:t>integer</w:t>
             </w:r>
@@ -4301,6 +4840,7 @@
               <w:jc w:val="left"/>
               <w:rPr>
                 <w:rFonts w:ascii="宋体" w:eastAsia="宋体" w:hAnsi="宋体"/>
+                <w:color w:val="000000" w:themeColor="text1"/>
               </w:rPr>
             </w:pPr>
           </w:p>
@@ -4315,11 +4855,13 @@
               <w:jc w:val="left"/>
               <w:rPr>
                 <w:rFonts w:ascii="宋体" w:eastAsia="宋体" w:hAnsi="宋体"/>
-              </w:rPr>
-            </w:pPr>
-            <w:r>
-              <w:rPr>
-                <w:rFonts w:ascii="宋体" w:eastAsia="宋体" w:hAnsi="宋体" w:hint="eastAsia"/>
+                <w:color w:val="000000" w:themeColor="text1"/>
+              </w:rPr>
+            </w:pPr>
+            <w:r>
+              <w:rPr>
+                <w:rFonts w:ascii="宋体" w:eastAsia="宋体" w:hAnsi="宋体" w:hint="eastAsia"/>
+                <w:color w:val="000000" w:themeColor="text1"/>
               </w:rPr>
               <w:t>默认0</w:t>
             </w:r>
@@ -4332,34 +4874,56 @@
         <w:jc w:val="left"/>
         <w:rPr>
           <w:rFonts w:ascii="宋体" w:eastAsia="宋体" w:hAnsi="宋体"/>
+          <w:color w:val="000000" w:themeColor="text1"/>
         </w:rPr>
       </w:pPr>
     </w:p>
     <w:p>
       <w:pPr>
         <w:pStyle w:val="2"/>
+        <w:rPr>
+          <w:color w:val="000000" w:themeColor="text1"/>
+        </w:rPr>
       </w:pPr>
       <w:r>
         <w:rPr>
           <w:rFonts w:hint="eastAsia"/>
+          <w:color w:val="000000" w:themeColor="text1"/>
         </w:rPr>
-        <w:t>计划任务表（s</w:t>
+        <w:t>计划任务表（</w:t>
+      </w:r>
+      <w:proofErr w:type="spellStart"/>
+      <w:r>
+        <w:rPr>
+          <w:rFonts w:hint="eastAsia"/>
+          <w:color w:val="000000" w:themeColor="text1"/>
+        </w:rPr>
+        <w:t>s</w:t>
       </w:r>
       <w:r>
+        <w:rPr>
+          <w:color w:val="000000" w:themeColor="text1"/>
+        </w:rPr>
         <w:t>chedule</w:t>
       </w:r>
       <w:r>
         <w:rPr>
           <w:rFonts w:hint="eastAsia"/>
+          <w:color w:val="000000" w:themeColor="text1"/>
         </w:rPr>
         <w:t>_</w:t>
       </w:r>
       <w:r>
+        <w:rPr>
+          <w:color w:val="000000" w:themeColor="text1"/>
+        </w:rPr>
         <w:t>task</w:t>
       </w:r>
+      <w:proofErr w:type="spellEnd"/>
       <w:r>
         <w:rPr>
           <w:rFonts w:hint="eastAsia"/>
+          <w:color w:val="000000" w:themeColor="text1"/>
         </w:rPr>
         <w:t>）</w:t>
       </w:r>
@@ -4396,11 +4960,13 @@
               <w:jc w:val="left"/>
               <w:rPr>
                 <w:rFonts w:ascii="宋体" w:eastAsia="宋体" w:hAnsi="宋体"/>
-              </w:rPr>
-            </w:pPr>
-            <w:r>
-              <w:rPr>
-                <w:rFonts w:ascii="宋体" w:eastAsia="宋体" w:hAnsi="宋体" w:hint="eastAsia"/>
+                <w:color w:val="000000" w:themeColor="text1"/>
+              </w:rPr>
+            </w:pPr>
+            <w:r>
+              <w:rPr>
+                <w:rFonts w:ascii="宋体" w:eastAsia="宋体" w:hAnsi="宋体" w:hint="eastAsia"/>
+                <w:color w:val="000000" w:themeColor="text1"/>
               </w:rPr>
               <w:t>字段描述</w:t>
             </w:r>
@@ -4416,11 +4982,13 @@
               <w:jc w:val="left"/>
               <w:rPr>
                 <w:rFonts w:ascii="宋体" w:eastAsia="宋体" w:hAnsi="宋体"/>
-              </w:rPr>
-            </w:pPr>
-            <w:r>
-              <w:rPr>
-                <w:rFonts w:ascii="宋体" w:eastAsia="宋体" w:hAnsi="宋体" w:hint="eastAsia"/>
+                <w:color w:val="000000" w:themeColor="text1"/>
+              </w:rPr>
+            </w:pPr>
+            <w:r>
+              <w:rPr>
+                <w:rFonts w:ascii="宋体" w:eastAsia="宋体" w:hAnsi="宋体" w:hint="eastAsia"/>
+                <w:color w:val="000000" w:themeColor="text1"/>
               </w:rPr>
               <w:t>字段名</w:t>
             </w:r>
@@ -4436,11 +5004,13 @@
               <w:jc w:val="left"/>
               <w:rPr>
                 <w:rFonts w:ascii="宋体" w:eastAsia="宋体" w:hAnsi="宋体"/>
-              </w:rPr>
-            </w:pPr>
-            <w:r>
-              <w:rPr>
-                <w:rFonts w:ascii="宋体" w:eastAsia="宋体" w:hAnsi="宋体" w:hint="eastAsia"/>
+                <w:color w:val="000000" w:themeColor="text1"/>
+              </w:rPr>
+            </w:pPr>
+            <w:r>
+              <w:rPr>
+                <w:rFonts w:ascii="宋体" w:eastAsia="宋体" w:hAnsi="宋体" w:hint="eastAsia"/>
+                <w:color w:val="000000" w:themeColor="text1"/>
               </w:rPr>
               <w:t>类型</w:t>
             </w:r>
@@ -4456,11 +5026,13 @@
               <w:jc w:val="left"/>
               <w:rPr>
                 <w:rFonts w:ascii="宋体" w:eastAsia="宋体" w:hAnsi="宋体"/>
-              </w:rPr>
-            </w:pPr>
-            <w:r>
-              <w:rPr>
-                <w:rFonts w:ascii="宋体" w:eastAsia="宋体" w:hAnsi="宋体" w:hint="eastAsia"/>
+                <w:color w:val="000000" w:themeColor="text1"/>
+              </w:rPr>
+            </w:pPr>
+            <w:r>
+              <w:rPr>
+                <w:rFonts w:ascii="宋体" w:eastAsia="宋体" w:hAnsi="宋体" w:hint="eastAsia"/>
+                <w:color w:val="000000" w:themeColor="text1"/>
               </w:rPr>
               <w:t>主键</w:t>
             </w:r>
@@ -4476,11 +5048,13 @@
               <w:jc w:val="left"/>
               <w:rPr>
                 <w:rFonts w:ascii="宋体" w:eastAsia="宋体" w:hAnsi="宋体"/>
-              </w:rPr>
-            </w:pPr>
-            <w:r>
-              <w:rPr>
-                <w:rFonts w:ascii="宋体" w:eastAsia="宋体" w:hAnsi="宋体" w:hint="eastAsia"/>
+                <w:color w:val="000000" w:themeColor="text1"/>
+              </w:rPr>
+            </w:pPr>
+            <w:r>
+              <w:rPr>
+                <w:rFonts w:ascii="宋体" w:eastAsia="宋体" w:hAnsi="宋体" w:hint="eastAsia"/>
+                <w:color w:val="000000" w:themeColor="text1"/>
               </w:rPr>
               <w:t>说明</w:t>
             </w:r>
@@ -4498,11 +5072,13 @@
               <w:jc w:val="left"/>
               <w:rPr>
                 <w:rFonts w:ascii="宋体" w:eastAsia="宋体" w:hAnsi="宋体"/>
-              </w:rPr>
-            </w:pPr>
-            <w:r>
-              <w:rPr>
-                <w:rFonts w:ascii="宋体" w:eastAsia="宋体" w:hAnsi="宋体" w:hint="eastAsia"/>
+                <w:color w:val="000000" w:themeColor="text1"/>
+              </w:rPr>
+            </w:pPr>
+            <w:r>
+              <w:rPr>
+                <w:rFonts w:ascii="宋体" w:eastAsia="宋体" w:hAnsi="宋体" w:hint="eastAsia"/>
+                <w:color w:val="000000" w:themeColor="text1"/>
               </w:rPr>
               <w:t>执行id</w:t>
             </w:r>
@@ -4518,11 +5094,13 @@
               <w:jc w:val="left"/>
               <w:rPr>
                 <w:rFonts w:ascii="宋体" w:eastAsia="宋体" w:hAnsi="宋体"/>
-              </w:rPr>
-            </w:pPr>
-            <w:r>
-              <w:rPr>
-                <w:rFonts w:ascii="宋体" w:eastAsia="宋体" w:hAnsi="宋体"/>
+                <w:color w:val="000000" w:themeColor="text1"/>
+              </w:rPr>
+            </w:pPr>
+            <w:r>
+              <w:rPr>
+                <w:rFonts w:ascii="宋体" w:eastAsia="宋体" w:hAnsi="宋体"/>
+                <w:color w:val="000000" w:themeColor="text1"/>
               </w:rPr>
               <w:t>id</w:t>
             </w:r>
@@ -4538,11 +5116,13 @@
               <w:jc w:val="left"/>
               <w:rPr>
                 <w:rFonts w:ascii="宋体" w:eastAsia="宋体" w:hAnsi="宋体"/>
-              </w:rPr>
-            </w:pPr>
-            <w:r>
-              <w:rPr>
-                <w:rFonts w:ascii="宋体" w:eastAsia="宋体" w:hAnsi="宋体" w:hint="eastAsia"/>
+                <w:color w:val="000000" w:themeColor="text1"/>
+              </w:rPr>
+            </w:pPr>
+            <w:r>
+              <w:rPr>
+                <w:rFonts w:ascii="宋体" w:eastAsia="宋体" w:hAnsi="宋体" w:hint="eastAsia"/>
+                <w:color w:val="000000" w:themeColor="text1"/>
               </w:rPr>
               <w:t>integer</w:t>
             </w:r>
@@ -4558,11 +5138,13 @@
               <w:jc w:val="left"/>
               <w:rPr>
                 <w:rFonts w:ascii="宋体" w:eastAsia="宋体" w:hAnsi="宋体"/>
-              </w:rPr>
-            </w:pPr>
-            <w:r>
-              <w:rPr>
-                <w:rFonts w:ascii="宋体" w:eastAsia="宋体" w:hAnsi="宋体" w:hint="eastAsia"/>
+                <w:color w:val="000000" w:themeColor="text1"/>
+              </w:rPr>
+            </w:pPr>
+            <w:r>
+              <w:rPr>
+                <w:rFonts w:ascii="宋体" w:eastAsia="宋体" w:hAnsi="宋体" w:hint="eastAsia"/>
+                <w:color w:val="000000" w:themeColor="text1"/>
               </w:rPr>
               <w:t>Y</w:t>
             </w:r>
@@ -4578,11 +5160,13 @@
               <w:jc w:val="left"/>
               <w:rPr>
                 <w:rFonts w:ascii="宋体" w:eastAsia="宋体" w:hAnsi="宋体"/>
-              </w:rPr>
-            </w:pPr>
-            <w:r>
-              <w:rPr>
-                <w:rFonts w:ascii="宋体" w:eastAsia="宋体" w:hAnsi="宋体" w:hint="eastAsia"/>
+                <w:color w:val="000000" w:themeColor="text1"/>
+              </w:rPr>
+            </w:pPr>
+            <w:r>
+              <w:rPr>
+                <w:rFonts w:ascii="宋体" w:eastAsia="宋体" w:hAnsi="宋体" w:hint="eastAsia"/>
+                <w:color w:val="000000" w:themeColor="text1"/>
               </w:rPr>
               <w:t>递增</w:t>
             </w:r>
@@ -4600,11 +5184,13 @@
               <w:jc w:val="left"/>
               <w:rPr>
                 <w:rFonts w:ascii="宋体" w:eastAsia="宋体" w:hAnsi="宋体"/>
-              </w:rPr>
-            </w:pPr>
-            <w:r>
-              <w:rPr>
-                <w:rFonts w:ascii="宋体" w:eastAsia="宋体" w:hAnsi="宋体" w:hint="eastAsia"/>
+                <w:color w:val="000000" w:themeColor="text1"/>
+              </w:rPr>
+            </w:pPr>
+            <w:r>
+              <w:rPr>
+                <w:rFonts w:ascii="宋体" w:eastAsia="宋体" w:hAnsi="宋体" w:hint="eastAsia"/>
+                <w:color w:val="000000" w:themeColor="text1"/>
               </w:rPr>
               <w:t>计划id</w:t>
             </w:r>
@@ -4620,14 +5206,18 @@
               <w:jc w:val="left"/>
               <w:rPr>
                 <w:rFonts w:ascii="宋体" w:eastAsia="宋体" w:hAnsi="宋体"/>
-              </w:rPr>
-            </w:pPr>
-            <w:r>
-              <w:rPr>
-                <w:rFonts w:ascii="宋体" w:eastAsia="宋体" w:hAnsi="宋体"/>
+                <w:color w:val="000000" w:themeColor="text1"/>
+              </w:rPr>
+            </w:pPr>
+            <w:proofErr w:type="spellStart"/>
+            <w:r>
+              <w:rPr>
+                <w:rFonts w:ascii="宋体" w:eastAsia="宋体" w:hAnsi="宋体"/>
+                <w:color w:val="000000" w:themeColor="text1"/>
               </w:rPr>
               <w:t>schedule_id</w:t>
             </w:r>
+            <w:proofErr w:type="spellEnd"/>
           </w:p>
         </w:tc>
         <w:tc>
@@ -4640,11 +5230,13 @@
               <w:jc w:val="left"/>
               <w:rPr>
                 <w:rFonts w:ascii="宋体" w:eastAsia="宋体" w:hAnsi="宋体"/>
-              </w:rPr>
-            </w:pPr>
-            <w:r>
-              <w:rPr>
-                <w:rFonts w:ascii="宋体" w:eastAsia="宋体" w:hAnsi="宋体" w:hint="eastAsia"/>
+                <w:color w:val="000000" w:themeColor="text1"/>
+              </w:rPr>
+            </w:pPr>
+            <w:r>
+              <w:rPr>
+                <w:rFonts w:ascii="宋体" w:eastAsia="宋体" w:hAnsi="宋体" w:hint="eastAsia"/>
+                <w:color w:val="000000" w:themeColor="text1"/>
               </w:rPr>
               <w:t>integer</w:t>
             </w:r>
@@ -4660,6 +5252,7 @@
               <w:jc w:val="left"/>
               <w:rPr>
                 <w:rFonts w:ascii="宋体" w:eastAsia="宋体" w:hAnsi="宋体"/>
+                <w:color w:val="000000" w:themeColor="text1"/>
               </w:rPr>
             </w:pPr>
           </w:p>
@@ -4674,6 +5267,7 @@
               <w:jc w:val="left"/>
               <w:rPr>
                 <w:rFonts w:ascii="宋体" w:eastAsia="宋体" w:hAnsi="宋体"/>
+                <w:color w:val="000000" w:themeColor="text1"/>
               </w:rPr>
             </w:pPr>
           </w:p>
@@ -4690,11 +5284,13 @@
               <w:jc w:val="left"/>
               <w:rPr>
                 <w:rFonts w:ascii="宋体" w:eastAsia="宋体" w:hAnsi="宋体"/>
-              </w:rPr>
-            </w:pPr>
-            <w:r>
-              <w:rPr>
-                <w:rFonts w:ascii="宋体" w:eastAsia="宋体" w:hAnsi="宋体" w:hint="eastAsia"/>
+                <w:color w:val="000000" w:themeColor="text1"/>
+              </w:rPr>
+            </w:pPr>
+            <w:r>
+              <w:rPr>
+                <w:rFonts w:ascii="宋体" w:eastAsia="宋体" w:hAnsi="宋体" w:hint="eastAsia"/>
+                <w:color w:val="000000" w:themeColor="text1"/>
               </w:rPr>
               <w:t>任务id</w:t>
             </w:r>
@@ -4710,20 +5306,25 @@
               <w:jc w:val="left"/>
               <w:rPr>
                 <w:rFonts w:ascii="宋体" w:eastAsia="宋体" w:hAnsi="宋体"/>
-              </w:rPr>
-            </w:pPr>
-            <w:r>
-              <w:rPr>
-                <w:rFonts w:ascii="宋体" w:eastAsia="宋体" w:hAnsi="宋体" w:hint="eastAsia"/>
+                <w:color w:val="000000" w:themeColor="text1"/>
+              </w:rPr>
+            </w:pPr>
+            <w:proofErr w:type="spellStart"/>
+            <w:r>
+              <w:rPr>
+                <w:rFonts w:ascii="宋体" w:eastAsia="宋体" w:hAnsi="宋体" w:hint="eastAsia"/>
+                <w:color w:val="000000" w:themeColor="text1"/>
               </w:rPr>
               <w:t>task</w:t>
             </w:r>
             <w:r>
               <w:rPr>
                 <w:rFonts w:ascii="宋体" w:eastAsia="宋体" w:hAnsi="宋体"/>
+                <w:color w:val="000000" w:themeColor="text1"/>
               </w:rPr>
               <w:t>_id</w:t>
             </w:r>
+            <w:proofErr w:type="spellEnd"/>
           </w:p>
         </w:tc>
         <w:tc>
@@ -4736,11 +5337,13 @@
               <w:jc w:val="left"/>
               <w:rPr>
                 <w:rFonts w:ascii="宋体" w:eastAsia="宋体" w:hAnsi="宋体"/>
-              </w:rPr>
-            </w:pPr>
-            <w:r>
-              <w:rPr>
-                <w:rFonts w:ascii="宋体" w:eastAsia="宋体" w:hAnsi="宋体" w:hint="eastAsia"/>
+                <w:color w:val="000000" w:themeColor="text1"/>
+              </w:rPr>
+            </w:pPr>
+            <w:r>
+              <w:rPr>
+                <w:rFonts w:ascii="宋体" w:eastAsia="宋体" w:hAnsi="宋体" w:hint="eastAsia"/>
+                <w:color w:val="000000" w:themeColor="text1"/>
               </w:rPr>
               <w:t>integer</w:t>
             </w:r>
@@ -4756,6 +5359,7 @@
               <w:jc w:val="left"/>
               <w:rPr>
                 <w:rFonts w:ascii="宋体" w:eastAsia="宋体" w:hAnsi="宋体"/>
+                <w:color w:val="000000" w:themeColor="text1"/>
               </w:rPr>
             </w:pPr>
           </w:p>
@@ -4770,6 +5374,7 @@
               <w:jc w:val="left"/>
               <w:rPr>
                 <w:rFonts w:ascii="宋体" w:eastAsia="宋体" w:hAnsi="宋体"/>
+                <w:color w:val="000000" w:themeColor="text1"/>
               </w:rPr>
             </w:pPr>
           </w:p>
@@ -4786,11 +5391,13 @@
               <w:jc w:val="left"/>
               <w:rPr>
                 <w:rFonts w:ascii="宋体" w:eastAsia="宋体" w:hAnsi="宋体"/>
-              </w:rPr>
-            </w:pPr>
-            <w:r>
-              <w:rPr>
-                <w:rFonts w:ascii="宋体" w:eastAsia="宋体" w:hAnsi="宋体" w:hint="eastAsia"/>
+                <w:color w:val="000000" w:themeColor="text1"/>
+              </w:rPr>
+            </w:pPr>
+            <w:r>
+              <w:rPr>
+                <w:rFonts w:ascii="宋体" w:eastAsia="宋体" w:hAnsi="宋体" w:hint="eastAsia"/>
+                <w:color w:val="000000" w:themeColor="text1"/>
               </w:rPr>
               <w:t>添加时间</w:t>
             </w:r>
@@ -4806,14 +5413,18 @@
               <w:jc w:val="left"/>
               <w:rPr>
                 <w:rFonts w:ascii="宋体" w:eastAsia="宋体" w:hAnsi="宋体"/>
-              </w:rPr>
-            </w:pPr>
-            <w:r>
-              <w:rPr>
-                <w:rFonts w:ascii="宋体" w:eastAsia="宋体" w:hAnsi="宋体"/>
+                <w:color w:val="000000" w:themeColor="text1"/>
+              </w:rPr>
+            </w:pPr>
+            <w:proofErr w:type="spellStart"/>
+            <w:r>
+              <w:rPr>
+                <w:rFonts w:ascii="宋体" w:eastAsia="宋体" w:hAnsi="宋体"/>
+                <w:color w:val="000000" w:themeColor="text1"/>
               </w:rPr>
               <w:t>addtime</w:t>
             </w:r>
+            <w:proofErr w:type="spellEnd"/>
           </w:p>
         </w:tc>
         <w:tc>
@@ -4826,11 +5437,13 @@
               <w:jc w:val="left"/>
               <w:rPr>
                 <w:rFonts w:ascii="宋体" w:eastAsia="宋体" w:hAnsi="宋体"/>
-              </w:rPr>
-            </w:pPr>
-            <w:r>
-              <w:rPr>
-                <w:rFonts w:ascii="宋体" w:eastAsia="宋体" w:hAnsi="宋体"/>
+                <w:color w:val="000000" w:themeColor="text1"/>
+              </w:rPr>
+            </w:pPr>
+            <w:r>
+              <w:rPr>
+                <w:rFonts w:ascii="宋体" w:eastAsia="宋体" w:hAnsi="宋体"/>
+                <w:color w:val="000000" w:themeColor="text1"/>
               </w:rPr>
               <w:t>datetime</w:t>
             </w:r>
@@ -4846,6 +5459,7 @@
               <w:jc w:val="left"/>
               <w:rPr>
                 <w:rFonts w:ascii="宋体" w:eastAsia="宋体" w:hAnsi="宋体"/>
+                <w:color w:val="000000" w:themeColor="text1"/>
               </w:rPr>
             </w:pPr>
           </w:p>
@@ -4860,17 +5474,20 @@
               <w:jc w:val="left"/>
               <w:rPr>
                 <w:rFonts w:ascii="宋体" w:eastAsia="宋体" w:hAnsi="宋体"/>
-              </w:rPr>
-            </w:pPr>
-            <w:r>
-              <w:rPr>
-                <w:rFonts w:ascii="宋体" w:eastAsia="宋体" w:hAnsi="宋体" w:hint="eastAsia"/>
+                <w:color w:val="000000" w:themeColor="text1"/>
+              </w:rPr>
+            </w:pPr>
+            <w:r>
+              <w:rPr>
+                <w:rFonts w:ascii="宋体" w:eastAsia="宋体" w:hAnsi="宋体" w:hint="eastAsia"/>
+                <w:color w:val="000000" w:themeColor="text1"/>
               </w:rPr>
               <w:t>默认now(</w:t>
             </w:r>
             <w:r>
               <w:rPr>
                 <w:rFonts w:ascii="宋体" w:eastAsia="宋体" w:hAnsi="宋体"/>
+                <w:color w:val="000000" w:themeColor="text1"/>
               </w:rPr>
               <w:t>)</w:t>
             </w:r>
@@ -4888,11 +5505,13 @@
               <w:jc w:val="left"/>
               <w:rPr>
                 <w:rFonts w:ascii="宋体" w:eastAsia="宋体" w:hAnsi="宋体"/>
-              </w:rPr>
-            </w:pPr>
-            <w:r>
-              <w:rPr>
-                <w:rFonts w:ascii="宋体" w:eastAsia="宋体" w:hAnsi="宋体" w:hint="eastAsia"/>
+                <w:color w:val="000000" w:themeColor="text1"/>
+              </w:rPr>
+            </w:pPr>
+            <w:r>
+              <w:rPr>
+                <w:rFonts w:ascii="宋体" w:eastAsia="宋体" w:hAnsi="宋体" w:hint="eastAsia"/>
+                <w:color w:val="000000" w:themeColor="text1"/>
               </w:rPr>
               <w:t>任务结束时间</w:t>
             </w:r>
@@ -4908,14 +5527,18 @@
               <w:jc w:val="left"/>
               <w:rPr>
                 <w:rFonts w:ascii="宋体" w:eastAsia="宋体" w:hAnsi="宋体"/>
-              </w:rPr>
-            </w:pPr>
-            <w:r>
-              <w:rPr>
-                <w:rFonts w:ascii="宋体" w:eastAsia="宋体" w:hAnsi="宋体"/>
+                <w:color w:val="000000" w:themeColor="text1"/>
+              </w:rPr>
+            </w:pPr>
+            <w:proofErr w:type="spellStart"/>
+            <w:r>
+              <w:rPr>
+                <w:rFonts w:ascii="宋体" w:eastAsia="宋体" w:hAnsi="宋体"/>
+                <w:color w:val="000000" w:themeColor="text1"/>
               </w:rPr>
               <w:t>etime</w:t>
             </w:r>
+            <w:proofErr w:type="spellEnd"/>
           </w:p>
         </w:tc>
         <w:tc>
@@ -4928,11 +5551,13 @@
               <w:jc w:val="left"/>
               <w:rPr>
                 <w:rFonts w:ascii="宋体" w:eastAsia="宋体" w:hAnsi="宋体"/>
-              </w:rPr>
-            </w:pPr>
-            <w:r>
-              <w:rPr>
-                <w:rFonts w:ascii="宋体" w:eastAsia="宋体" w:hAnsi="宋体"/>
+                <w:color w:val="000000" w:themeColor="text1"/>
+              </w:rPr>
+            </w:pPr>
+            <w:r>
+              <w:rPr>
+                <w:rFonts w:ascii="宋体" w:eastAsia="宋体" w:hAnsi="宋体"/>
+                <w:color w:val="000000" w:themeColor="text1"/>
               </w:rPr>
               <w:t>datetime</w:t>
             </w:r>
@@ -4948,6 +5573,7 @@
               <w:jc w:val="left"/>
               <w:rPr>
                 <w:rFonts w:ascii="宋体" w:eastAsia="宋体" w:hAnsi="宋体"/>
+                <w:color w:val="000000" w:themeColor="text1"/>
               </w:rPr>
             </w:pPr>
           </w:p>
@@ -4962,6 +5588,7 @@
               <w:jc w:val="left"/>
               <w:rPr>
                 <w:rFonts w:ascii="宋体" w:eastAsia="宋体" w:hAnsi="宋体"/>
+                <w:color w:val="000000" w:themeColor="text1"/>
               </w:rPr>
             </w:pPr>
           </w:p>
@@ -4973,25 +5600,36 @@
         <w:jc w:val="left"/>
         <w:rPr>
           <w:rFonts w:ascii="宋体" w:eastAsia="宋体" w:hAnsi="宋体"/>
+          <w:color w:val="000000" w:themeColor="text1"/>
         </w:rPr>
       </w:pPr>
     </w:p>
     <w:p>
       <w:pPr>
         <w:pStyle w:val="2"/>
+        <w:rPr>
+          <w:color w:val="000000" w:themeColor="text1"/>
+        </w:rPr>
       </w:pPr>
       <w:r>
         <w:rPr>
           <w:rFonts w:hint="eastAsia"/>
+          <w:color w:val="000000" w:themeColor="text1"/>
         </w:rPr>
         <w:t>系统配置表（</w:t>
       </w:r>
+      <w:proofErr w:type="spellStart"/>
       <w:r>
+        <w:rPr>
+          <w:color w:val="000000" w:themeColor="text1"/>
+        </w:rPr>
         <w:t>sys_cfg</w:t>
       </w:r>
+      <w:proofErr w:type="spellEnd"/>
       <w:r>
         <w:rPr>
           <w:rFonts w:hint="eastAsia"/>
+          <w:color w:val="000000" w:themeColor="text1"/>
         </w:rPr>
         <w:t>）</w:t>
       </w:r>
@@ -5028,11 +5666,13 @@
               <w:jc w:val="left"/>
               <w:rPr>
                 <w:rFonts w:ascii="宋体" w:eastAsia="宋体" w:hAnsi="宋体"/>
-              </w:rPr>
-            </w:pPr>
-            <w:r>
-              <w:rPr>
-                <w:rFonts w:ascii="宋体" w:eastAsia="宋体" w:hAnsi="宋体" w:hint="eastAsia"/>
+                <w:color w:val="000000" w:themeColor="text1"/>
+              </w:rPr>
+            </w:pPr>
+            <w:r>
+              <w:rPr>
+                <w:rFonts w:ascii="宋体" w:eastAsia="宋体" w:hAnsi="宋体" w:hint="eastAsia"/>
+                <w:color w:val="000000" w:themeColor="text1"/>
               </w:rPr>
               <w:t>字段描述</w:t>
             </w:r>
@@ -5048,11 +5688,13 @@
               <w:jc w:val="left"/>
               <w:rPr>
                 <w:rFonts w:ascii="宋体" w:eastAsia="宋体" w:hAnsi="宋体"/>
-              </w:rPr>
-            </w:pPr>
-            <w:r>
-              <w:rPr>
-                <w:rFonts w:ascii="宋体" w:eastAsia="宋体" w:hAnsi="宋体" w:hint="eastAsia"/>
+                <w:color w:val="000000" w:themeColor="text1"/>
+              </w:rPr>
+            </w:pPr>
+            <w:r>
+              <w:rPr>
+                <w:rFonts w:ascii="宋体" w:eastAsia="宋体" w:hAnsi="宋体" w:hint="eastAsia"/>
+                <w:color w:val="000000" w:themeColor="text1"/>
               </w:rPr>
               <w:t>字段名</w:t>
             </w:r>
@@ -5068,11 +5710,13 @@
               <w:jc w:val="left"/>
               <w:rPr>
                 <w:rFonts w:ascii="宋体" w:eastAsia="宋体" w:hAnsi="宋体"/>
-              </w:rPr>
-            </w:pPr>
-            <w:r>
-              <w:rPr>
-                <w:rFonts w:ascii="宋体" w:eastAsia="宋体" w:hAnsi="宋体" w:hint="eastAsia"/>
+                <w:color w:val="000000" w:themeColor="text1"/>
+              </w:rPr>
+            </w:pPr>
+            <w:r>
+              <w:rPr>
+                <w:rFonts w:ascii="宋体" w:eastAsia="宋体" w:hAnsi="宋体" w:hint="eastAsia"/>
+                <w:color w:val="000000" w:themeColor="text1"/>
               </w:rPr>
               <w:t>类型</w:t>
             </w:r>
@@ -5088,11 +5732,13 @@
               <w:jc w:val="left"/>
               <w:rPr>
                 <w:rFonts w:ascii="宋体" w:eastAsia="宋体" w:hAnsi="宋体"/>
-              </w:rPr>
-            </w:pPr>
-            <w:r>
-              <w:rPr>
-                <w:rFonts w:ascii="宋体" w:eastAsia="宋体" w:hAnsi="宋体" w:hint="eastAsia"/>
+                <w:color w:val="000000" w:themeColor="text1"/>
+              </w:rPr>
+            </w:pPr>
+            <w:r>
+              <w:rPr>
+                <w:rFonts w:ascii="宋体" w:eastAsia="宋体" w:hAnsi="宋体" w:hint="eastAsia"/>
+                <w:color w:val="000000" w:themeColor="text1"/>
               </w:rPr>
               <w:t>主键</w:t>
             </w:r>
@@ -5108,11 +5754,13 @@
               <w:jc w:val="left"/>
               <w:rPr>
                 <w:rFonts w:ascii="宋体" w:eastAsia="宋体" w:hAnsi="宋体"/>
-              </w:rPr>
-            </w:pPr>
-            <w:r>
-              <w:rPr>
-                <w:rFonts w:ascii="宋体" w:eastAsia="宋体" w:hAnsi="宋体" w:hint="eastAsia"/>
+                <w:color w:val="000000" w:themeColor="text1"/>
+              </w:rPr>
+            </w:pPr>
+            <w:r>
+              <w:rPr>
+                <w:rFonts w:ascii="宋体" w:eastAsia="宋体" w:hAnsi="宋体" w:hint="eastAsia"/>
+                <w:color w:val="000000" w:themeColor="text1"/>
               </w:rPr>
               <w:t>说明</w:t>
             </w:r>
@@ -5130,11 +5778,13 @@
               <w:jc w:val="left"/>
               <w:rPr>
                 <w:rFonts w:ascii="宋体" w:eastAsia="宋体" w:hAnsi="宋体"/>
-              </w:rPr>
-            </w:pPr>
-            <w:r>
-              <w:rPr>
-                <w:rFonts w:ascii="宋体" w:eastAsia="宋体" w:hAnsi="宋体" w:hint="eastAsia"/>
+                <w:color w:val="000000" w:themeColor="text1"/>
+              </w:rPr>
+            </w:pPr>
+            <w:r>
+              <w:rPr>
+                <w:rFonts w:ascii="宋体" w:eastAsia="宋体" w:hAnsi="宋体" w:hint="eastAsia"/>
+                <w:color w:val="000000" w:themeColor="text1"/>
               </w:rPr>
               <w:t>id</w:t>
             </w:r>
@@ -5150,11 +5800,13 @@
               <w:jc w:val="left"/>
               <w:rPr>
                 <w:rFonts w:ascii="宋体" w:eastAsia="宋体" w:hAnsi="宋体"/>
-              </w:rPr>
-            </w:pPr>
-            <w:r>
-              <w:rPr>
-                <w:rFonts w:ascii="宋体" w:eastAsia="宋体" w:hAnsi="宋体"/>
+                <w:color w:val="000000" w:themeColor="text1"/>
+              </w:rPr>
+            </w:pPr>
+            <w:r>
+              <w:rPr>
+                <w:rFonts w:ascii="宋体" w:eastAsia="宋体" w:hAnsi="宋体"/>
+                <w:color w:val="000000" w:themeColor="text1"/>
               </w:rPr>
               <w:t>id</w:t>
             </w:r>
@@ -5170,11 +5822,13 @@
               <w:jc w:val="left"/>
               <w:rPr>
                 <w:rFonts w:ascii="宋体" w:eastAsia="宋体" w:hAnsi="宋体"/>
-              </w:rPr>
-            </w:pPr>
-            <w:r>
-              <w:rPr>
-                <w:rFonts w:ascii="宋体" w:eastAsia="宋体" w:hAnsi="宋体" w:hint="eastAsia"/>
+                <w:color w:val="000000" w:themeColor="text1"/>
+              </w:rPr>
+            </w:pPr>
+            <w:r>
+              <w:rPr>
+                <w:rFonts w:ascii="宋体" w:eastAsia="宋体" w:hAnsi="宋体" w:hint="eastAsia"/>
+                <w:color w:val="000000" w:themeColor="text1"/>
               </w:rPr>
               <w:t>integer</w:t>
             </w:r>
@@ -5190,11 +5844,13 @@
               <w:jc w:val="left"/>
               <w:rPr>
                 <w:rFonts w:ascii="宋体" w:eastAsia="宋体" w:hAnsi="宋体"/>
-              </w:rPr>
-            </w:pPr>
-            <w:r>
-              <w:rPr>
-                <w:rFonts w:ascii="宋体" w:eastAsia="宋体" w:hAnsi="宋体" w:hint="eastAsia"/>
+                <w:color w:val="000000" w:themeColor="text1"/>
+              </w:rPr>
+            </w:pPr>
+            <w:r>
+              <w:rPr>
+                <w:rFonts w:ascii="宋体" w:eastAsia="宋体" w:hAnsi="宋体" w:hint="eastAsia"/>
+                <w:color w:val="000000" w:themeColor="text1"/>
               </w:rPr>
               <w:t>Y</w:t>
             </w:r>
@@ -5210,11 +5866,13 @@
               <w:jc w:val="left"/>
               <w:rPr>
                 <w:rFonts w:ascii="宋体" w:eastAsia="宋体" w:hAnsi="宋体"/>
-              </w:rPr>
-            </w:pPr>
-            <w:r>
-              <w:rPr>
-                <w:rFonts w:ascii="宋体" w:eastAsia="宋体" w:hAnsi="宋体" w:hint="eastAsia"/>
+                <w:color w:val="000000" w:themeColor="text1"/>
+              </w:rPr>
+            </w:pPr>
+            <w:r>
+              <w:rPr>
+                <w:rFonts w:ascii="宋体" w:eastAsia="宋体" w:hAnsi="宋体" w:hint="eastAsia"/>
+                <w:color w:val="000000" w:themeColor="text1"/>
               </w:rPr>
               <w:t>递增</w:t>
             </w:r>
@@ -5232,11 +5890,13 @@
               <w:jc w:val="left"/>
               <w:rPr>
                 <w:rFonts w:ascii="宋体" w:eastAsia="宋体" w:hAnsi="宋体"/>
-              </w:rPr>
-            </w:pPr>
-            <w:r>
-              <w:rPr>
-                <w:rFonts w:ascii="宋体" w:eastAsia="宋体" w:hAnsi="宋体" w:hint="eastAsia"/>
+                <w:color w:val="000000" w:themeColor="text1"/>
+              </w:rPr>
+            </w:pPr>
+            <w:r>
+              <w:rPr>
+                <w:rFonts w:ascii="宋体" w:eastAsia="宋体" w:hAnsi="宋体" w:hint="eastAsia"/>
+                <w:color w:val="000000" w:themeColor="text1"/>
               </w:rPr>
               <w:t>类型</w:t>
             </w:r>
@@ -5252,11 +5912,13 @@
               <w:jc w:val="left"/>
               <w:rPr>
                 <w:rFonts w:ascii="宋体" w:eastAsia="宋体" w:hAnsi="宋体"/>
-              </w:rPr>
-            </w:pPr>
-            <w:r>
-              <w:rPr>
-                <w:rFonts w:ascii="宋体" w:eastAsia="宋体" w:hAnsi="宋体"/>
+                <w:color w:val="000000" w:themeColor="text1"/>
+              </w:rPr>
+            </w:pPr>
+            <w:r>
+              <w:rPr>
+                <w:rFonts w:ascii="宋体" w:eastAsia="宋体" w:hAnsi="宋体"/>
+                <w:color w:val="000000" w:themeColor="text1"/>
               </w:rPr>
               <w:t>type</w:t>
             </w:r>
@@ -5272,13 +5934,24 @@
               <w:jc w:val="left"/>
               <w:rPr>
                 <w:rFonts w:ascii="宋体" w:eastAsia="宋体" w:hAnsi="宋体"/>
-              </w:rPr>
-            </w:pPr>
-            <w:r>
-              <w:rPr>
-                <w:rFonts w:ascii="宋体" w:eastAsia="宋体" w:hAnsi="宋体"/>
-              </w:rPr>
-              <w:t>varchar(200)</w:t>
+                <w:color w:val="000000" w:themeColor="text1"/>
+              </w:rPr>
+            </w:pPr>
+            <w:proofErr w:type="gramStart"/>
+            <w:r>
+              <w:rPr>
+                <w:rFonts w:ascii="宋体" w:eastAsia="宋体" w:hAnsi="宋体"/>
+                <w:color w:val="000000" w:themeColor="text1"/>
+              </w:rPr>
+              <w:t>varchar(</w:t>
+            </w:r>
+            <w:proofErr w:type="gramEnd"/>
+            <w:r>
+              <w:rPr>
+                <w:rFonts w:ascii="宋体" w:eastAsia="宋体" w:hAnsi="宋体"/>
+                <w:color w:val="000000" w:themeColor="text1"/>
+              </w:rPr>
+              <w:t>200)</w:t>
             </w:r>
           </w:p>
         </w:tc>
@@ -5292,6 +5965,7 @@
               <w:jc w:val="left"/>
               <w:rPr>
                 <w:rFonts w:ascii="宋体" w:eastAsia="宋体" w:hAnsi="宋体"/>
+                <w:color w:val="000000" w:themeColor="text1"/>
               </w:rPr>
             </w:pPr>
           </w:p>
@@ -5306,6 +5980,7 @@
               <w:jc w:val="left"/>
               <w:rPr>
                 <w:rFonts w:ascii="宋体" w:eastAsia="宋体" w:hAnsi="宋体"/>
+                <w:color w:val="000000" w:themeColor="text1"/>
               </w:rPr>
             </w:pPr>
           </w:p>
@@ -5322,11 +5997,13 @@
               <w:jc w:val="left"/>
               <w:rPr>
                 <w:rFonts w:ascii="宋体" w:eastAsia="宋体" w:hAnsi="宋体"/>
-              </w:rPr>
-            </w:pPr>
-            <w:r>
-              <w:rPr>
-                <w:rFonts w:ascii="宋体" w:eastAsia="宋体" w:hAnsi="宋体" w:hint="eastAsia"/>
+                <w:color w:val="000000" w:themeColor="text1"/>
+              </w:rPr>
+            </w:pPr>
+            <w:r>
+              <w:rPr>
+                <w:rFonts w:ascii="宋体" w:eastAsia="宋体" w:hAnsi="宋体" w:hint="eastAsia"/>
+                <w:color w:val="000000" w:themeColor="text1"/>
               </w:rPr>
               <w:t>名称</w:t>
             </w:r>
@@ -5342,11 +6019,13 @@
               <w:jc w:val="left"/>
               <w:rPr>
                 <w:rFonts w:ascii="宋体" w:eastAsia="宋体" w:hAnsi="宋体"/>
-              </w:rPr>
-            </w:pPr>
-            <w:r>
-              <w:rPr>
-                <w:rFonts w:ascii="宋体" w:eastAsia="宋体" w:hAnsi="宋体"/>
+                <w:color w:val="000000" w:themeColor="text1"/>
+              </w:rPr>
+            </w:pPr>
+            <w:r>
+              <w:rPr>
+                <w:rFonts w:ascii="宋体" w:eastAsia="宋体" w:hAnsi="宋体"/>
+                <w:color w:val="000000" w:themeColor="text1"/>
               </w:rPr>
               <w:t>name</w:t>
             </w:r>
@@ -5362,13 +6041,24 @@
               <w:jc w:val="left"/>
               <w:rPr>
                 <w:rFonts w:ascii="宋体" w:eastAsia="宋体" w:hAnsi="宋体"/>
-              </w:rPr>
-            </w:pPr>
-            <w:r>
-              <w:rPr>
-                <w:rFonts w:ascii="宋体" w:eastAsia="宋体" w:hAnsi="宋体"/>
-              </w:rPr>
-              <w:t>varchar(20)</w:t>
+                <w:color w:val="000000" w:themeColor="text1"/>
+              </w:rPr>
+            </w:pPr>
+            <w:proofErr w:type="gramStart"/>
+            <w:r>
+              <w:rPr>
+                <w:rFonts w:ascii="宋体" w:eastAsia="宋体" w:hAnsi="宋体"/>
+                <w:color w:val="000000" w:themeColor="text1"/>
+              </w:rPr>
+              <w:t>varchar(</w:t>
+            </w:r>
+            <w:proofErr w:type="gramEnd"/>
+            <w:r>
+              <w:rPr>
+                <w:rFonts w:ascii="宋体" w:eastAsia="宋体" w:hAnsi="宋体"/>
+                <w:color w:val="000000" w:themeColor="text1"/>
+              </w:rPr>
+              <w:t>20)</w:t>
             </w:r>
           </w:p>
         </w:tc>
@@ -5382,6 +6072,7 @@
               <w:jc w:val="left"/>
               <w:rPr>
                 <w:rFonts w:ascii="宋体" w:eastAsia="宋体" w:hAnsi="宋体"/>
+                <w:color w:val="000000" w:themeColor="text1"/>
               </w:rPr>
             </w:pPr>
           </w:p>
@@ -5396,6 +6087,7 @@
               <w:jc w:val="left"/>
               <w:rPr>
                 <w:rFonts w:ascii="宋体" w:eastAsia="宋体" w:hAnsi="宋体"/>
+                <w:color w:val="000000" w:themeColor="text1"/>
               </w:rPr>
             </w:pPr>
           </w:p>
@@ -5412,11 +6104,13 @@
               <w:jc w:val="left"/>
               <w:rPr>
                 <w:rFonts w:ascii="宋体" w:eastAsia="宋体" w:hAnsi="宋体"/>
-              </w:rPr>
-            </w:pPr>
-            <w:r>
-              <w:rPr>
-                <w:rFonts w:ascii="宋体" w:eastAsia="宋体" w:hAnsi="宋体" w:hint="eastAsia"/>
+                <w:color w:val="000000" w:themeColor="text1"/>
+              </w:rPr>
+            </w:pPr>
+            <w:r>
+              <w:rPr>
+                <w:rFonts w:ascii="宋体" w:eastAsia="宋体" w:hAnsi="宋体" w:hint="eastAsia"/>
+                <w:color w:val="000000" w:themeColor="text1"/>
               </w:rPr>
               <w:t>数值</w:t>
             </w:r>
@@ -5432,17 +6126,20 @@
               <w:jc w:val="left"/>
               <w:rPr>
                 <w:rFonts w:ascii="宋体" w:eastAsia="宋体" w:hAnsi="宋体"/>
-              </w:rPr>
-            </w:pPr>
-            <w:r>
-              <w:rPr>
-                <w:rFonts w:ascii="宋体" w:eastAsia="宋体" w:hAnsi="宋体" w:hint="eastAsia"/>
+                <w:color w:val="000000" w:themeColor="text1"/>
+              </w:rPr>
+            </w:pPr>
+            <w:r>
+              <w:rPr>
+                <w:rFonts w:ascii="宋体" w:eastAsia="宋体" w:hAnsi="宋体" w:hint="eastAsia"/>
+                <w:color w:val="000000" w:themeColor="text1"/>
               </w:rPr>
               <w:t>v</w:t>
             </w:r>
             <w:r>
               <w:rPr>
                 <w:rFonts w:ascii="宋体" w:eastAsia="宋体" w:hAnsi="宋体"/>
+                <w:color w:val="000000" w:themeColor="text1"/>
               </w:rPr>
               <w:t>alue</w:t>
             </w:r>
@@ -5458,13 +6155,24 @@
               <w:jc w:val="left"/>
               <w:rPr>
                 <w:rFonts w:ascii="宋体" w:eastAsia="宋体" w:hAnsi="宋体"/>
-              </w:rPr>
-            </w:pPr>
-            <w:r>
-              <w:rPr>
-                <w:rFonts w:ascii="宋体" w:eastAsia="宋体" w:hAnsi="宋体"/>
-              </w:rPr>
-              <w:t>varchar(100)</w:t>
+                <w:color w:val="000000" w:themeColor="text1"/>
+              </w:rPr>
+            </w:pPr>
+            <w:proofErr w:type="gramStart"/>
+            <w:r>
+              <w:rPr>
+                <w:rFonts w:ascii="宋体" w:eastAsia="宋体" w:hAnsi="宋体"/>
+                <w:color w:val="000000" w:themeColor="text1"/>
+              </w:rPr>
+              <w:t>varchar(</w:t>
+            </w:r>
+            <w:proofErr w:type="gramEnd"/>
+            <w:r>
+              <w:rPr>
+                <w:rFonts w:ascii="宋体" w:eastAsia="宋体" w:hAnsi="宋体"/>
+                <w:color w:val="000000" w:themeColor="text1"/>
+              </w:rPr>
+              <w:t>100)</w:t>
             </w:r>
           </w:p>
         </w:tc>
@@ -5478,6 +6186,7 @@
               <w:jc w:val="left"/>
               <w:rPr>
                 <w:rFonts w:ascii="宋体" w:eastAsia="宋体" w:hAnsi="宋体"/>
+                <w:color w:val="000000" w:themeColor="text1"/>
               </w:rPr>
             </w:pPr>
           </w:p>
@@ -5492,6 +6201,7 @@
               <w:jc w:val="left"/>
               <w:rPr>
                 <w:rFonts w:ascii="宋体" w:eastAsia="宋体" w:hAnsi="宋体"/>
+                <w:color w:val="000000" w:themeColor="text1"/>
               </w:rPr>
             </w:pPr>
           </w:p>
@@ -5503,6 +6213,7 @@
         <w:jc w:val="left"/>
         <w:rPr>
           <w:rFonts w:ascii="宋体" w:eastAsia="宋体" w:hAnsi="宋体"/>
+          <w:color w:val="000000" w:themeColor="text1"/>
         </w:rPr>
       </w:pPr>
     </w:p>
